--- a/reports/hw03/Ranjan_HW3_PDF.docx
+++ b/reports/hw03/Ranjan_HW3_PDF.docx
@@ -874,7 +874,7 @@
     <w:p>
       <w:r>
         <w:pict w14:anchorId="0C533FA4">
-          <v:rect id="_x0000_i1031" style="width:0;height:1.5pt" o:hralign="center" o:hrstd="t" o:hr="t" fillcolor="#a0a0a0" stroked="f"/>
+          <v:rect id="_x0000_i1025" style="width:0;height:1.5pt" o:hralign="center" o:hrstd="t" o:hr="t" fillcolor="#a0a0a0" stroked="f"/>
         </w:pict>
       </w:r>
     </w:p>
@@ -948,10 +948,14 @@
           </w:p>
           <w:p>
             <w:r>
-              <w:t xml:space="preserve">    </w:t>
+              <w:t xml:space="preserve">    </w:t>
             </w:r>
             <w:proofErr w:type="spellStart"/>
             <w:r>
+              <w:rPr>
+                <w:b/>
+                <w:bCs/>
+              </w:rPr>
               <w:t>SessionMiddleware</w:t>
             </w:r>
             <w:proofErr w:type="spellEnd"/>
@@ -961,7 +965,7 @@
           </w:p>
           <w:p>
             <w:r>
-              <w:t xml:space="preserve">    </w:t>
+              <w:t xml:space="preserve">    </w:t>
             </w:r>
             <w:proofErr w:type="spellStart"/>
             <w:r>
@@ -974,7 +978,7 @@
           </w:p>
           <w:p>
             <w:r>
-              <w:t xml:space="preserve">    </w:t>
+              <w:t xml:space="preserve">    </w:t>
             </w:r>
             <w:proofErr w:type="spellStart"/>
             <w:r>
@@ -982,40 +986,15 @@
             </w:r>
             <w:proofErr w:type="spellEnd"/>
             <w:r>
-              <w:t>=120,</w:t>
+              <w:t>=120</w:t>
             </w:r>
           </w:p>
           <w:p>
             <w:r>
-              <w:t xml:space="preserve">    </w:t>
-            </w:r>
-            <w:proofErr w:type="spellStart"/>
-            <w:r>
-              <w:t>same_site</w:t>
-            </w:r>
-            <w:proofErr w:type="spellEnd"/>
-            <w:r>
-              <w:t>="lax",</w:t>
+              <w:t>)</w:t>
             </w:r>
           </w:p>
-          <w:p>
-            <w:r>
-              <w:t xml:space="preserve">    </w:t>
-            </w:r>
-            <w:proofErr w:type="spellStart"/>
-            <w:r>
-              <w:t>https_only</w:t>
-            </w:r>
-            <w:proofErr w:type="spellEnd"/>
-            <w:r>
-              <w:t>=False</w:t>
-            </w:r>
-          </w:p>
-          <w:p>
-            <w:r>
-              <w:t>)</w:t>
-            </w:r>
-          </w:p>
+          <w:p/>
         </w:tc>
       </w:tr>
     </w:tbl>
@@ -1206,7 +1185,6 @@
               <w:spacing w:line="278" w:lineRule="auto"/>
             </w:pPr>
             <w:r>
-              <w:lastRenderedPageBreak/>
               <w:t xml:space="preserve">now = </w:t>
             </w:r>
             <w:proofErr w:type="spellStart"/>
@@ -1225,6 +1203,7 @@
               <w:spacing w:line="278" w:lineRule="auto"/>
             </w:pPr>
             <w:r>
+              <w:lastRenderedPageBreak/>
               <w:t xml:space="preserve">if </w:t>
             </w:r>
             <w:proofErr w:type="spellStart"/>
@@ -1333,36 +1312,289 @@
         <w:br/>
       </w:r>
       <w:r>
+        <w:drawing>
+          <wp:inline distT="0" distB="0" distL="0" distR="0" wp14:anchorId="571411C0" wp14:editId="5D031B0C">
+            <wp:extent cx="5943600" cy="2779395"/>
+            <wp:effectExtent l="133350" t="114300" r="133350" b="173355"/>
+            <wp:docPr id="2043357722" name="Picture 1"/>
+            <wp:cNvGraphicFramePr>
+              <a:graphicFrameLocks xmlns:a="http://schemas.openxmlformats.org/drawingml/2006/main" noChangeAspect="1"/>
+            </wp:cNvGraphicFramePr>
+            <a:graphic xmlns:a="http://schemas.openxmlformats.org/drawingml/2006/main">
+              <a:graphicData uri="http://schemas.openxmlformats.org/drawingml/2006/picture">
+                <pic:pic xmlns:pic="http://schemas.openxmlformats.org/drawingml/2006/picture">
+                  <pic:nvPicPr>
+                    <pic:cNvPr id="2043357722" name=""/>
+                    <pic:cNvPicPr/>
+                  </pic:nvPicPr>
+                  <pic:blipFill>
+                    <a:blip r:embed="rId5"/>
+                    <a:stretch>
+                      <a:fillRect/>
+                    </a:stretch>
+                  </pic:blipFill>
+                  <pic:spPr>
+                    <a:xfrm>
+                      <a:off x="0" y="0"/>
+                      <a:ext cx="5943600" cy="2779395"/>
+                    </a:xfrm>
+                    <a:prstGeom prst="rect">
+                      <a:avLst/>
+                    </a:prstGeom>
+                    <a:solidFill>
+                      <a:srgbClr val="FFFFFF">
+                        <a:shade val="85000"/>
+                      </a:srgbClr>
+                    </a:solidFill>
+                    <a:ln w="88900" cap="sq">
+                      <a:solidFill>
+                        <a:srgbClr val="FFFFFF"/>
+                      </a:solidFill>
+                      <a:miter lim="800000"/>
+                    </a:ln>
+                    <a:effectLst>
+                      <a:outerShdw blurRad="55000" dist="18000" dir="5400000" algn="tl" rotWithShape="0">
+                        <a:srgbClr val="000000">
+                          <a:alpha val="40000"/>
+                        </a:srgbClr>
+                      </a:outerShdw>
+                    </a:effectLst>
+                    <a:scene3d>
+                      <a:camera prst="orthographicFront"/>
+                      <a:lightRig rig="twoPt" dir="t">
+                        <a:rot lat="0" lon="0" rev="7200000"/>
+                      </a:lightRig>
+                    </a:scene3d>
+                    <a:sp3d>
+                      <a:bevelT w="25400" h="19050"/>
+                      <a:contourClr>
+                        <a:srgbClr val="FFFFFF"/>
+                      </a:contourClr>
+                    </a:sp3d>
+                  </pic:spPr>
+                </pic:pic>
+              </a:graphicData>
+            </a:graphic>
+          </wp:inline>
+        </w:drawing>
+      </w:r>
+    </w:p>
+    <w:p>
+      <w:pPr>
+        <w:numPr>
+          <w:ilvl w:val="0"/>
+          <w:numId w:val="3"/>
+        </w:numPr>
+      </w:pPr>
+      <w:r>
+        <w:rPr>
+          <w:b/>
+          <w:bCs/>
+        </w:rPr>
+        <w:lastRenderedPageBreak/>
+        <w:t>Login Page</w:t>
+      </w:r>
+      <w:r>
+        <w:br/>
+      </w:r>
+      <w:r>
         <w:rPr>
           <w:i/>
           <w:iCs/>
         </w:rPr>
-        <w:t>Shows “Login” button.</w:t>
-      </w:r>
-    </w:p>
-    <w:p>
-      <w:pPr>
-        <w:numPr>
-          <w:ilvl w:val="0"/>
-          <w:numId w:val="3"/>
-        </w:numPr>
-      </w:pPr>
-      <w:r>
-        <w:rPr>
-          <w:b/>
-          <w:bCs/>
-        </w:rPr>
-        <w:t>Login Page</w:t>
-      </w:r>
-      <w:r>
-        <w:br/>
+        <w:t>(a)</w:t>
+      </w:r>
+      <w:r>
+        <w:rPr>
+          <w:noProof/>
+        </w:rPr>
+        <w:t xml:space="preserve"> </w:t>
       </w:r>
       <w:r>
         <w:rPr>
           <w:i/>
           <w:iCs/>
         </w:rPr>
-        <w:t>Shows Bootstrap form + error alert.</w:t>
+        <w:drawing>
+          <wp:inline distT="0" distB="0" distL="0" distR="0" wp14:anchorId="42872616" wp14:editId="3E0BE423">
+            <wp:extent cx="5943600" cy="3771900"/>
+            <wp:effectExtent l="133350" t="114300" r="133350" b="171450"/>
+            <wp:docPr id="392091471" name="Picture 1"/>
+            <wp:cNvGraphicFramePr>
+              <a:graphicFrameLocks xmlns:a="http://schemas.openxmlformats.org/drawingml/2006/main" noChangeAspect="1"/>
+            </wp:cNvGraphicFramePr>
+            <a:graphic xmlns:a="http://schemas.openxmlformats.org/drawingml/2006/main">
+              <a:graphicData uri="http://schemas.openxmlformats.org/drawingml/2006/picture">
+                <pic:pic xmlns:pic="http://schemas.openxmlformats.org/drawingml/2006/picture">
+                  <pic:nvPicPr>
+                    <pic:cNvPr id="392091471" name=""/>
+                    <pic:cNvPicPr/>
+                  </pic:nvPicPr>
+                  <pic:blipFill>
+                    <a:blip r:embed="rId6"/>
+                    <a:stretch>
+                      <a:fillRect/>
+                    </a:stretch>
+                  </pic:blipFill>
+                  <pic:spPr>
+                    <a:xfrm>
+                      <a:off x="0" y="0"/>
+                      <a:ext cx="5943600" cy="3771900"/>
+                    </a:xfrm>
+                    <a:prstGeom prst="rect">
+                      <a:avLst/>
+                    </a:prstGeom>
+                    <a:solidFill>
+                      <a:srgbClr val="FFFFFF">
+                        <a:shade val="85000"/>
+                      </a:srgbClr>
+                    </a:solidFill>
+                    <a:ln w="88900" cap="sq">
+                      <a:solidFill>
+                        <a:srgbClr val="FFFFFF"/>
+                      </a:solidFill>
+                      <a:miter lim="800000"/>
+                    </a:ln>
+                    <a:effectLst>
+                      <a:outerShdw blurRad="55000" dist="18000" dir="5400000" algn="tl" rotWithShape="0">
+                        <a:srgbClr val="000000">
+                          <a:alpha val="40000"/>
+                        </a:srgbClr>
+                      </a:outerShdw>
+                    </a:effectLst>
+                    <a:scene3d>
+                      <a:camera prst="orthographicFront"/>
+                      <a:lightRig rig="twoPt" dir="t">
+                        <a:rot lat="0" lon="0" rev="7200000"/>
+                      </a:lightRig>
+                    </a:scene3d>
+                    <a:sp3d>
+                      <a:bevelT w="25400" h="19050"/>
+                      <a:contourClr>
+                        <a:srgbClr val="FFFFFF"/>
+                      </a:contourClr>
+                    </a:sp3d>
+                  </pic:spPr>
+                </pic:pic>
+              </a:graphicData>
+            </a:graphic>
+          </wp:inline>
+        </w:drawing>
+      </w:r>
+    </w:p>
+    <w:p>
+      <w:pPr>
+        <w:rPr>
+          <w:b/>
+          <w:bCs/>
+        </w:rPr>
+      </w:pPr>
+      <w:r>
+        <w:rPr>
+          <w:b/>
+          <w:bCs/>
+        </w:rPr>
+        <w:t xml:space="preserve">    (b</w:t>
+      </w:r>
+      <w:proofErr w:type="gramStart"/>
+      <w:r>
+        <w:rPr>
+          <w:b/>
+          <w:bCs/>
+        </w:rPr>
+        <w:t>)</w:t>
+      </w:r>
+      <w:r>
+        <w:rPr>
+          <w:b/>
+          <w:bCs/>
+        </w:rPr>
+        <w:t xml:space="preserve"> </w:t>
+      </w:r>
+      <w:r>
+        <w:rPr>
+          <w:b/>
+          <w:bCs/>
+        </w:rPr>
+        <w:t xml:space="preserve"> Invalid</w:t>
+      </w:r>
+      <w:proofErr w:type="gramEnd"/>
+      <w:r>
+        <w:rPr>
+          <w:b/>
+          <w:bCs/>
+        </w:rPr>
+        <w:t xml:space="preserve"> username /password error:</w:t>
+      </w:r>
+    </w:p>
+    <w:p>
+      <w:r>
+        <w:lastRenderedPageBreak/>
+        <w:drawing>
+          <wp:inline distT="0" distB="0" distL="0" distR="0" wp14:anchorId="53830AF1" wp14:editId="15EC3CB6">
+            <wp:extent cx="4877051" cy="4057859"/>
+            <wp:effectExtent l="133350" t="114300" r="133350" b="171450"/>
+            <wp:docPr id="699177864" name="Picture 1"/>
+            <wp:cNvGraphicFramePr>
+              <a:graphicFrameLocks xmlns:a="http://schemas.openxmlformats.org/drawingml/2006/main" noChangeAspect="1"/>
+            </wp:cNvGraphicFramePr>
+            <a:graphic xmlns:a="http://schemas.openxmlformats.org/drawingml/2006/main">
+              <a:graphicData uri="http://schemas.openxmlformats.org/drawingml/2006/picture">
+                <pic:pic xmlns:pic="http://schemas.openxmlformats.org/drawingml/2006/picture">
+                  <pic:nvPicPr>
+                    <pic:cNvPr id="699177864" name=""/>
+                    <pic:cNvPicPr/>
+                  </pic:nvPicPr>
+                  <pic:blipFill>
+                    <a:blip r:embed="rId7"/>
+                    <a:stretch>
+                      <a:fillRect/>
+                    </a:stretch>
+                  </pic:blipFill>
+                  <pic:spPr>
+                    <a:xfrm>
+                      <a:off x="0" y="0"/>
+                      <a:ext cx="4877051" cy="4057859"/>
+                    </a:xfrm>
+                    <a:prstGeom prst="rect">
+                      <a:avLst/>
+                    </a:prstGeom>
+                    <a:solidFill>
+                      <a:srgbClr val="FFFFFF">
+                        <a:shade val="85000"/>
+                      </a:srgbClr>
+                    </a:solidFill>
+                    <a:ln w="88900" cap="sq">
+                      <a:solidFill>
+                        <a:srgbClr val="FFFFFF"/>
+                      </a:solidFill>
+                      <a:miter lim="800000"/>
+                    </a:ln>
+                    <a:effectLst>
+                      <a:outerShdw blurRad="55000" dist="18000" dir="5400000" algn="tl" rotWithShape="0">
+                        <a:srgbClr val="000000">
+                          <a:alpha val="40000"/>
+                        </a:srgbClr>
+                      </a:outerShdw>
+                    </a:effectLst>
+                    <a:scene3d>
+                      <a:camera prst="orthographicFront"/>
+                      <a:lightRig rig="twoPt" dir="t">
+                        <a:rot lat="0" lon="0" rev="7200000"/>
+                      </a:lightRig>
+                    </a:scene3d>
+                    <a:sp3d>
+                      <a:bevelT w="25400" h="19050"/>
+                      <a:contourClr>
+                        <a:srgbClr val="FFFFFF"/>
+                      </a:contourClr>
+                    </a:sp3d>
+                  </pic:spPr>
+                </pic:pic>
+              </a:graphicData>
+            </a:graphic>
+          </wp:inline>
+        </w:drawing>
       </w:r>
     </w:p>
     <w:p>
@@ -1378,6 +1610,177 @@
           <w:bCs/>
         </w:rPr>
         <w:t>Dashboard (Logged In)</w:t>
+      </w:r>
+      <w:r>
+        <w:br/>
+      </w:r>
+      <w:r>
+        <w:drawing>
+          <wp:inline distT="0" distB="0" distL="0" distR="0" wp14:anchorId="74684926" wp14:editId="31158F72">
+            <wp:extent cx="5943600" cy="2653030"/>
+            <wp:effectExtent l="133350" t="114300" r="114300" b="166370"/>
+            <wp:docPr id="2012491536" name="Picture 1"/>
+            <wp:cNvGraphicFramePr>
+              <a:graphicFrameLocks xmlns:a="http://schemas.openxmlformats.org/drawingml/2006/main" noChangeAspect="1"/>
+            </wp:cNvGraphicFramePr>
+            <a:graphic xmlns:a="http://schemas.openxmlformats.org/drawingml/2006/main">
+              <a:graphicData uri="http://schemas.openxmlformats.org/drawingml/2006/picture">
+                <pic:pic xmlns:pic="http://schemas.openxmlformats.org/drawingml/2006/picture">
+                  <pic:nvPicPr>
+                    <pic:cNvPr id="2012491536" name=""/>
+                    <pic:cNvPicPr/>
+                  </pic:nvPicPr>
+                  <pic:blipFill>
+                    <a:blip r:embed="rId8"/>
+                    <a:stretch>
+                      <a:fillRect/>
+                    </a:stretch>
+                  </pic:blipFill>
+                  <pic:spPr>
+                    <a:xfrm>
+                      <a:off x="0" y="0"/>
+                      <a:ext cx="5943600" cy="2653030"/>
+                    </a:xfrm>
+                    <a:prstGeom prst="rect">
+                      <a:avLst/>
+                    </a:prstGeom>
+                    <a:solidFill>
+                      <a:srgbClr val="FFFFFF">
+                        <a:shade val="85000"/>
+                      </a:srgbClr>
+                    </a:solidFill>
+                    <a:ln w="88900" cap="sq">
+                      <a:solidFill>
+                        <a:srgbClr val="FFFFFF"/>
+                      </a:solidFill>
+                      <a:miter lim="800000"/>
+                    </a:ln>
+                    <a:effectLst>
+                      <a:outerShdw blurRad="55000" dist="18000" dir="5400000" algn="tl" rotWithShape="0">
+                        <a:srgbClr val="000000">
+                          <a:alpha val="40000"/>
+                        </a:srgbClr>
+                      </a:outerShdw>
+                    </a:effectLst>
+                    <a:scene3d>
+                      <a:camera prst="orthographicFront"/>
+                      <a:lightRig rig="twoPt" dir="t">
+                        <a:rot lat="0" lon="0" rev="7200000"/>
+                      </a:lightRig>
+                    </a:scene3d>
+                    <a:sp3d>
+                      <a:bevelT w="25400" h="19050"/>
+                      <a:contourClr>
+                        <a:srgbClr val="FFFFFF"/>
+                      </a:contourClr>
+                    </a:sp3d>
+                  </pic:spPr>
+                </pic:pic>
+              </a:graphicData>
+            </a:graphic>
+          </wp:inline>
+        </w:drawing>
+      </w:r>
+    </w:p>
+    <w:p>
+      <w:pPr>
+        <w:numPr>
+          <w:ilvl w:val="0"/>
+          <w:numId w:val="3"/>
+        </w:numPr>
+      </w:pPr>
+      <w:r>
+        <w:rPr>
+          <w:b/>
+          <w:bCs/>
+        </w:rPr>
+        <w:lastRenderedPageBreak/>
+        <w:t>Session Expired Message</w:t>
+      </w:r>
+      <w:r>
+        <w:br/>
+      </w:r>
+      <w:r>
+        <w:drawing>
+          <wp:inline distT="0" distB="0" distL="0" distR="0" wp14:anchorId="00A24327" wp14:editId="6384AA3A">
+            <wp:extent cx="5943600" cy="2597785"/>
+            <wp:effectExtent l="133350" t="114300" r="133350" b="164465"/>
+            <wp:docPr id="1072752988" name="Picture 1"/>
+            <wp:cNvGraphicFramePr>
+              <a:graphicFrameLocks xmlns:a="http://schemas.openxmlformats.org/drawingml/2006/main" noChangeAspect="1"/>
+            </wp:cNvGraphicFramePr>
+            <a:graphic xmlns:a="http://schemas.openxmlformats.org/drawingml/2006/main">
+              <a:graphicData uri="http://schemas.openxmlformats.org/drawingml/2006/picture">
+                <pic:pic xmlns:pic="http://schemas.openxmlformats.org/drawingml/2006/picture">
+                  <pic:nvPicPr>
+                    <pic:cNvPr id="1072752988" name=""/>
+                    <pic:cNvPicPr/>
+                  </pic:nvPicPr>
+                  <pic:blipFill>
+                    <a:blip r:embed="rId9"/>
+                    <a:stretch>
+                      <a:fillRect/>
+                    </a:stretch>
+                  </pic:blipFill>
+                  <pic:spPr>
+                    <a:xfrm>
+                      <a:off x="0" y="0"/>
+                      <a:ext cx="5943600" cy="2597785"/>
+                    </a:xfrm>
+                    <a:prstGeom prst="rect">
+                      <a:avLst/>
+                    </a:prstGeom>
+                    <a:solidFill>
+                      <a:srgbClr val="FFFFFF">
+                        <a:shade val="85000"/>
+                      </a:srgbClr>
+                    </a:solidFill>
+                    <a:ln w="88900" cap="sq">
+                      <a:solidFill>
+                        <a:srgbClr val="FFFFFF"/>
+                      </a:solidFill>
+                      <a:miter lim="800000"/>
+                    </a:ln>
+                    <a:effectLst>
+                      <a:outerShdw blurRad="55000" dist="18000" dir="5400000" algn="tl" rotWithShape="0">
+                        <a:srgbClr val="000000">
+                          <a:alpha val="40000"/>
+                        </a:srgbClr>
+                      </a:outerShdw>
+                    </a:effectLst>
+                    <a:scene3d>
+                      <a:camera prst="orthographicFront"/>
+                      <a:lightRig rig="twoPt" dir="t">
+                        <a:rot lat="0" lon="0" rev="7200000"/>
+                      </a:lightRig>
+                    </a:scene3d>
+                    <a:sp3d>
+                      <a:bevelT w="25400" h="19050"/>
+                      <a:contourClr>
+                        <a:srgbClr val="FFFFFF"/>
+                      </a:contourClr>
+                    </a:sp3d>
+                  </pic:spPr>
+                </pic:pic>
+              </a:graphicData>
+            </a:graphic>
+          </wp:inline>
+        </w:drawing>
+      </w:r>
+    </w:p>
+    <w:p>
+      <w:pPr>
+        <w:numPr>
+          <w:ilvl w:val="0"/>
+          <w:numId w:val="3"/>
+        </w:numPr>
+      </w:pPr>
+      <w:r>
+        <w:rPr>
+          <w:b/>
+          <w:bCs/>
+        </w:rPr>
+        <w:t>Templates Directory Screenshot</w:t>
       </w:r>
       <w:r>
         <w:br/>
@@ -1387,629 +1790,822 @@
           <w:i/>
           <w:iCs/>
         </w:rPr>
-        <w:t>Shows username + Logout button.</w:t>
-      </w:r>
-    </w:p>
-    <w:p>
-      <w:pPr>
-        <w:numPr>
-          <w:ilvl w:val="0"/>
-          <w:numId w:val="3"/>
-        </w:numPr>
-      </w:pPr>
-      <w:r>
-        <w:rPr>
-          <w:b/>
-          <w:bCs/>
-        </w:rPr>
-        <w:t>Session Expired Message</w:t>
-      </w:r>
-      <w:r>
-        <w:br/>
+        <w:t>Required by HW3.</w:t>
+      </w:r>
+    </w:p>
+    <w:p/>
+    <w:p>
+      <w:r>
+        <w:t>Log</w:t>
+      </w:r>
+    </w:p>
+    <w:tbl>
+      <w:tblPr>
+        <w:tblStyle w:val="TableGrid"/>
+        <w:tblW w:w="0" w:type="auto"/>
+        <w:tblLook w:val="04A0" w:firstRow="1" w:lastRow="0" w:firstColumn="1" w:lastColumn="0" w:noHBand="0" w:noVBand="1"/>
+      </w:tblPr>
+      <w:tblGrid>
+        <w:gridCol w:w="9350"/>
+      </w:tblGrid>
+      <w:tr>
+        <w:tc>
+          <w:tcPr>
+            <w:tcW w:w="9350" w:type="dxa"/>
+          </w:tcPr>
+          <w:p>
+            <w:r>
+              <w:t>C:\Users\shashank.ranjan\OneDrive - SCC-Cloud\</w:t>
+            </w:r>
+            <w:proofErr w:type="spellStart"/>
+            <w:r>
+              <w:t>SJSU_Repo</w:t>
+            </w:r>
+            <w:proofErr w:type="spellEnd"/>
+            <w:r>
+              <w:t>\DATA260\Data260-2837&gt;</w:t>
+            </w:r>
+            <w:proofErr w:type="spellStart"/>
+            <w:r>
+              <w:t>uvicorn</w:t>
+            </w:r>
+            <w:proofErr w:type="spellEnd"/>
+            <w:r>
+              <w:t xml:space="preserve"> code.web_application.hw3_main:app --port 8137</w:t>
+            </w:r>
+          </w:p>
+          <w:p>
+            <w:r>
+              <w:t>&gt;&gt;&gt; USING AUTH FILE: C:\Users\shashank.ranjan\OneDrive - SCC-Cloud\SJSU_Repo\DATA260\Data260-2837\code\web_application\auth.py</w:t>
+            </w:r>
+          </w:p>
+          <w:p>
+            <w:r>
+              <w:t xml:space="preserve">LOADER: </w:t>
+            </w:r>
+            <w:proofErr w:type="gramStart"/>
+            <w:r>
+              <w:t>&lt;jinja2.loaders.FileSystemLoader</w:t>
+            </w:r>
+            <w:proofErr w:type="gramEnd"/>
+            <w:r>
+              <w:t xml:space="preserve"> object at 0x000001BE512A7620&gt;</w:t>
+            </w:r>
+          </w:p>
+          <w:p>
+            <w:r>
+              <w:t>SEARCH PATH: ['C:\\Users\\</w:t>
+            </w:r>
+            <w:proofErr w:type="spellStart"/>
+            <w:r>
+              <w:t>shashank.ranjan</w:t>
+            </w:r>
+            <w:proofErr w:type="spellEnd"/>
+            <w:r>
+              <w:t>\\OneDrive - SCC-Cloud\\SJSU_Repo\\DATA260\\Data260-2837\\code\\web_application\\templates']</w:t>
+            </w:r>
+          </w:p>
+          <w:p>
+            <w:r>
+              <w:t>INFO:     Started server process [2880]</w:t>
+            </w:r>
+          </w:p>
+          <w:p>
+            <w:r>
+              <w:t>INFO:     Waiting for application startup.</w:t>
+            </w:r>
+          </w:p>
+          <w:p>
+            <w:r>
+              <w:t>INFO:     Application startup complete.</w:t>
+            </w:r>
+          </w:p>
+          <w:p>
+            <w:r>
+              <w:t xml:space="preserve">INFO:     </w:t>
+            </w:r>
+            <w:proofErr w:type="spellStart"/>
+            <w:r>
+              <w:t>Uvicorn</w:t>
+            </w:r>
+            <w:proofErr w:type="spellEnd"/>
+            <w:r>
+              <w:t xml:space="preserve"> running on </w:t>
+            </w:r>
+            <w:r>
+              <w:rPr>
+                <w:b/>
+                <w:bCs/>
+              </w:rPr>
+              <w:t>http://127.0.0.1:8137</w:t>
+            </w:r>
+            <w:r>
+              <w:t xml:space="preserve"> (Press CTRL+C to quit)</w:t>
+            </w:r>
+          </w:p>
+          <w:p>
+            <w:r>
+              <w:t>INFO:     127.0.0.1:62078 - "GET /</w:t>
+            </w:r>
+            <w:r>
+              <w:rPr>
+                <w:b/>
+                <w:bCs/>
+              </w:rPr>
+              <w:t>login</w:t>
+            </w:r>
+            <w:r>
+              <w:t xml:space="preserve"> HTTP/1.1" 200 OK</w:t>
+            </w:r>
+          </w:p>
+          <w:p>
+            <w:r>
+              <w:t>INFO:     127.0.0.1:56563 - "POST /login HTTP/1.1" 302 Found</w:t>
+            </w:r>
+          </w:p>
+          <w:p>
+            <w:r>
+              <w:t>INFO:     127.0.0.1:56563 - "GET /</w:t>
+            </w:r>
+            <w:proofErr w:type="spellStart"/>
+            <w:r>
+              <w:rPr>
+                <w:b/>
+                <w:bCs/>
+              </w:rPr>
+              <w:t>login?error</w:t>
+            </w:r>
+            <w:proofErr w:type="spellEnd"/>
+            <w:r>
+              <w:t>=1 HTTP/1.1" 200 OK</w:t>
+            </w:r>
+          </w:p>
+          <w:p>
+            <w:r>
+              <w:t>INFO:     127.0.0.1:52397 - "POST /login HTTP/1.1" 302 Found</w:t>
+            </w:r>
+          </w:p>
+          <w:p>
+            <w:r>
+              <w:t>INFO:     127.0.0.1:52397 - "GET /dashboard HTTP/1.1" 200 OK</w:t>
+            </w:r>
+          </w:p>
+          <w:p>
+            <w:r>
+              <w:t>INFO:     127.0.0.1:63767 - "GET /</w:t>
+            </w:r>
+            <w:r>
+              <w:rPr>
+                <w:b/>
+                <w:bCs/>
+              </w:rPr>
+              <w:t>dashboard</w:t>
+            </w:r>
+            <w:r>
+              <w:t xml:space="preserve"> HTTP/1.1" 302 Found</w:t>
+            </w:r>
+          </w:p>
+          <w:p>
+            <w:r>
+              <w:t>USER SESSION VALUE: None</w:t>
+            </w:r>
+          </w:p>
+          <w:p>
+            <w:r>
+              <w:t>INFO:     127.0.0.1:63767 - "GET /?</w:t>
+            </w:r>
+            <w:r>
+              <w:rPr>
+                <w:b/>
+                <w:bCs/>
+              </w:rPr>
+              <w:t>expired</w:t>
+            </w:r>
+            <w:r>
+              <w:t>=1 HTTP/1.1" 200 OK</w:t>
+            </w:r>
+          </w:p>
+        </w:tc>
+      </w:tr>
+    </w:tbl>
+    <w:p/>
+    <w:p>
+      <w:r>
+        <w:lastRenderedPageBreak/>
+        <w:t>Command</w:t>
+      </w:r>
+      <w:r>
+        <w:t xml:space="preserve"> Log Screen Shots:</w:t>
+      </w:r>
+    </w:p>
+    <w:p/>
+    <w:p>
+      <w:r>
+        <w:drawing>
+          <wp:inline distT="0" distB="0" distL="0" distR="0" wp14:anchorId="7BD16659" wp14:editId="64032FB7">
+            <wp:extent cx="5943600" cy="1517015"/>
+            <wp:effectExtent l="0" t="0" r="0" b="6985"/>
+            <wp:docPr id="1836446713" name="Picture 1"/>
+            <wp:cNvGraphicFramePr>
+              <a:graphicFrameLocks xmlns:a="http://schemas.openxmlformats.org/drawingml/2006/main" noChangeAspect="1"/>
+            </wp:cNvGraphicFramePr>
+            <a:graphic xmlns:a="http://schemas.openxmlformats.org/drawingml/2006/main">
+              <a:graphicData uri="http://schemas.openxmlformats.org/drawingml/2006/picture">
+                <pic:pic xmlns:pic="http://schemas.openxmlformats.org/drawingml/2006/picture">
+                  <pic:nvPicPr>
+                    <pic:cNvPr id="1836446713" name=""/>
+                    <pic:cNvPicPr/>
+                  </pic:nvPicPr>
+                  <pic:blipFill>
+                    <a:blip r:embed="rId10"/>
+                    <a:stretch>
+                      <a:fillRect/>
+                    </a:stretch>
+                  </pic:blipFill>
+                  <pic:spPr>
+                    <a:xfrm>
+                      <a:off x="0" y="0"/>
+                      <a:ext cx="5943600" cy="1517015"/>
+                    </a:xfrm>
+                    <a:prstGeom prst="rect">
+                      <a:avLst/>
+                    </a:prstGeom>
+                  </pic:spPr>
+                </pic:pic>
+              </a:graphicData>
+            </a:graphic>
+          </wp:inline>
+        </w:drawing>
+      </w:r>
+      <w:r>
+        <w:pict w14:anchorId="4715B268">
+          <v:rect id="_x0000_i1026" style="width:0;height:1.5pt" o:hralign="center" o:hrstd="t" o:hr="t" fillcolor="#a0a0a0" stroked="f"/>
+        </w:pict>
+      </w:r>
+    </w:p>
+    <w:p>
+      <w:pPr>
+        <w:rPr>
+          <w:b/>
+          <w:bCs/>
+        </w:rPr>
+      </w:pPr>
+      <w:r>
+        <w:rPr>
+          <w:b/>
+          <w:bCs/>
+        </w:rPr>
+        <w:t>SECTION 2 — HW3 Part 2: Chunking Techniques &amp; Retrieval</w:t>
+      </w:r>
+    </w:p>
+    <w:p>
+      <w:r>
+        <w:t>A full RAG pipeline was implemented using:</w:t>
+      </w:r>
+    </w:p>
+    <w:p>
+      <w:pPr>
+        <w:numPr>
+          <w:ilvl w:val="0"/>
+          <w:numId w:val="4"/>
+        </w:numPr>
+      </w:pPr>
+      <w:r>
+        <w:rPr>
+          <w:b/>
+          <w:bCs/>
+        </w:rPr>
+        <w:t>TokenTextSplitter</w:t>
+      </w:r>
+    </w:p>
+    <w:p>
+      <w:pPr>
+        <w:numPr>
+          <w:ilvl w:val="0"/>
+          <w:numId w:val="4"/>
+        </w:numPr>
+      </w:pPr>
+      <w:proofErr w:type="spellStart"/>
+      <w:r>
+        <w:rPr>
+          <w:b/>
+          <w:bCs/>
+        </w:rPr>
+        <w:t>SemanticSplitterNodeParser</w:t>
+      </w:r>
+      <w:proofErr w:type="spellEnd"/>
+    </w:p>
+    <w:p>
+      <w:pPr>
+        <w:numPr>
+          <w:ilvl w:val="0"/>
+          <w:numId w:val="4"/>
+        </w:numPr>
+      </w:pPr>
+      <w:proofErr w:type="spellStart"/>
+      <w:r>
+        <w:rPr>
+          <w:b/>
+          <w:bCs/>
+        </w:rPr>
+        <w:t>SentenceWindowNodeParser</w:t>
+      </w:r>
+      <w:proofErr w:type="spellEnd"/>
+    </w:p>
+    <w:p>
+      <w:r>
+        <w:t xml:space="preserve">Embedded using </w:t>
+      </w:r>
+      <w:proofErr w:type="spellStart"/>
+      <w:r>
+        <w:t>HuggingFace</w:t>
+      </w:r>
+      <w:proofErr w:type="spellEnd"/>
+      <w:r>
+        <w:t xml:space="preserve"> MiniLM-L6-v2.</w:t>
+      </w:r>
+    </w:p>
+    <w:p>
+      <w:pPr>
+        <w:rPr>
+          <w:b/>
+          <w:bCs/>
+        </w:rPr>
+      </w:pPr>
+      <w:r>
+        <w:rPr>
+          <w:rFonts w:ascii="Segoe UI Symbol" w:hAnsi="Segoe UI Symbol" w:cs="Segoe UI Symbol"/>
+          <w:b/>
+          <w:bCs/>
+        </w:rPr>
+        <w:t>✔</w:t>
+      </w:r>
+      <w:r>
+        <w:rPr>
+          <w:b/>
+          <w:bCs/>
+        </w:rPr>
+        <w:t xml:space="preserve"> Full 200KB+ Restaurant Inspection Corpus</w:t>
+      </w:r>
+    </w:p>
+    <w:p>
+      <w:r>
+        <w:t>Located at:</w:t>
+      </w:r>
+    </w:p>
+    <w:p>
+      <w:r>
+        <w:t>reports/hw03/corpus/</w:t>
+      </w:r>
+    </w:p>
+    <w:p>
+      <w:r>
+        <w:t>Includes:</w:t>
+      </w:r>
+    </w:p>
+    <w:p>
+      <w:pPr>
+        <w:numPr>
+          <w:ilvl w:val="0"/>
+          <w:numId w:val="5"/>
+        </w:numPr>
+      </w:pPr>
+      <w:r>
+        <w:t>3 inspection reports</w:t>
+      </w:r>
+    </w:p>
+    <w:p>
+      <w:pPr>
+        <w:numPr>
+          <w:ilvl w:val="0"/>
+          <w:numId w:val="5"/>
+        </w:numPr>
+      </w:pPr>
+      <w:r>
+        <w:t>food safety guidelines</w:t>
+      </w:r>
+    </w:p>
+    <w:p>
+      <w:pPr>
+        <w:numPr>
+          <w:ilvl w:val="0"/>
+          <w:numId w:val="5"/>
+        </w:numPr>
+      </w:pPr>
+      <w:r>
+        <w:t>sanitation manual</w:t>
+      </w:r>
+    </w:p>
+    <w:p>
+      <w:pPr>
+        <w:numPr>
+          <w:ilvl w:val="0"/>
+          <w:numId w:val="5"/>
+        </w:numPr>
+      </w:pPr>
+      <w:r>
+        <w:t>pest control requirements</w:t>
+      </w:r>
+    </w:p>
+    <w:p>
+      <w:pPr>
+        <w:numPr>
+          <w:ilvl w:val="0"/>
+          <w:numId w:val="5"/>
+        </w:numPr>
+      </w:pPr>
+      <w:r>
+        <w:t>hygiene training manual</w:t>
+      </w:r>
+    </w:p>
+    <w:p>
+      <w:pPr>
+        <w:numPr>
+          <w:ilvl w:val="0"/>
+          <w:numId w:val="5"/>
+        </w:numPr>
+      </w:pPr>
+      <w:r>
+        <w:t>county cleaning standards</w:t>
+      </w:r>
+    </w:p>
+    <w:p>
+      <w:pPr>
+        <w:numPr>
+          <w:ilvl w:val="0"/>
+          <w:numId w:val="5"/>
+        </w:numPr>
+      </w:pPr>
+      <w:r>
+        <w:t>SOURCES.md</w:t>
+      </w:r>
+    </w:p>
+    <w:p>
+      <w:pPr>
+        <w:numPr>
+          <w:ilvl w:val="0"/>
+          <w:numId w:val="5"/>
+        </w:numPr>
+      </w:pPr>
+      <w:proofErr w:type="spellStart"/>
+      <w:r>
+        <w:t>CORPUS_MANIFEST.json</w:t>
+      </w:r>
+      <w:proofErr w:type="spellEnd"/>
+    </w:p>
+    <w:p>
+      <w:r>
+        <w:lastRenderedPageBreak/>
+        <w:pict w14:anchorId="266A0DB5">
+          <v:rect id="_x0000_i1027" style="width:0;height:1.5pt" o:hralign="center" o:hrstd="t" o:hr="t" fillcolor="#a0a0a0" stroked="f"/>
+        </w:pict>
+      </w:r>
+    </w:p>
+    <w:p>
+      <w:pPr>
+        <w:rPr>
+          <w:b/>
+          <w:bCs/>
+        </w:rPr>
+      </w:pPr>
+      <w:r>
+        <w:rPr>
+          <w:b/>
+          <w:bCs/>
+        </w:rPr>
+        <w:t>SECTION 2.1 — Questions Used (</w:t>
+      </w:r>
+      <w:proofErr w:type="spellStart"/>
+      <w:proofErr w:type="gramStart"/>
+      <w:r>
+        <w:rPr>
+          <w:b/>
+          <w:bCs/>
+        </w:rPr>
+        <w:t>questions.yaml</w:t>
+      </w:r>
+      <w:proofErr w:type="spellEnd"/>
+      <w:proofErr w:type="gramEnd"/>
+      <w:r>
+        <w:rPr>
+          <w:b/>
+          <w:bCs/>
+        </w:rPr>
+        <w:t>)</w:t>
+      </w:r>
+    </w:p>
+    <w:p>
+      <w:r>
+        <w:t>Main graded query:</w:t>
+      </w:r>
+    </w:p>
+    <w:p>
+      <w:r>
+        <w:rPr>
+          <w:b/>
+          <w:bCs/>
+        </w:rPr>
+        <w:t>Q1:</w:t>
+      </w:r>
+      <w:r>
+        <w:t xml:space="preserve"> </w:t>
       </w:r>
       <w:r>
         <w:rPr>
           <w:i/>
           <w:iCs/>
         </w:rPr>
-        <w:t>Shows yellow Bootstrap alert.</w:t>
-      </w:r>
-    </w:p>
-    <w:p>
-      <w:pPr>
-        <w:numPr>
-          <w:ilvl w:val="0"/>
-          <w:numId w:val="3"/>
-        </w:numPr>
-      </w:pPr>
-      <w:r>
-        <w:rPr>
-          <w:b/>
-          <w:bCs/>
-        </w:rPr>
-        <w:t>Templates Directory Screenshot</w:t>
-      </w:r>
-      <w:r>
-        <w:br/>
-      </w:r>
-      <w:r>
-        <w:rPr>
-          <w:i/>
-          <w:iCs/>
-        </w:rPr>
-        <w:t>Required by HW3.</w:t>
-      </w:r>
-    </w:p>
-    <w:p>
-      <w:r>
-        <w:pict w14:anchorId="4715B268">
-          <v:rect id="_x0000_i1069" style="width:0;height:1.5pt" o:hralign="center" o:hrstd="t" o:hr="t" fillcolor="#a0a0a0" stroked="f"/>
-        </w:pict>
-      </w:r>
-    </w:p>
-    <w:p>
-      <w:pPr>
-        <w:rPr>
-          <w:b/>
-          <w:bCs/>
-        </w:rPr>
-      </w:pPr>
-      <w:r>
-        <w:rPr>
-          <w:b/>
-          <w:bCs/>
-        </w:rPr>
-        <w:t>SECTION 2 — HW3 Part 2: Chunking Techniques &amp; Retrieval</w:t>
-      </w:r>
-    </w:p>
-    <w:p>
-      <w:r>
-        <w:t>A full RAG pipeline was implemented using:</w:t>
-      </w:r>
-    </w:p>
-    <w:p>
-      <w:pPr>
-        <w:numPr>
-          <w:ilvl w:val="0"/>
-          <w:numId w:val="4"/>
-        </w:numPr>
-      </w:pPr>
-      <w:r>
-        <w:rPr>
-          <w:b/>
-          <w:bCs/>
-        </w:rPr>
-        <w:t>TokenTextSplitter</w:t>
-      </w:r>
-    </w:p>
-    <w:p>
-      <w:pPr>
-        <w:numPr>
-          <w:ilvl w:val="0"/>
-          <w:numId w:val="4"/>
-        </w:numPr>
-      </w:pPr>
-      <w:proofErr w:type="spellStart"/>
-      <w:r>
-        <w:rPr>
-          <w:b/>
-          <w:bCs/>
-        </w:rPr>
-        <w:t>SemanticSplitterNodeParser</w:t>
-      </w:r>
-      <w:proofErr w:type="spellEnd"/>
-    </w:p>
-    <w:p>
-      <w:pPr>
-        <w:numPr>
-          <w:ilvl w:val="0"/>
-          <w:numId w:val="4"/>
-        </w:numPr>
-      </w:pPr>
-      <w:proofErr w:type="spellStart"/>
-      <w:r>
-        <w:rPr>
-          <w:b/>
-          <w:bCs/>
-        </w:rPr>
-        <w:t>SentenceWindowNodeParser</w:t>
-      </w:r>
-      <w:proofErr w:type="spellEnd"/>
-    </w:p>
-    <w:p>
-      <w:r>
-        <w:t xml:space="preserve">Embedded using </w:t>
-      </w:r>
-      <w:proofErr w:type="spellStart"/>
-      <w:r>
-        <w:t>HuggingFace</w:t>
-      </w:r>
-      <w:proofErr w:type="spellEnd"/>
-      <w:r>
-        <w:t xml:space="preserve"> MiniLM-L6-v2.</w:t>
-      </w:r>
-    </w:p>
-    <w:p>
-      <w:pPr>
-        <w:rPr>
-          <w:b/>
-          <w:bCs/>
-        </w:rPr>
-      </w:pPr>
-      <w:r>
-        <w:rPr>
-          <w:rFonts w:ascii="Segoe UI Symbol" w:hAnsi="Segoe UI Symbol" w:cs="Segoe UI Symbol"/>
-          <w:b/>
-          <w:bCs/>
-        </w:rPr>
-        <w:t>✔</w:t>
-      </w:r>
-      <w:r>
-        <w:rPr>
-          <w:b/>
-          <w:bCs/>
-        </w:rPr>
-        <w:t xml:space="preserve"> Full 200KB+ Restaurant Inspection Corpus</w:t>
-      </w:r>
-    </w:p>
-    <w:p>
-      <w:r>
-        <w:t>Located at:</w:t>
-      </w:r>
-    </w:p>
-    <w:p>
-      <w:r>
-        <w:t>reports/hw03/corpus/</w:t>
-      </w:r>
-    </w:p>
-    <w:p>
-      <w:r>
-        <w:t>Includes:</w:t>
-      </w:r>
-    </w:p>
-    <w:p>
-      <w:pPr>
-        <w:numPr>
-          <w:ilvl w:val="0"/>
-          <w:numId w:val="5"/>
-        </w:numPr>
-      </w:pPr>
-      <w:r>
-        <w:t>3 inspection reports</w:t>
-      </w:r>
-    </w:p>
-    <w:p>
-      <w:pPr>
-        <w:numPr>
-          <w:ilvl w:val="0"/>
-          <w:numId w:val="5"/>
-        </w:numPr>
-      </w:pPr>
-      <w:r>
-        <w:lastRenderedPageBreak/>
-        <w:t>food safety guidelines</w:t>
-      </w:r>
-    </w:p>
-    <w:p>
-      <w:pPr>
-        <w:numPr>
-          <w:ilvl w:val="0"/>
-          <w:numId w:val="5"/>
-        </w:numPr>
-      </w:pPr>
-      <w:r>
-        <w:t>sanitation manual</w:t>
-      </w:r>
-    </w:p>
-    <w:p>
-      <w:pPr>
-        <w:numPr>
-          <w:ilvl w:val="0"/>
-          <w:numId w:val="5"/>
-        </w:numPr>
-      </w:pPr>
-      <w:r>
-        <w:t>pest control requirements</w:t>
-      </w:r>
-    </w:p>
-    <w:p>
-      <w:pPr>
-        <w:numPr>
-          <w:ilvl w:val="0"/>
-          <w:numId w:val="5"/>
-        </w:numPr>
-      </w:pPr>
-      <w:r>
-        <w:t>hygiene training manual</w:t>
-      </w:r>
-    </w:p>
-    <w:p>
-      <w:pPr>
-        <w:numPr>
-          <w:ilvl w:val="0"/>
-          <w:numId w:val="5"/>
-        </w:numPr>
-      </w:pPr>
-      <w:r>
-        <w:t>county cleaning standards</w:t>
-      </w:r>
-    </w:p>
-    <w:p>
-      <w:pPr>
-        <w:numPr>
-          <w:ilvl w:val="0"/>
-          <w:numId w:val="5"/>
-        </w:numPr>
-      </w:pPr>
-      <w:r>
-        <w:t>SOURCES.md</w:t>
-      </w:r>
-    </w:p>
-    <w:p>
-      <w:pPr>
-        <w:numPr>
-          <w:ilvl w:val="0"/>
-          <w:numId w:val="5"/>
-        </w:numPr>
-      </w:pPr>
-      <w:proofErr w:type="spellStart"/>
-      <w:r>
-        <w:t>CORPUS_MANIFEST.json</w:t>
-      </w:r>
-      <w:proofErr w:type="spellEnd"/>
-    </w:p>
-    <w:p>
-      <w:r>
-        <w:pict w14:anchorId="266A0DB5">
-          <v:rect id="_x0000_i1070" style="width:0;height:1.5pt" o:hralign="center" o:hrstd="t" o:hr="t" fillcolor="#a0a0a0" stroked="f"/>
-        </w:pict>
-      </w:r>
-    </w:p>
-    <w:p>
-      <w:pPr>
-        <w:rPr>
-          <w:b/>
-          <w:bCs/>
-        </w:rPr>
-      </w:pPr>
-      <w:r>
-        <w:rPr>
-          <w:b/>
-          <w:bCs/>
-        </w:rPr>
-        <w:t>SECTION 2.1 — Questions Used (</w:t>
+        <w:t>“What are the required daily cleaning tasks for restaurant food preparation areas?”</w:t>
+      </w:r>
+    </w:p>
+    <w:p>
+      <w:r>
+        <w:t xml:space="preserve">Additional domain questions included in </w:t>
       </w:r>
       <w:proofErr w:type="spellStart"/>
       <w:proofErr w:type="gramStart"/>
       <w:r>
-        <w:rPr>
-          <w:b/>
-          <w:bCs/>
-        </w:rPr>
         <w:t>questions.yaml</w:t>
       </w:r>
       <w:proofErr w:type="spellEnd"/>
       <w:proofErr w:type="gramEnd"/>
       <w:r>
-        <w:rPr>
-          <w:b/>
-          <w:bCs/>
-        </w:rPr>
-        <w:t>)</w:t>
-      </w:r>
-    </w:p>
-    <w:p>
-      <w:r>
-        <w:t>Main graded query:</w:t>
-      </w:r>
-    </w:p>
-    <w:p>
-      <w:r>
-        <w:rPr>
-          <w:b/>
-          <w:bCs/>
-        </w:rPr>
-        <w:t>Q1:</w:t>
-      </w:r>
-      <w:r>
-        <w:t xml:space="preserve"> </w:t>
-      </w:r>
-      <w:r>
-        <w:rPr>
-          <w:i/>
-          <w:iCs/>
-        </w:rPr>
-        <w:t>“What are the required daily cleaning tasks for restaurant food preparation areas?”</w:t>
-      </w:r>
-    </w:p>
-    <w:p>
-      <w:r>
-        <w:t xml:space="preserve">Additional domain questions included in </w:t>
-      </w:r>
+        <w:t>.</w:t>
+      </w:r>
+    </w:p>
+    <w:p>
+      <w:r>
+        <w:pict w14:anchorId="4D9CAEFF">
+          <v:rect id="_x0000_i1028" style="width:0;height:1.5pt" o:hralign="center" o:hrstd="t" o:hr="t" fillcolor="#a0a0a0" stroked="f"/>
+        </w:pict>
+      </w:r>
+    </w:p>
+    <w:p>
+      <w:pPr>
+        <w:rPr>
+          <w:b/>
+          <w:bCs/>
+        </w:rPr>
+      </w:pPr>
+      <w:r>
+        <w:rPr>
+          <w:b/>
+          <w:bCs/>
+        </w:rPr>
+        <w:t>SECTION 2.2 — Chunking Outputs</w:t>
+      </w:r>
+    </w:p>
+    <w:p>
+      <w:pPr>
+        <w:rPr>
+          <w:b/>
+          <w:bCs/>
+        </w:rPr>
+      </w:pPr>
+      <w:r>
+        <w:rPr>
+          <w:b/>
+          <w:bCs/>
+        </w:rPr>
+        <w:t>Token Chunking</w:t>
+      </w:r>
+    </w:p>
+    <w:p>
+      <w:pPr>
+        <w:numPr>
+          <w:ilvl w:val="0"/>
+          <w:numId w:val="6"/>
+        </w:numPr>
+      </w:pPr>
+      <w:r>
+        <w:t>30 chunks</w:t>
+      </w:r>
+    </w:p>
+    <w:p>
+      <w:pPr>
+        <w:numPr>
+          <w:ilvl w:val="0"/>
+          <w:numId w:val="6"/>
+        </w:numPr>
+      </w:pPr>
+      <w:r>
+        <w:t>Overlap = 100 tokens</w:t>
+      </w:r>
+    </w:p>
+    <w:p>
+      <w:pPr>
+        <w:numPr>
+          <w:ilvl w:val="0"/>
+          <w:numId w:val="6"/>
+        </w:numPr>
+      </w:pPr>
+      <w:r>
+        <w:t>Large mixed-topic blocks</w:t>
+      </w:r>
+    </w:p>
+    <w:p>
+      <w:pPr>
+        <w:rPr>
+          <w:b/>
+          <w:bCs/>
+        </w:rPr>
+      </w:pPr>
+      <w:r>
+        <w:rPr>
+          <w:b/>
+          <w:bCs/>
+        </w:rPr>
+        <w:t>Semantic Chunking</w:t>
+      </w:r>
+    </w:p>
+    <w:p>
+      <w:pPr>
+        <w:numPr>
+          <w:ilvl w:val="0"/>
+          <w:numId w:val="7"/>
+        </w:numPr>
+      </w:pPr>
+      <w:r>
+        <w:t>32 chunks</w:t>
+      </w:r>
+    </w:p>
+    <w:p>
+      <w:pPr>
+        <w:numPr>
+          <w:ilvl w:val="0"/>
+          <w:numId w:val="7"/>
+        </w:numPr>
+      </w:pPr>
+      <w:r>
+        <w:t>Very coherent</w:t>
+      </w:r>
+    </w:p>
+    <w:p>
+      <w:pPr>
+        <w:numPr>
+          <w:ilvl w:val="0"/>
+          <w:numId w:val="7"/>
+        </w:numPr>
+      </w:pPr>
+      <w:r>
+        <w:t>Natural boundaries created via embeddings</w:t>
+      </w:r>
+    </w:p>
+    <w:p>
+      <w:pPr>
+        <w:rPr>
+          <w:b/>
+          <w:bCs/>
+        </w:rPr>
+      </w:pPr>
+      <w:r>
+        <w:rPr>
+          <w:b/>
+          <w:bCs/>
+        </w:rPr>
+        <w:t>Sentence-Window Chunking</w:t>
+      </w:r>
+    </w:p>
+    <w:p>
+      <w:pPr>
+        <w:numPr>
+          <w:ilvl w:val="0"/>
+          <w:numId w:val="8"/>
+        </w:numPr>
+      </w:pPr>
+      <w:r>
+        <w:t>415 chunks</w:t>
+      </w:r>
+    </w:p>
+    <w:p>
+      <w:pPr>
+        <w:numPr>
+          <w:ilvl w:val="0"/>
+          <w:numId w:val="8"/>
+        </w:numPr>
+      </w:pPr>
+      <w:r>
+        <w:t>Window size = 2</w:t>
+      </w:r>
+    </w:p>
+    <w:p>
+      <w:pPr>
+        <w:numPr>
+          <w:ilvl w:val="0"/>
+          <w:numId w:val="8"/>
+        </w:numPr>
+      </w:pPr>
+      <w:r>
+        <w:t>Smallest chunks + highest semantic resolution</w:t>
+      </w:r>
+    </w:p>
+    <w:p>
+      <w:r>
+        <w:t>All chunk JSON files stored at:</w:t>
+      </w:r>
+    </w:p>
+    <w:p>
+      <w:r>
+        <w:t>reports/hw03/raw/</w:t>
+      </w:r>
+    </w:p>
+    <w:p>
+      <w:r>
+        <w:pict w14:anchorId="0EF2491A">
+          <v:rect id="_x0000_i1029" style="width:0;height:1.5pt" o:hralign="center" o:hrstd="t" o:hr="t" fillcolor="#a0a0a0" stroked="f"/>
+        </w:pict>
+      </w:r>
+    </w:p>
+    <w:p>
+      <w:pPr>
+        <w:rPr>
+          <w:b/>
+          <w:bCs/>
+        </w:rPr>
+      </w:pPr>
+      <w:r>
+        <w:rPr>
+          <w:b/>
+          <w:bCs/>
+        </w:rPr>
+        <w:t>SECTION 2.3 — Embeddings &amp; Indexes</w:t>
+      </w:r>
+    </w:p>
+    <w:p>
+      <w:r>
+        <w:t>All indexes implemented using a stable, version-agnostic approach:</w:t>
+      </w:r>
+    </w:p>
+    <w:p>
+      <w:pPr>
+        <w:numPr>
+          <w:ilvl w:val="0"/>
+          <w:numId w:val="9"/>
+        </w:numPr>
+      </w:pPr>
       <w:proofErr w:type="spellStart"/>
-      <w:proofErr w:type="gramStart"/>
-      <w:r>
-        <w:t>questions.yaml</w:t>
+      <w:r>
+        <w:t>token_embeddings.npy</w:t>
       </w:r>
       <w:proofErr w:type="spellEnd"/>
-      <w:proofErr w:type="gramEnd"/>
+    </w:p>
+    <w:p>
+      <w:pPr>
+        <w:numPr>
+          <w:ilvl w:val="0"/>
+          <w:numId w:val="9"/>
+        </w:numPr>
+      </w:pPr>
+      <w:proofErr w:type="spellStart"/>
+      <w:r>
+        <w:t>semantic_embeddings.npy</w:t>
+      </w:r>
+      <w:proofErr w:type="spellEnd"/>
+    </w:p>
+    <w:p>
+      <w:pPr>
+        <w:numPr>
+          <w:ilvl w:val="0"/>
+          <w:numId w:val="9"/>
+        </w:numPr>
+      </w:pPr>
+      <w:proofErr w:type="spellStart"/>
+      <w:r>
+        <w:lastRenderedPageBreak/>
+        <w:t>sentence_embeddings.npy</w:t>
+      </w:r>
+      <w:proofErr w:type="spellEnd"/>
+    </w:p>
+    <w:p>
+      <w:pPr>
+        <w:numPr>
+          <w:ilvl w:val="0"/>
+          <w:numId w:val="9"/>
+        </w:numPr>
+      </w:pPr>
+      <w:r>
+        <w:t>Associated IDs + texts JSON files</w:t>
+      </w:r>
+    </w:p>
+    <w:p>
+      <w:r>
+        <w:t xml:space="preserve">Embeddings dimension confirmed to be </w:t>
+      </w:r>
+      <w:r>
+        <w:rPr>
+          <w:b/>
+          <w:bCs/>
+        </w:rPr>
+        <w:t>384</w:t>
+      </w:r>
       <w:r>
         <w:t>.</w:t>
       </w:r>
     </w:p>
     <w:p>
       <w:r>
-        <w:pict w14:anchorId="4D9CAEFF">
-          <v:rect id="_x0000_i1071" style="width:0;height:1.5pt" o:hralign="center" o:hrstd="t" o:hr="t" fillcolor="#a0a0a0" stroked="f"/>
-        </w:pict>
-      </w:r>
-    </w:p>
-    <w:p>
-      <w:pPr>
-        <w:rPr>
-          <w:b/>
-          <w:bCs/>
-        </w:rPr>
-      </w:pPr>
-      <w:r>
-        <w:rPr>
-          <w:b/>
-          <w:bCs/>
-        </w:rPr>
-        <w:t>SECTION 2.2 — Chunking Outputs</w:t>
-      </w:r>
-    </w:p>
-    <w:p>
-      <w:pPr>
-        <w:rPr>
-          <w:b/>
-          <w:bCs/>
-        </w:rPr>
-      </w:pPr>
-      <w:r>
-        <w:rPr>
-          <w:b/>
-          <w:bCs/>
-        </w:rPr>
-        <w:t>Token Chunking</w:t>
-      </w:r>
-    </w:p>
-    <w:p>
-      <w:pPr>
-        <w:numPr>
-          <w:ilvl w:val="0"/>
-          <w:numId w:val="6"/>
-        </w:numPr>
-      </w:pPr>
-      <w:r>
-        <w:t>30 chunks</w:t>
-      </w:r>
-    </w:p>
-    <w:p>
-      <w:pPr>
-        <w:numPr>
-          <w:ilvl w:val="0"/>
-          <w:numId w:val="6"/>
-        </w:numPr>
-      </w:pPr>
-      <w:r>
-        <w:t>Overlap = 100 tokens</w:t>
-      </w:r>
-    </w:p>
-    <w:p>
-      <w:pPr>
-        <w:numPr>
-          <w:ilvl w:val="0"/>
-          <w:numId w:val="6"/>
-        </w:numPr>
-      </w:pPr>
-      <w:r>
-        <w:t>Large mixed-topic blocks</w:t>
-      </w:r>
-    </w:p>
-    <w:p>
-      <w:pPr>
-        <w:rPr>
-          <w:b/>
-          <w:bCs/>
-        </w:rPr>
-      </w:pPr>
-      <w:r>
-        <w:rPr>
-          <w:b/>
-          <w:bCs/>
-        </w:rPr>
-        <w:t>Semantic Chunking</w:t>
-      </w:r>
-    </w:p>
-    <w:p>
-      <w:pPr>
-        <w:numPr>
-          <w:ilvl w:val="0"/>
-          <w:numId w:val="7"/>
-        </w:numPr>
-      </w:pPr>
-      <w:r>
-        <w:t>32 chunks</w:t>
-      </w:r>
-    </w:p>
-    <w:p>
-      <w:pPr>
-        <w:numPr>
-          <w:ilvl w:val="0"/>
-          <w:numId w:val="7"/>
-        </w:numPr>
-      </w:pPr>
-      <w:r>
-        <w:t>Very coherent</w:t>
-      </w:r>
-    </w:p>
-    <w:p>
-      <w:pPr>
-        <w:numPr>
-          <w:ilvl w:val="0"/>
-          <w:numId w:val="7"/>
-        </w:numPr>
-      </w:pPr>
-      <w:r>
-        <w:t>Natural boundaries created via embeddings</w:t>
-      </w:r>
-    </w:p>
-    <w:p>
-      <w:pPr>
-        <w:rPr>
-          <w:b/>
-          <w:bCs/>
-        </w:rPr>
-      </w:pPr>
-      <w:r>
-        <w:rPr>
-          <w:b/>
-          <w:bCs/>
-        </w:rPr>
-        <w:t>Sentence-Window Chunking</w:t>
-      </w:r>
-    </w:p>
-    <w:p>
-      <w:pPr>
-        <w:numPr>
-          <w:ilvl w:val="0"/>
-          <w:numId w:val="8"/>
-        </w:numPr>
-      </w:pPr>
-      <w:r>
-        <w:t>415 chunks</w:t>
-      </w:r>
-    </w:p>
-    <w:p>
-      <w:pPr>
-        <w:numPr>
-          <w:ilvl w:val="0"/>
-          <w:numId w:val="8"/>
-        </w:numPr>
-      </w:pPr>
-      <w:r>
-        <w:t>Window size = 2</w:t>
-      </w:r>
-    </w:p>
-    <w:p>
-      <w:pPr>
-        <w:numPr>
-          <w:ilvl w:val="0"/>
-          <w:numId w:val="8"/>
-        </w:numPr>
-      </w:pPr>
-      <w:r>
-        <w:t>Smallest chunks + highest semantic resolution</w:t>
-      </w:r>
-    </w:p>
-    <w:p>
-      <w:r>
-        <w:lastRenderedPageBreak/>
-        <w:t>All chunk JSON files stored at:</w:t>
-      </w:r>
-    </w:p>
-    <w:p>
-      <w:r>
-        <w:t>reports/hw03/raw/</w:t>
-      </w:r>
-    </w:p>
-    <w:p>
-      <w:r>
-        <w:pict w14:anchorId="0EF2491A">
-          <v:rect id="_x0000_i1072" style="width:0;height:1.5pt" o:hralign="center" o:hrstd="t" o:hr="t" fillcolor="#a0a0a0" stroked="f"/>
-        </w:pict>
-      </w:r>
-    </w:p>
-    <w:p>
-      <w:pPr>
-        <w:rPr>
-          <w:b/>
-          <w:bCs/>
-        </w:rPr>
-      </w:pPr>
-      <w:r>
-        <w:rPr>
-          <w:b/>
-          <w:bCs/>
-        </w:rPr>
-        <w:t>SECTION 2.3 — Embeddings &amp; Indexes</w:t>
-      </w:r>
-    </w:p>
-    <w:p>
-      <w:r>
-        <w:t>All indexes implemented using a stable, version-agnostic approach:</w:t>
-      </w:r>
-    </w:p>
-    <w:p>
-      <w:pPr>
-        <w:numPr>
-          <w:ilvl w:val="0"/>
-          <w:numId w:val="9"/>
-        </w:numPr>
-      </w:pPr>
-      <w:proofErr w:type="spellStart"/>
-      <w:r>
-        <w:t>token_embeddings.npy</w:t>
-      </w:r>
-      <w:proofErr w:type="spellEnd"/>
-    </w:p>
-    <w:p>
-      <w:pPr>
-        <w:numPr>
-          <w:ilvl w:val="0"/>
-          <w:numId w:val="9"/>
-        </w:numPr>
-      </w:pPr>
-      <w:proofErr w:type="spellStart"/>
-      <w:r>
-        <w:t>semantic_embeddings.npy</w:t>
-      </w:r>
-      <w:proofErr w:type="spellEnd"/>
-    </w:p>
-    <w:p>
-      <w:pPr>
-        <w:numPr>
-          <w:ilvl w:val="0"/>
-          <w:numId w:val="9"/>
-        </w:numPr>
-      </w:pPr>
-      <w:proofErr w:type="spellStart"/>
-      <w:r>
-        <w:t>sentence_embeddings.npy</w:t>
-      </w:r>
-      <w:proofErr w:type="spellEnd"/>
-    </w:p>
-    <w:p>
-      <w:pPr>
-        <w:numPr>
-          <w:ilvl w:val="0"/>
-          <w:numId w:val="9"/>
-        </w:numPr>
-      </w:pPr>
-      <w:r>
-        <w:t>Associated IDs + texts JSON files</w:t>
-      </w:r>
-    </w:p>
-    <w:p>
-      <w:r>
-        <w:t xml:space="preserve">Embeddings dimension confirmed to be </w:t>
-      </w:r>
-      <w:r>
-        <w:rPr>
-          <w:b/>
-          <w:bCs/>
-        </w:rPr>
-        <w:t>384</w:t>
-      </w:r>
-      <w:r>
-        <w:t>.</w:t>
-      </w:r>
-    </w:p>
-    <w:p>
-      <w:r>
         <w:pict w14:anchorId="7FEB2376">
-          <v:rect id="_x0000_i1073" style="width:0;height:1.5pt" o:hralign="center" o:hrstd="t" o:hr="t" fillcolor="#a0a0a0" stroked="f"/>
+          <v:rect id="_x0000_i1030" style="width:0;height:1.5pt" o:hralign="center" o:hrstd="t" o:hr="t" fillcolor="#a0a0a0" stroked="f"/>
         </w:pict>
       </w:r>
     </w:p>
@@ -2165,7 +2761,7 @@
     <w:p>
       <w:r>
         <w:pict w14:anchorId="7ABC6ED5">
-          <v:rect id="_x0000_i1074" style="width:0;height:1.5pt" o:hralign="center" o:hrstd="t" o:hr="t" fillcolor="#a0a0a0" stroked="f"/>
+          <v:rect id="_x0000_i1031" style="width:0;height:1.5pt" o:hralign="center" o:hrstd="t" o:hr="t" fillcolor="#a0a0a0" stroked="f"/>
         </w:pict>
       </w:r>
     </w:p>
@@ -2236,7 +2832,6 @@
                 <w:b/>
                 <w:bCs/>
               </w:rPr>
-              <w:lastRenderedPageBreak/>
               <w:t>T</w:t>
             </w:r>
             <w:r>
@@ -2854,6 +3449,7 @@
     </w:p>
     <w:p>
       <w:r>
+        <w:lastRenderedPageBreak/>
         <w:t xml:space="preserve">A sentence-window chunk scored </w:t>
       </w:r>
       <w:r>
@@ -2885,7 +3481,7 @@
     <w:p>
       <w:r>
         <w:pict w14:anchorId="4ABC2891">
-          <v:rect id="_x0000_i1123" style="width:0;height:1.5pt" o:hralign="center" o:hrstd="t" o:hr="t" fillcolor="#a0a0a0" stroked="f"/>
+          <v:rect id="_x0000_i1032" style="width:0;height:1.5pt" o:hralign="center" o:hrstd="t" o:hr="t" fillcolor="#a0a0a0" stroked="f"/>
         </w:pict>
       </w:r>
     </w:p>
@@ -2956,7 +3552,7 @@
     <w:p>
       <w:r>
         <w:pict w14:anchorId="2F6D244F">
-          <v:rect id="_x0000_i1124" style="width:0;height:1.5pt" o:hralign="center" o:hrstd="t" o:hr="t" fillcolor="#a0a0a0" stroked="f"/>
+          <v:rect id="_x0000_i1033" style="width:0;height:1.5pt" o:hralign="center" o:hrstd="t" o:hr="t" fillcolor="#a0a0a0" stroked="f"/>
         </w:pict>
       </w:r>
     </w:p>
@@ -3013,7 +3609,6 @@
         </w:numPr>
       </w:pPr>
       <w:r>
-        <w:lastRenderedPageBreak/>
         <w:t>Highest mean@5</w:t>
       </w:r>
     </w:p>
@@ -3053,7 +3648,7 @@
     <w:p>
       <w:r>
         <w:pict w14:anchorId="0916B82E">
-          <v:rect id="_x0000_i1125" style="width:0;height:1.5pt" o:hralign="center" o:hrstd="t" o:hr="t" fillcolor="#a0a0a0" stroked="f"/>
+          <v:rect id="_x0000_i1034" style="width:0;height:1.5pt" o:hralign="center" o:hrstd="t" o:hr="t" fillcolor="#a0a0a0" stroked="f"/>
         </w:pict>
       </w:r>
     </w:p>
@@ -3123,7 +3718,11 @@
       </w:r>
       <w:proofErr w:type="spellEnd"/>
       <w:r>
-        <w:t xml:space="preserve"> vector-store APIs (</w:t>
+        <w:t xml:space="preserve"> vector-store APIs </w:t>
+      </w:r>
+      <w:r>
+        <w:lastRenderedPageBreak/>
+        <w:t>(</w:t>
       </w:r>
       <w:proofErr w:type="spellStart"/>
       <w:r>
@@ -3214,7 +3813,7 @@
     <w:p>
       <w:r>
         <w:pict w14:anchorId="47A46925">
-          <v:rect id="_x0000_i1126" style="width:0;height:1.5pt" o:hralign="center" o:hrstd="t" o:hr="t" fillcolor="#a0a0a0" stroked="f"/>
+          <v:rect id="_x0000_i1035" style="width:0;height:1.5pt" o:hralign="center" o:hrstd="t" o:hr="t" fillcolor="#a0a0a0" stroked="f"/>
         </w:pict>
       </w:r>
     </w:p>
@@ -3291,7 +3890,6 @@
         </w:numPr>
       </w:pPr>
       <w:r>
-        <w:lastRenderedPageBreak/>
         <w:t>middleware</w:t>
       </w:r>
     </w:p>
@@ -3316,7 +3914,7 @@
     <w:p>
       <w:r>
         <w:pict w14:anchorId="09627F45">
-          <v:rect id="_x0000_i1127" style="width:0;height:1.5pt" o:hralign="center" o:hrstd="t" o:hr="t" fillcolor="#a0a0a0" stroked="f"/>
+          <v:rect id="_x0000_i1036" style="width:0;height:1.5pt" o:hralign="center" o:hrstd="t" o:hr="t" fillcolor="#a0a0a0" stroked="f"/>
         </w:pict>
       </w:r>
     </w:p>
@@ -3396,6 +3994,7 @@
         </w:numPr>
       </w:pPr>
       <w:r>
+        <w:lastRenderedPageBreak/>
         <w:t>Retrieval</w:t>
       </w:r>
     </w:p>
@@ -3437,7 +4036,7 @@
     <w:p>
       <w:r>
         <w:pict w14:anchorId="22B930D7">
-          <v:rect id="_x0000_i1128" style="width:0;height:1.5pt" o:hralign="center" o:hrstd="t" o:hr="t" fillcolor="#a0a0a0" stroked="f"/>
+          <v:rect id="_x0000_i1037" style="width:0;height:1.5pt" o:hralign="center" o:hrstd="t" o:hr="t" fillcolor="#a0a0a0" stroked="f"/>
         </w:pict>
       </w:r>
     </w:p>
@@ -3562,6 +4161,7 @@
     </w:p>
     <w:p>
       <w:r>
+        <w:lastRenderedPageBreak/>
         <w:t xml:space="preserve">      sentence_window_index.py</w:t>
       </w:r>
     </w:p>
@@ -3627,7 +4227,7 @@
     <w:p>
       <w:r>
         <w:pict w14:anchorId="3593797B">
-          <v:rect id="_x0000_i1129" style="width:0;height:1.5pt" o:hralign="center" o:hrstd="t" o:hr="t" fillcolor="#a0a0a0" stroked="f"/>
+          <v:rect id="_x0000_i1038" style="width:0;height:1.5pt" o:hralign="center" o:hrstd="t" o:hr="t" fillcolor="#a0a0a0" stroked="f"/>
         </w:pict>
       </w:r>
     </w:p>
@@ -3703,7 +4303,6 @@
         </w:numPr>
       </w:pPr>
       <w:r>
-        <w:lastRenderedPageBreak/>
         <w:t>Full PDF report content</w:t>
       </w:r>
     </w:p>
@@ -5405,7 +6004,7 @@
         <w:ind w:left="720" w:hanging="360"/>
       </w:pPr>
     </w:lvl>
-    <w:lvl w:ilvl="1" w:tentative="1">
+    <w:lvl w:ilvl="1">
       <w:start w:val="1"/>
       <w:numFmt w:val="decimal"/>
       <w:lvlText w:val="%2."/>

--- a/reports/hw03/Ranjan_HW3_PDF.docx
+++ b/reports/hw03/Ranjan_HW3_PDF.docx
@@ -1306,7 +1306,28 @@
           <w:b/>
           <w:bCs/>
         </w:rPr>
-        <w:t>Home Page (Logged Out)</w:t>
+        <w:t>Home Page (</w:t>
+      </w:r>
+      <w:r>
+        <w:rPr>
+          <w:b/>
+          <w:bCs/>
+        </w:rPr>
+        <w:t xml:space="preserve">initial landing </w:t>
+      </w:r>
+      <w:r>
+        <w:rPr>
+          <w:b/>
+          <w:bCs/>
+        </w:rPr>
+        <w:t>i.e. index page</w:t>
+      </w:r>
+      <w:r>
+        <w:rPr>
+          <w:b/>
+          <w:bCs/>
+        </w:rPr>
+        <w:t>)</w:t>
       </w:r>
       <w:r>
         <w:br/>
@@ -1780,17 +1801,78 @@
           <w:b/>
           <w:bCs/>
         </w:rPr>
+        <w:lastRenderedPageBreak/>
         <w:t>Templates Directory Screenshot</w:t>
       </w:r>
       <w:r>
         <w:br/>
       </w:r>
       <w:r>
-        <w:rPr>
-          <w:i/>
-          <w:iCs/>
-        </w:rPr>
-        <w:t>Required by HW3.</w:t>
+        <w:drawing>
+          <wp:inline distT="0" distB="0" distL="0" distR="0" wp14:anchorId="59452840" wp14:editId="713A8096">
+            <wp:extent cx="2895749" cy="5550185"/>
+            <wp:effectExtent l="133350" t="114300" r="133350" b="165100"/>
+            <wp:docPr id="1417146074" name="Picture 1"/>
+            <wp:cNvGraphicFramePr>
+              <a:graphicFrameLocks xmlns:a="http://schemas.openxmlformats.org/drawingml/2006/main" noChangeAspect="1"/>
+            </wp:cNvGraphicFramePr>
+            <a:graphic xmlns:a="http://schemas.openxmlformats.org/drawingml/2006/main">
+              <a:graphicData uri="http://schemas.openxmlformats.org/drawingml/2006/picture">
+                <pic:pic xmlns:pic="http://schemas.openxmlformats.org/drawingml/2006/picture">
+                  <pic:nvPicPr>
+                    <pic:cNvPr id="1417146074" name=""/>
+                    <pic:cNvPicPr/>
+                  </pic:nvPicPr>
+                  <pic:blipFill>
+                    <a:blip r:embed="rId10"/>
+                    <a:stretch>
+                      <a:fillRect/>
+                    </a:stretch>
+                  </pic:blipFill>
+                  <pic:spPr>
+                    <a:xfrm>
+                      <a:off x="0" y="0"/>
+                      <a:ext cx="2895749" cy="5550185"/>
+                    </a:xfrm>
+                    <a:prstGeom prst="rect">
+                      <a:avLst/>
+                    </a:prstGeom>
+                    <a:solidFill>
+                      <a:srgbClr val="FFFFFF">
+                        <a:shade val="85000"/>
+                      </a:srgbClr>
+                    </a:solidFill>
+                    <a:ln w="88900" cap="sq">
+                      <a:solidFill>
+                        <a:srgbClr val="FFFFFF"/>
+                      </a:solidFill>
+                      <a:miter lim="800000"/>
+                    </a:ln>
+                    <a:effectLst>
+                      <a:outerShdw blurRad="55000" dist="18000" dir="5400000" algn="tl" rotWithShape="0">
+                        <a:srgbClr val="000000">
+                          <a:alpha val="40000"/>
+                        </a:srgbClr>
+                      </a:outerShdw>
+                    </a:effectLst>
+                    <a:scene3d>
+                      <a:camera prst="orthographicFront"/>
+                      <a:lightRig rig="twoPt" dir="t">
+                        <a:rot lat="0" lon="0" rev="7200000"/>
+                      </a:lightRig>
+                    </a:scene3d>
+                    <a:sp3d>
+                      <a:bevelT w="25400" h="19050"/>
+                      <a:contourClr>
+                        <a:srgbClr val="FFFFFF"/>
+                      </a:contourClr>
+                    </a:sp3d>
+                  </pic:spPr>
+                </pic:pic>
+              </a:graphicData>
+            </a:graphic>
+          </wp:inline>
+        </w:drawing>
       </w:r>
     </w:p>
     <w:p/>
@@ -1867,6 +1949,7 @@
           </w:p>
           <w:p>
             <w:r>
+              <w:lastRenderedPageBreak/>
               <w:t>INFO:     Started server process [2880]</w:t>
             </w:r>
           </w:p>
@@ -1991,7 +2074,6 @@
     <w:p/>
     <w:p>
       <w:r>
-        <w:lastRenderedPageBreak/>
         <w:t>Command</w:t>
       </w:r>
       <w:r>
@@ -2017,7 +2099,7 @@
                     <pic:cNvPicPr/>
                   </pic:nvPicPr>
                   <pic:blipFill>
-                    <a:blip r:embed="rId10"/>
+                    <a:blip r:embed="rId11"/>
                     <a:stretch>
                       <a:fillRect/>
                     </a:stretch>
@@ -2037,6 +2119,419 @@
           </wp:inline>
         </w:drawing>
       </w:r>
+    </w:p>
+    <w:p/>
+    <w:p>
+      <w:r>
+        <w:t>Part 1</w:t>
+      </w:r>
+      <w:r>
+        <w:t xml:space="preserve"> Section </w:t>
+      </w:r>
+      <w:proofErr w:type="gramStart"/>
+      <w:r>
+        <w:t>2</w:t>
+      </w:r>
+      <w:r>
+        <w:t xml:space="preserve"> :</w:t>
+      </w:r>
+      <w:proofErr w:type="gramEnd"/>
+      <w:r>
+        <w:t xml:space="preserve"> </w:t>
+      </w:r>
+      <w:r>
+        <w:rPr>
+          <w:b/>
+          <w:bCs/>
+        </w:rPr>
+        <w:t>Session Management:</w:t>
+      </w:r>
+    </w:p>
+    <w:p>
+      <w:pPr>
+        <w:pStyle w:val="ListParagraph"/>
+        <w:numPr>
+          <w:ilvl w:val="0"/>
+          <w:numId w:val="18"/>
+        </w:numPr>
+      </w:pPr>
+      <w:r>
+        <w:t>Use Starlette's Session</w:t>
+      </w:r>
+      <w:r>
+        <w:t xml:space="preserve"> </w:t>
+      </w:r>
+      <w:r>
+        <w:t>Middleware to manage user sessions. Store the logged-in user's</w:t>
+      </w:r>
+      <w:r>
+        <w:t xml:space="preserve"> </w:t>
+      </w:r>
+      <w:r>
+        <w:t>i</w:t>
+      </w:r>
+      <w:r>
+        <w:t>nformation in the session.</w:t>
+      </w:r>
+    </w:p>
+    <w:p>
+      <w:pPr>
+        <w:pStyle w:val="ListParagraph"/>
+        <w:numPr>
+          <w:ilvl w:val="0"/>
+          <w:numId w:val="18"/>
+        </w:numPr>
+      </w:pPr>
+      <w:r>
+        <w:t>Ensure that the session cookie is secure. Capture and include the Set-Cookie response header</w:t>
+      </w:r>
+      <w:r>
+        <w:t xml:space="preserve"> </w:t>
+      </w:r>
+      <w:r>
+        <w:t>showing all three attributes.</w:t>
+      </w:r>
+    </w:p>
+    <w:p>
+      <w:pPr>
+        <w:pStyle w:val="ListParagraph"/>
+        <w:numPr>
+          <w:ilvl w:val="0"/>
+          <w:numId w:val="18"/>
+        </w:numPr>
+      </w:pPr>
+      <w:r>
+        <w:t>Implement an idle session timeout. Prove that an expired or logged-out session cannot be</w:t>
+      </w:r>
+      <w:r>
+        <w:t xml:space="preserve"> </w:t>
+      </w:r>
+      <w:r>
+        <w:t>reused to reach /dashboard.</w:t>
+      </w:r>
+    </w:p>
+    <w:p>
+      <w:r>
+        <w:t>Solution:</w:t>
+      </w:r>
+    </w:p>
+    <w:p>
+      <w:pPr>
+        <w:rPr>
+          <w:b/>
+          <w:bCs/>
+        </w:rPr>
+      </w:pPr>
+      <w:r>
+        <w:t xml:space="preserve">In </w:t>
+      </w:r>
+      <w:r>
+        <w:t xml:space="preserve">my main.py file (hw3_main.py), I have added the </w:t>
+      </w:r>
+      <w:r>
+        <w:t>middleware (</w:t>
+      </w:r>
+      <w:proofErr w:type="spellStart"/>
+      <w:r>
+        <w:rPr>
+          <w:b/>
+          <w:bCs/>
+        </w:rPr>
+        <w:t>SessionMiddleware</w:t>
+      </w:r>
+      <w:proofErr w:type="spellEnd"/>
+      <w:r>
+        <w:rPr>
+          <w:b/>
+          <w:bCs/>
+        </w:rPr>
+        <w:t>)</w:t>
+      </w:r>
+      <w:r>
+        <w:rPr>
+          <w:b/>
+          <w:bCs/>
+        </w:rPr>
+        <w:t xml:space="preserve"> </w:t>
+      </w:r>
+      <w:r>
+        <w:t xml:space="preserve">and imported this from </w:t>
+      </w:r>
+      <w:r>
+        <w:rPr>
+          <w:b/>
+          <w:bCs/>
+        </w:rPr>
+        <w:t>Starlette's</w:t>
+      </w:r>
+      <w:r>
+        <w:t xml:space="preserve"> Session</w:t>
+      </w:r>
+      <w:r>
+        <w:t xml:space="preserve"> </w:t>
+      </w:r>
+      <w:r>
+        <w:t>Middleware</w:t>
+      </w:r>
+    </w:p>
+    <w:p>
+      <w:pPr>
+        <w:pStyle w:val="ListParagraph"/>
+        <w:numPr>
+          <w:ilvl w:val="0"/>
+          <w:numId w:val="19"/>
+        </w:numPr>
+        <w:rPr>
+          <w:highlight w:val="yellow"/>
+        </w:rPr>
+      </w:pPr>
+      <w:r>
+        <w:rPr>
+          <w:highlight w:val="yellow"/>
+        </w:rPr>
+        <w:t xml:space="preserve">from </w:t>
+      </w:r>
+      <w:proofErr w:type="spellStart"/>
+      <w:proofErr w:type="gramStart"/>
+      <w:r>
+        <w:rPr>
+          <w:highlight w:val="yellow"/>
+        </w:rPr>
+        <w:t>starlette.middleware</w:t>
+      </w:r>
+      <w:proofErr w:type="gramEnd"/>
+      <w:r>
+        <w:rPr>
+          <w:highlight w:val="yellow"/>
+        </w:rPr>
+        <w:t>.sessions</w:t>
+      </w:r>
+      <w:proofErr w:type="spellEnd"/>
+      <w:r>
+        <w:rPr>
+          <w:highlight w:val="yellow"/>
+        </w:rPr>
+        <w:t xml:space="preserve"> import </w:t>
+      </w:r>
+      <w:proofErr w:type="spellStart"/>
+      <w:r>
+        <w:rPr>
+          <w:highlight w:val="yellow"/>
+        </w:rPr>
+        <w:t>SessionMiddleware</w:t>
+      </w:r>
+      <w:proofErr w:type="spellEnd"/>
+    </w:p>
+    <w:p/>
+    <w:tbl>
+      <w:tblPr>
+        <w:tblStyle w:val="TableGrid"/>
+        <w:tblW w:w="0" w:type="auto"/>
+        <w:tblLook w:val="04A0" w:firstRow="1" w:lastRow="0" w:firstColumn="1" w:lastColumn="0" w:noHBand="0" w:noVBand="1"/>
+      </w:tblPr>
+      <w:tblGrid>
+        <w:gridCol w:w="9350"/>
+      </w:tblGrid>
+      <w:tr>
+        <w:tc>
+          <w:tcPr>
+            <w:tcW w:w="9350" w:type="dxa"/>
+          </w:tcPr>
+          <w:p>
+            <w:proofErr w:type="spellStart"/>
+            <w:r>
+              <w:t>app.add_</w:t>
+            </w:r>
+            <w:proofErr w:type="gramStart"/>
+            <w:r>
+              <w:t>middleware</w:t>
+            </w:r>
+            <w:proofErr w:type="spellEnd"/>
+            <w:r>
+              <w:t>(</w:t>
+            </w:r>
+            <w:proofErr w:type="gramEnd"/>
+          </w:p>
+          <w:p>
+            <w:r>
+              <w:t xml:space="preserve">    </w:t>
+            </w:r>
+            <w:proofErr w:type="spellStart"/>
+            <w:r>
+              <w:rPr>
+                <w:b/>
+                <w:bCs/>
+              </w:rPr>
+              <w:t>SessionMiddleware</w:t>
+            </w:r>
+            <w:proofErr w:type="spellEnd"/>
+            <w:r>
+              <w:t>,</w:t>
+            </w:r>
+          </w:p>
+          <w:p>
+            <w:r>
+              <w:t xml:space="preserve">    </w:t>
+            </w:r>
+            <w:proofErr w:type="spellStart"/>
+            <w:r>
+              <w:t>secret_key</w:t>
+            </w:r>
+            <w:proofErr w:type="spellEnd"/>
+            <w:r>
+              <w:t>="super_secret_key_2837",</w:t>
+            </w:r>
+          </w:p>
+          <w:p>
+            <w:r>
+              <w:t xml:space="preserve">    </w:t>
+            </w:r>
+            <w:proofErr w:type="spellStart"/>
+            <w:r>
+              <w:t>max_age</w:t>
+            </w:r>
+            <w:proofErr w:type="spellEnd"/>
+            <w:r>
+              <w:t>=120</w:t>
+            </w:r>
+          </w:p>
+          <w:p>
+            <w:r>
+              <w:t>)</w:t>
+            </w:r>
+          </w:p>
+          <w:p/>
+        </w:tc>
+      </w:tr>
+    </w:tbl>
+    <w:p/>
+    <w:p>
+      <w:r>
+        <w:t xml:space="preserve">Implemented the Idle session time out for 2 minutes, but for my testing I used 30 seconds to ensure it </w:t>
+      </w:r>
+      <w:proofErr w:type="gramStart"/>
+      <w:r>
+        <w:t>is</w:t>
+      </w:r>
+      <w:proofErr w:type="gramEnd"/>
+      <w:r>
+        <w:t xml:space="preserve"> working.</w:t>
+      </w:r>
+    </w:p>
+    <w:p>
+      <w:r>
+        <w:drawing>
+          <wp:inline distT="0" distB="0" distL="0" distR="0" wp14:anchorId="75B6B81D" wp14:editId="5907B9F1">
+            <wp:extent cx="5943600" cy="797560"/>
+            <wp:effectExtent l="0" t="0" r="0" b="2540"/>
+            <wp:docPr id="397961250" name="Picture 1"/>
+            <wp:cNvGraphicFramePr>
+              <a:graphicFrameLocks xmlns:a="http://schemas.openxmlformats.org/drawingml/2006/main" noChangeAspect="1"/>
+            </wp:cNvGraphicFramePr>
+            <a:graphic xmlns:a="http://schemas.openxmlformats.org/drawingml/2006/main">
+              <a:graphicData uri="http://schemas.openxmlformats.org/drawingml/2006/picture">
+                <pic:pic xmlns:pic="http://schemas.openxmlformats.org/drawingml/2006/picture">
+                  <pic:nvPicPr>
+                    <pic:cNvPr id="397961250" name=""/>
+                    <pic:cNvPicPr/>
+                  </pic:nvPicPr>
+                  <pic:blipFill>
+                    <a:blip r:embed="rId12"/>
+                    <a:stretch>
+                      <a:fillRect/>
+                    </a:stretch>
+                  </pic:blipFill>
+                  <pic:spPr>
+                    <a:xfrm>
+                      <a:off x="0" y="0"/>
+                      <a:ext cx="5943600" cy="797560"/>
+                    </a:xfrm>
+                    <a:prstGeom prst="rect">
+                      <a:avLst/>
+                    </a:prstGeom>
+                  </pic:spPr>
+                </pic:pic>
+              </a:graphicData>
+            </a:graphic>
+          </wp:inline>
+        </w:drawing>
+      </w:r>
+    </w:p>
+    <w:p>
+      <w:r>
+        <w:t xml:space="preserve">At dashboard, check, if </w:t>
+      </w:r>
+      <w:proofErr w:type="gramStart"/>
+      <w:r>
+        <w:t xml:space="preserve">the </w:t>
+      </w:r>
+      <w:r>
+        <w:t xml:space="preserve"> current</w:t>
+      </w:r>
+      <w:proofErr w:type="gramEnd"/>
+      <w:r>
+        <w:t xml:space="preserve"> time and </w:t>
+      </w:r>
+      <w:r>
+        <w:t xml:space="preserve">last active time stamp </w:t>
+      </w:r>
+      <w:r>
+        <w:t>has more than “</w:t>
+      </w:r>
+      <w:proofErr w:type="spellStart"/>
+      <w:r>
+        <w:t>idle_timeout</w:t>
+      </w:r>
+      <w:proofErr w:type="spellEnd"/>
+      <w:r>
+        <w:t xml:space="preserve">” then sending it back to login page after expiration. See the </w:t>
+      </w:r>
+      <w:r>
+        <w:t>screenshot below.</w:t>
+      </w:r>
+    </w:p>
+    <w:p/>
+    <w:p>
+      <w:r>
+        <w:lastRenderedPageBreak/>
+        <w:drawing>
+          <wp:inline distT="0" distB="0" distL="0" distR="0" wp14:anchorId="3BFF5B05" wp14:editId="20E4ABE8">
+            <wp:extent cx="5943600" cy="4731385"/>
+            <wp:effectExtent l="0" t="0" r="0" b="0"/>
+            <wp:docPr id="2059868550" name="Picture 1"/>
+            <wp:cNvGraphicFramePr>
+              <a:graphicFrameLocks xmlns:a="http://schemas.openxmlformats.org/drawingml/2006/main" noChangeAspect="1"/>
+            </wp:cNvGraphicFramePr>
+            <a:graphic xmlns:a="http://schemas.openxmlformats.org/drawingml/2006/main">
+              <a:graphicData uri="http://schemas.openxmlformats.org/drawingml/2006/picture">
+                <pic:pic xmlns:pic="http://schemas.openxmlformats.org/drawingml/2006/picture">
+                  <pic:nvPicPr>
+                    <pic:cNvPr id="2059868550" name=""/>
+                    <pic:cNvPicPr/>
+                  </pic:nvPicPr>
+                  <pic:blipFill>
+                    <a:blip r:embed="rId13"/>
+                    <a:stretch>
+                      <a:fillRect/>
+                    </a:stretch>
+                  </pic:blipFill>
+                  <pic:spPr>
+                    <a:xfrm>
+                      <a:off x="0" y="0"/>
+                      <a:ext cx="5943600" cy="4731385"/>
+                    </a:xfrm>
+                    <a:prstGeom prst="rect">
+                      <a:avLst/>
+                    </a:prstGeom>
+                  </pic:spPr>
+                </pic:pic>
+              </a:graphicData>
+            </a:graphic>
+          </wp:inline>
+        </w:drawing>
+      </w:r>
+    </w:p>
+    <w:p>
       <w:r>
         <w:pict w14:anchorId="4715B268">
           <v:rect id="_x0000_i1026" style="width:0;height:1.5pt" o:hralign="center" o:hrstd="t" o:hr="t" fillcolor="#a0a0a0" stroked="f"/>
@@ -2055,10 +2550,269 @@
           <w:b/>
           <w:bCs/>
         </w:rPr>
-        <w:t>SECTION 2 — HW3 Part 2: Chunking Techniques &amp; Retrieval</w:t>
-      </w:r>
-    </w:p>
-    <w:p>
+        <w:t xml:space="preserve">Part 2: Compare Three </w:t>
+      </w:r>
+      <w:proofErr w:type="spellStart"/>
+      <w:r>
+        <w:rPr>
+          <w:b/>
+          <w:bCs/>
+        </w:rPr>
+        <w:t>LlamaIndex</w:t>
+      </w:r>
+      <w:proofErr w:type="spellEnd"/>
+      <w:r>
+        <w:rPr>
+          <w:b/>
+          <w:bCs/>
+        </w:rPr>
+        <w:t xml:space="preserve"> Chunking Techniques (Retrieval-Only RAG)</w:t>
+      </w:r>
+    </w:p>
+    <w:p>
+      <w:r>
+        <w:t xml:space="preserve">Implement three chunking techniques in </w:t>
+      </w:r>
+      <w:proofErr w:type="spellStart"/>
+      <w:r>
+        <w:t>LlamaIndex</w:t>
+      </w:r>
+      <w:proofErr w:type="spellEnd"/>
+      <w:r>
+        <w:t>, build in-memory vector indexes, and</w:t>
+      </w:r>
+      <w:r>
+        <w:t xml:space="preserve"> </w:t>
+      </w:r>
+      <w:r>
+        <w:t xml:space="preserve">compare retrieval </w:t>
+      </w:r>
+      <w:proofErr w:type="gramStart"/>
+      <w:r>
+        <w:t>quality .</w:t>
+      </w:r>
+      <w:proofErr w:type="gramEnd"/>
+      <w:r>
+        <w:t xml:space="preserve"> You’ll print the embeddings and retrieval outputs for a shared</w:t>
+      </w:r>
+      <w:r>
+        <w:t xml:space="preserve"> </w:t>
+      </w:r>
+      <w:r>
+        <w:t>query, then argue which technique is best and why.</w:t>
+      </w:r>
+    </w:p>
+    <w:p>
+      <w:pPr>
+        <w:rPr>
+          <w:b/>
+          <w:bCs/>
+        </w:rPr>
+      </w:pPr>
+      <w:r>
+        <w:rPr>
+          <w:b/>
+          <w:bCs/>
+        </w:rPr>
+        <w:t>Techniques to implement:</w:t>
+      </w:r>
+    </w:p>
+    <w:p>
+      <w:pPr>
+        <w:pStyle w:val="ListParagraph"/>
+        <w:numPr>
+          <w:ilvl w:val="0"/>
+          <w:numId w:val="19"/>
+        </w:numPr>
+        <w:rPr>
+          <w:b/>
+          <w:bCs/>
+        </w:rPr>
+      </w:pPr>
+      <w:r>
+        <w:rPr>
+          <w:b/>
+          <w:bCs/>
+        </w:rPr>
+        <w:t xml:space="preserve">Token-based chunking — TokenTextSplitter </w:t>
+      </w:r>
+      <w:proofErr w:type="gramStart"/>
+      <w:r>
+        <w:rPr>
+          <w:b/>
+          <w:bCs/>
+        </w:rPr>
+        <w:t xml:space="preserve">( </w:t>
+      </w:r>
+      <w:proofErr w:type="spellStart"/>
+      <w:r>
+        <w:rPr>
+          <w:b/>
+          <w:bCs/>
+        </w:rPr>
+        <w:t>LlamaIndex</w:t>
+      </w:r>
+      <w:proofErr w:type="spellEnd"/>
+      <w:proofErr w:type="gramEnd"/>
+      <w:r>
+        <w:rPr>
+          <w:b/>
+          <w:bCs/>
+        </w:rPr>
+        <w:t xml:space="preserve"> )</w:t>
+      </w:r>
+    </w:p>
+    <w:p>
+      <w:pPr>
+        <w:pStyle w:val="ListParagraph"/>
+        <w:numPr>
+          <w:ilvl w:val="0"/>
+          <w:numId w:val="19"/>
+        </w:numPr>
+        <w:rPr>
+          <w:b/>
+          <w:bCs/>
+        </w:rPr>
+      </w:pPr>
+      <w:r>
+        <w:rPr>
+          <w:b/>
+          <w:bCs/>
+        </w:rPr>
+        <w:t xml:space="preserve">Semantic chunking — </w:t>
+      </w:r>
+      <w:proofErr w:type="spellStart"/>
+      <w:r>
+        <w:rPr>
+          <w:b/>
+          <w:bCs/>
+        </w:rPr>
+        <w:t>SemanticSplitterNodeParser</w:t>
+      </w:r>
+      <w:proofErr w:type="spellEnd"/>
+      <w:r>
+        <w:rPr>
+          <w:b/>
+          <w:bCs/>
+        </w:rPr>
+        <w:t xml:space="preserve"> </w:t>
+      </w:r>
+      <w:proofErr w:type="gramStart"/>
+      <w:r>
+        <w:rPr>
+          <w:b/>
+          <w:bCs/>
+        </w:rPr>
+        <w:t xml:space="preserve">( </w:t>
+      </w:r>
+      <w:proofErr w:type="spellStart"/>
+      <w:r>
+        <w:rPr>
+          <w:b/>
+          <w:bCs/>
+        </w:rPr>
+        <w:t>LlamaIndex</w:t>
+      </w:r>
+      <w:proofErr w:type="spellEnd"/>
+      <w:proofErr w:type="gramEnd"/>
+      <w:r>
+        <w:rPr>
+          <w:b/>
+          <w:bCs/>
+        </w:rPr>
+        <w:t xml:space="preserve"> )</w:t>
+      </w:r>
+    </w:p>
+    <w:p>
+      <w:pPr>
+        <w:pStyle w:val="ListParagraph"/>
+        <w:numPr>
+          <w:ilvl w:val="0"/>
+          <w:numId w:val="19"/>
+        </w:numPr>
+        <w:rPr>
+          <w:b/>
+          <w:bCs/>
+        </w:rPr>
+      </w:pPr>
+      <w:r>
+        <w:rPr>
+          <w:b/>
+          <w:bCs/>
+        </w:rPr>
+        <w:t xml:space="preserve">Sentence-window chunking — </w:t>
+      </w:r>
+      <w:proofErr w:type="spellStart"/>
+      <w:r>
+        <w:rPr>
+          <w:b/>
+          <w:bCs/>
+        </w:rPr>
+        <w:t>SentenceWindowNodeParser</w:t>
+      </w:r>
+      <w:proofErr w:type="spellEnd"/>
+      <w:r>
+        <w:rPr>
+          <w:b/>
+          <w:bCs/>
+        </w:rPr>
+        <w:t xml:space="preserve"> </w:t>
+      </w:r>
+      <w:proofErr w:type="gramStart"/>
+      <w:r>
+        <w:rPr>
+          <w:b/>
+          <w:bCs/>
+        </w:rPr>
+        <w:t xml:space="preserve">( </w:t>
+      </w:r>
+      <w:proofErr w:type="spellStart"/>
+      <w:r>
+        <w:rPr>
+          <w:b/>
+          <w:bCs/>
+        </w:rPr>
+        <w:t>LlamaIndex</w:t>
+      </w:r>
+      <w:proofErr w:type="spellEnd"/>
+      <w:proofErr w:type="gramEnd"/>
+      <w:r>
+        <w:rPr>
+          <w:b/>
+          <w:bCs/>
+        </w:rPr>
+        <w:t xml:space="preserve"> )</w:t>
+      </w:r>
+    </w:p>
+    <w:p>
+      <w:pPr>
+        <w:rPr>
+          <w:b/>
+          <w:bCs/>
+        </w:rPr>
+      </w:pPr>
+    </w:p>
+    <w:p>
+      <w:pPr>
+        <w:rPr>
+          <w:b/>
+          <w:bCs/>
+        </w:rPr>
+      </w:pPr>
+      <w:r>
+        <w:rPr>
+          <w:b/>
+          <w:bCs/>
+        </w:rPr>
+        <w:t>Solution:</w:t>
+      </w:r>
+      <w:r>
+        <w:rPr>
+          <w:b/>
+          <w:bCs/>
+        </w:rPr>
+        <w:t xml:space="preserve"> </w:t>
+      </w:r>
       <w:r>
         <w:t>A full RAG pipeline was implemented using:</w:t>
       </w:r>
@@ -2091,6 +2845,7 @@
           <w:b/>
           <w:bCs/>
         </w:rPr>
+        <w:lastRenderedPageBreak/>
         <w:t>SemanticSplitterNodeParser</w:t>
       </w:r>
       <w:proofErr w:type="spellEnd"/>
@@ -2113,49 +2868,31 @@
       <w:proofErr w:type="spellEnd"/>
     </w:p>
     <w:p>
-      <w:r>
-        <w:t xml:space="preserve">Embedded using </w:t>
-      </w:r>
-      <w:proofErr w:type="spellStart"/>
-      <w:r>
-        <w:t>HuggingFace</w:t>
-      </w:r>
-      <w:proofErr w:type="spellEnd"/>
-      <w:r>
-        <w:t xml:space="preserve"> MiniLM-L6-v2.</w:t>
-      </w:r>
-    </w:p>
-    <w:p>
-      <w:pPr>
-        <w:rPr>
-          <w:b/>
-          <w:bCs/>
-        </w:rPr>
-      </w:pPr>
-      <w:r>
-        <w:rPr>
-          <w:rFonts w:ascii="Segoe UI Symbol" w:hAnsi="Segoe UI Symbol" w:cs="Segoe UI Symbol"/>
-          <w:b/>
-          <w:bCs/>
-        </w:rPr>
-        <w:t>✔</w:t>
-      </w:r>
-      <w:r>
-        <w:rPr>
-          <w:b/>
-          <w:bCs/>
-        </w:rPr>
-        <w:t xml:space="preserve"> Full 200KB+ Restaurant Inspection Corpus</w:t>
-      </w:r>
-    </w:p>
-    <w:p>
-      <w:r>
-        <w:t>Located at:</w:t>
-      </w:r>
-    </w:p>
-    <w:p>
+      <w:pPr>
+        <w:rPr>
+          <w:b/>
+          <w:bCs/>
+        </w:rPr>
+      </w:pPr>
+      <w:r>
+        <w:rPr>
+          <w:b/>
+          <w:bCs/>
+        </w:rPr>
+        <w:t>Restaurant Inspection Corpus</w:t>
+      </w:r>
+      <w:r>
+        <w:rPr>
+          <w:b/>
+          <w:bCs/>
+        </w:rPr>
+        <w:t xml:space="preserve"> (</w:t>
+      </w:r>
       <w:r>
         <w:t>reports/hw03/corpus/</w:t>
+      </w:r>
+      <w:r>
+        <w:t>)</w:t>
       </w:r>
     </w:p>
     <w:p>
@@ -2169,9 +2906,49 @@
           <w:ilvl w:val="0"/>
           <w:numId w:val="5"/>
         </w:numPr>
+        <w:spacing w:after="0"/>
       </w:pPr>
       <w:r>
         <w:t>3 inspection reports</w:t>
+      </w:r>
+    </w:p>
+    <w:p>
+      <w:pPr>
+        <w:pStyle w:val="ListParagraph"/>
+        <w:numPr>
+          <w:ilvl w:val="1"/>
+          <w:numId w:val="5"/>
+        </w:numPr>
+        <w:spacing w:after="0"/>
+      </w:pPr>
+      <w:r>
+        <w:t>restaurant_inspection_report_1.txt</w:t>
+      </w:r>
+    </w:p>
+    <w:p>
+      <w:pPr>
+        <w:pStyle w:val="ListParagraph"/>
+        <w:numPr>
+          <w:ilvl w:val="1"/>
+          <w:numId w:val="5"/>
+        </w:numPr>
+        <w:spacing w:after="0"/>
+      </w:pPr>
+      <w:r>
+        <w:t>restaurant_inspection_report_2.txt</w:t>
+      </w:r>
+    </w:p>
+    <w:p>
+      <w:pPr>
+        <w:pStyle w:val="ListParagraph"/>
+        <w:numPr>
+          <w:ilvl w:val="1"/>
+          <w:numId w:val="5"/>
+        </w:numPr>
+        <w:spacing w:after="0"/>
+      </w:pPr>
+      <w:r>
+        <w:t>restaurant_inspection_report_3.txt</w:t>
       </w:r>
     </w:p>
     <w:p>
@@ -2180,9 +2957,23 @@
           <w:ilvl w:val="0"/>
           <w:numId w:val="5"/>
         </w:numPr>
+        <w:spacing w:after="0"/>
       </w:pPr>
       <w:r>
         <w:t>food safety guidelines</w:t>
+      </w:r>
+    </w:p>
+    <w:p>
+      <w:pPr>
+        <w:pStyle w:val="ListParagraph"/>
+        <w:numPr>
+          <w:ilvl w:val="1"/>
+          <w:numId w:val="5"/>
+        </w:numPr>
+        <w:spacing w:after="0"/>
+      </w:pPr>
+      <w:r>
+        <w:t>restaurant_food_safety_guidelines.txt</w:t>
       </w:r>
     </w:p>
     <w:p>
@@ -2191,9 +2982,23 @@
           <w:ilvl w:val="0"/>
           <w:numId w:val="5"/>
         </w:numPr>
+        <w:spacing w:after="0"/>
       </w:pPr>
       <w:r>
         <w:t>sanitation manual</w:t>
+      </w:r>
+    </w:p>
+    <w:p>
+      <w:pPr>
+        <w:pStyle w:val="ListParagraph"/>
+        <w:numPr>
+          <w:ilvl w:val="1"/>
+          <w:numId w:val="5"/>
+        </w:numPr>
+        <w:spacing w:after="0"/>
+      </w:pPr>
+      <w:r>
+        <w:t>restaurant_kitchen_sanitation.txt</w:t>
       </w:r>
     </w:p>
     <w:p>
@@ -2202,9 +3007,23 @@
           <w:ilvl w:val="0"/>
           <w:numId w:val="5"/>
         </w:numPr>
+        <w:spacing w:after="0"/>
       </w:pPr>
       <w:r>
         <w:t>pest control requirements</w:t>
+      </w:r>
+    </w:p>
+    <w:p>
+      <w:pPr>
+        <w:pStyle w:val="ListParagraph"/>
+        <w:numPr>
+          <w:ilvl w:val="1"/>
+          <w:numId w:val="5"/>
+        </w:numPr>
+        <w:spacing w:after="0"/>
+      </w:pPr>
+      <w:r>
+        <w:t>pest_control_requirements.txt</w:t>
       </w:r>
     </w:p>
     <w:p>
@@ -2213,9 +3032,23 @@
           <w:ilvl w:val="0"/>
           <w:numId w:val="5"/>
         </w:numPr>
+        <w:spacing w:after="0"/>
       </w:pPr>
       <w:r>
         <w:t>hygiene training manual</w:t>
+      </w:r>
+    </w:p>
+    <w:p>
+      <w:pPr>
+        <w:pStyle w:val="ListParagraph"/>
+        <w:numPr>
+          <w:ilvl w:val="1"/>
+          <w:numId w:val="5"/>
+        </w:numPr>
+        <w:spacing w:after="0"/>
+      </w:pPr>
+      <w:r>
+        <w:t>hygiene_training_manual.txt</w:t>
       </w:r>
     </w:p>
     <w:p>
@@ -2224,6 +3057,7 @@
           <w:ilvl w:val="0"/>
           <w:numId w:val="5"/>
         </w:numPr>
+        <w:spacing w:after="0"/>
       </w:pPr>
       <w:r>
         <w:t>county cleaning standards</w:t>
@@ -2231,122 +3065,357 @@
     </w:p>
     <w:p>
       <w:pPr>
+        <w:pStyle w:val="ListParagraph"/>
+        <w:numPr>
+          <w:ilvl w:val="1"/>
+          <w:numId w:val="5"/>
+        </w:numPr>
+        <w:spacing w:after="0"/>
+      </w:pPr>
+      <w:r>
+        <w:t>county_restaurant_cleaning_standards.txt</w:t>
+      </w:r>
+    </w:p>
+    <w:p>
+      <w:pPr>
+        <w:spacing w:after="0"/>
+      </w:pPr>
+    </w:p>
+    <w:p>
+      <w:pPr>
+        <w:spacing w:after="0"/>
+      </w:pPr>
+      <w:r>
+        <w:t xml:space="preserve"> All </w:t>
+      </w:r>
+      <w:proofErr w:type="gramStart"/>
+      <w:r>
+        <w:t>thee</w:t>
+      </w:r>
+      <w:proofErr w:type="gramEnd"/>
+      <w:r>
+        <w:t xml:space="preserve"> saved in </w:t>
+      </w:r>
+      <w:r>
+        <w:t>SOURCES.md</w:t>
+      </w:r>
+      <w:r>
+        <w:t xml:space="preserve"> and </w:t>
+      </w:r>
+      <w:proofErr w:type="spellStart"/>
+      <w:r>
+        <w:t>CORPUS_MANIFEST.json</w:t>
+      </w:r>
+      <w:proofErr w:type="spellEnd"/>
+    </w:p>
+    <w:p/>
+    <w:p>
+      <w:pPr>
+        <w:rPr>
+          <w:b/>
+          <w:bCs/>
+        </w:rPr>
+      </w:pPr>
+      <w:r>
+        <w:rPr>
+          <w:b/>
+          <w:bCs/>
+        </w:rPr>
+        <w:t>SECTION 2.1 — Questions Used (</w:t>
+      </w:r>
+      <w:proofErr w:type="spellStart"/>
+      <w:proofErr w:type="gramStart"/>
+      <w:r>
+        <w:rPr>
+          <w:b/>
+          <w:bCs/>
+        </w:rPr>
+        <w:t>questions.yaml</w:t>
+      </w:r>
+      <w:proofErr w:type="spellEnd"/>
+      <w:proofErr w:type="gramEnd"/>
+      <w:r>
+        <w:rPr>
+          <w:b/>
+          <w:bCs/>
+        </w:rPr>
+        <w:t>)</w:t>
+      </w:r>
+    </w:p>
+    <w:tbl>
+      <w:tblPr>
+        <w:tblStyle w:val="TableGrid"/>
+        <w:tblW w:w="0" w:type="auto"/>
+        <w:tblLook w:val="04A0" w:firstRow="1" w:lastRow="0" w:firstColumn="1" w:lastColumn="0" w:noHBand="0" w:noVBand="1"/>
+      </w:tblPr>
+      <w:tblGrid>
+        <w:gridCol w:w="9350"/>
+      </w:tblGrid>
+      <w:tr>
+        <w:tc>
+          <w:tcPr>
+            <w:tcW w:w="9350" w:type="dxa"/>
+          </w:tcPr>
+          <w:p>
+            <w:pPr>
+              <w:rPr>
+                <w:b/>
+                <w:bCs/>
+              </w:rPr>
+            </w:pPr>
+            <w:proofErr w:type="gramStart"/>
+            <w:r>
+              <w:rPr>
+                <w:sz w:val="18"/>
+                <w:szCs w:val="18"/>
+              </w:rPr>
+              <w:t xml:space="preserve">Query to </w:t>
+            </w:r>
+            <w:proofErr w:type="spellStart"/>
+            <w:r>
+              <w:rPr>
+                <w:sz w:val="18"/>
+                <w:szCs w:val="18"/>
+              </w:rPr>
+              <w:t>useBefore</w:t>
+            </w:r>
+            <w:proofErr w:type="spellEnd"/>
+            <w:proofErr w:type="gramEnd"/>
+            <w:r>
+              <w:rPr>
+                <w:sz w:val="18"/>
+                <w:szCs w:val="18"/>
+              </w:rPr>
+              <w:t xml:space="preserve"> running, create </w:t>
+            </w:r>
+            <w:proofErr w:type="spellStart"/>
+            <w:proofErr w:type="gramStart"/>
+            <w:r>
+              <w:rPr>
+                <w:sz w:val="18"/>
+                <w:szCs w:val="18"/>
+              </w:rPr>
+              <w:t>questions.yaml</w:t>
+            </w:r>
+            <w:proofErr w:type="spellEnd"/>
+            <w:proofErr w:type="gramEnd"/>
+            <w:r>
+              <w:rPr>
+                <w:sz w:val="18"/>
+                <w:szCs w:val="18"/>
+              </w:rPr>
+              <w:t xml:space="preserve"> with five realistic domain questions (relevant to</w:t>
+            </w:r>
+            <w:r>
+              <w:rPr>
+                <w:sz w:val="18"/>
+                <w:szCs w:val="18"/>
+              </w:rPr>
+              <w:t xml:space="preserve"> </w:t>
+            </w:r>
+            <w:r>
+              <w:rPr>
+                <w:sz w:val="18"/>
+                <w:szCs w:val="18"/>
+              </w:rPr>
+              <w:t xml:space="preserve">your DOMAIN_ID). For each question, record an expected answer and expected </w:t>
+            </w:r>
+            <w:proofErr w:type="spellStart"/>
+            <w:r>
+              <w:rPr>
+                <w:sz w:val="18"/>
+                <w:szCs w:val="18"/>
+              </w:rPr>
+              <w:t>sourcefile</w:t>
+            </w:r>
+            <w:proofErr w:type="spellEnd"/>
+            <w:r>
+              <w:rPr>
+                <w:sz w:val="18"/>
+                <w:szCs w:val="18"/>
+              </w:rPr>
+              <w:t xml:space="preserve">; at least two questions must depend on information found in only one </w:t>
+            </w:r>
+            <w:proofErr w:type="spellStart"/>
+            <w:proofErr w:type="gramStart"/>
+            <w:r>
+              <w:rPr>
+                <w:sz w:val="18"/>
+                <w:szCs w:val="18"/>
+              </w:rPr>
+              <w:t>sourcedocument</w:t>
+            </w:r>
+            <w:proofErr w:type="spellEnd"/>
+            <w:proofErr w:type="gramEnd"/>
+            <w:r>
+              <w:rPr>
+                <w:sz w:val="18"/>
+                <w:szCs w:val="18"/>
+              </w:rPr>
+              <w:t xml:space="preserve">. Commit </w:t>
+            </w:r>
+            <w:proofErr w:type="spellStart"/>
+            <w:proofErr w:type="gramStart"/>
+            <w:r>
+              <w:rPr>
+                <w:sz w:val="18"/>
+                <w:szCs w:val="18"/>
+              </w:rPr>
+              <w:t>questions.yaml</w:t>
+            </w:r>
+            <w:proofErr w:type="spellEnd"/>
+            <w:proofErr w:type="gramEnd"/>
+            <w:r>
+              <w:rPr>
+                <w:sz w:val="18"/>
+                <w:szCs w:val="18"/>
+              </w:rPr>
+              <w:t xml:space="preserve"> before adding the retrieval results so the expected</w:t>
+            </w:r>
+            <w:r>
+              <w:rPr>
+                <w:sz w:val="18"/>
+                <w:szCs w:val="18"/>
+              </w:rPr>
+              <w:t xml:space="preserve"> </w:t>
+            </w:r>
+            <w:r>
+              <w:rPr>
+                <w:sz w:val="18"/>
+                <w:szCs w:val="18"/>
+              </w:rPr>
+              <w:t>answers are not rewritten after seeing the output.</w:t>
+            </w:r>
+          </w:p>
+        </w:tc>
+      </w:tr>
+    </w:tbl>
+    <w:p>
+      <w:pPr>
+        <w:rPr>
+          <w:b/>
+          <w:bCs/>
+        </w:rPr>
+      </w:pPr>
+    </w:p>
+    <w:p>
+      <w:pPr>
+        <w:pStyle w:val="ListParagraph"/>
         <w:numPr>
           <w:ilvl w:val="0"/>
-          <w:numId w:val="5"/>
+          <w:numId w:val="21"/>
         </w:numPr>
-      </w:pPr>
-      <w:r>
-        <w:t>SOURCES.md</w:t>
-      </w:r>
-    </w:p>
-    <w:p>
-      <w:pPr>
+        <w:rPr>
+          <w:i/>
+          <w:iCs/>
+        </w:rPr>
+      </w:pPr>
+      <w:r>
+        <w:rPr>
+          <w:i/>
+          <w:iCs/>
+        </w:rPr>
+        <w:t>“What are the required daily cleaning tasks for restaurant food preparation areas?”</w:t>
+      </w:r>
+    </w:p>
+    <w:p>
+      <w:pPr>
+        <w:pStyle w:val="ListParagraph"/>
         <w:numPr>
           <w:ilvl w:val="0"/>
-          <w:numId w:val="5"/>
+          <w:numId w:val="21"/>
         </w:numPr>
-      </w:pPr>
-      <w:proofErr w:type="spellStart"/>
-      <w:r>
-        <w:t>CORPUS_MANIFEST.json</w:t>
-      </w:r>
-      <w:proofErr w:type="spellEnd"/>
-    </w:p>
-    <w:p>
-      <w:r>
-        <w:lastRenderedPageBreak/>
-        <w:pict w14:anchorId="266A0DB5">
-          <v:rect id="_x0000_i1027" style="width:0;height:1.5pt" o:hralign="center" o:hrstd="t" o:hr="t" fillcolor="#a0a0a0" stroked="f"/>
-        </w:pict>
-      </w:r>
-    </w:p>
-    <w:p>
-      <w:pPr>
-        <w:rPr>
-          <w:b/>
-          <w:bCs/>
-        </w:rPr>
-      </w:pPr>
-      <w:r>
-        <w:rPr>
-          <w:b/>
-          <w:bCs/>
-        </w:rPr>
-        <w:t>SECTION 2.1 — Questions Used (</w:t>
-      </w:r>
-      <w:proofErr w:type="spellStart"/>
-      <w:proofErr w:type="gramStart"/>
-      <w:r>
-        <w:rPr>
-          <w:b/>
-          <w:bCs/>
-        </w:rPr>
-        <w:t>questions.yaml</w:t>
-      </w:r>
-      <w:proofErr w:type="spellEnd"/>
-      <w:proofErr w:type="gramEnd"/>
-      <w:r>
-        <w:rPr>
-          <w:b/>
-          <w:bCs/>
-        </w:rPr>
-        <w:t>)</w:t>
-      </w:r>
-    </w:p>
-    <w:p>
-      <w:r>
-        <w:t>Main graded query:</w:t>
-      </w:r>
-    </w:p>
-    <w:p>
-      <w:r>
-        <w:rPr>
-          <w:b/>
-          <w:bCs/>
-        </w:rPr>
-        <w:t>Q1:</w:t>
-      </w:r>
-      <w:r>
-        <w:t xml:space="preserve"> </w:t>
-      </w:r>
-      <w:r>
         <w:rPr>
           <w:i/>
           <w:iCs/>
         </w:rPr>
-        <w:t>“What are the required daily cleaning tasks for restaurant food preparation areas?”</w:t>
-      </w:r>
-    </w:p>
-    <w:p>
-      <w:r>
-        <w:t xml:space="preserve">Additional domain questions included in </w:t>
-      </w:r>
-      <w:proofErr w:type="spellStart"/>
-      <w:proofErr w:type="gramStart"/>
-      <w:r>
-        <w:t>questions.yaml</w:t>
-      </w:r>
-      <w:proofErr w:type="spellEnd"/>
-      <w:proofErr w:type="gramEnd"/>
-      <w:r>
-        <w:t>.</w:t>
-      </w:r>
-    </w:p>
-    <w:p>
-      <w:r>
-        <w:pict w14:anchorId="4D9CAEFF">
-          <v:rect id="_x0000_i1028" style="width:0;height:1.5pt" o:hralign="center" o:hrstd="t" o:hr="t" fillcolor="#a0a0a0" stroked="f"/>
-        </w:pict>
-      </w:r>
-    </w:p>
-    <w:p>
-      <w:pPr>
-        <w:rPr>
-          <w:b/>
-          <w:bCs/>
-        </w:rPr>
-      </w:pPr>
+      </w:pPr>
+      <w:r>
+        <w:rPr>
+          <w:i/>
+          <w:iCs/>
+        </w:rPr>
+        <w:t>"What indicators suggest pest infestation in a restaurant kitchen?"</w:t>
+      </w:r>
+    </w:p>
+    <w:p>
+      <w:pPr>
+        <w:pStyle w:val="ListParagraph"/>
+        <w:numPr>
+          <w:ilvl w:val="0"/>
+          <w:numId w:val="21"/>
+        </w:numPr>
+        <w:rPr>
+          <w:i/>
+          <w:iCs/>
+        </w:rPr>
+      </w:pPr>
+      <w:r>
+        <w:rPr>
+          <w:i/>
+          <w:iCs/>
+        </w:rPr>
+        <w:t xml:space="preserve"> </w:t>
+      </w:r>
+      <w:r>
+        <w:rPr>
+          <w:i/>
+          <w:iCs/>
+        </w:rPr>
+        <w:t>"What hygiene practices must staff follow when handling ready-to-eat foods?"</w:t>
+      </w:r>
+    </w:p>
+    <w:p>
+      <w:pPr>
+        <w:pStyle w:val="ListParagraph"/>
+        <w:numPr>
+          <w:ilvl w:val="0"/>
+          <w:numId w:val="21"/>
+        </w:numPr>
+        <w:rPr>
+          <w:i/>
+          <w:iCs/>
+        </w:rPr>
+      </w:pPr>
+      <w:r>
+        <w:rPr>
+          <w:i/>
+          <w:iCs/>
+        </w:rPr>
+        <w:t xml:space="preserve"> "Under what conditions should a restaurant be temporarily closed due to sanitation issues?</w:t>
+      </w:r>
+    </w:p>
+    <w:p>
+      <w:pPr>
+        <w:pStyle w:val="ListParagraph"/>
+        <w:numPr>
+          <w:ilvl w:val="0"/>
+          <w:numId w:val="21"/>
+        </w:numPr>
+        <w:rPr>
+          <w:i/>
+          <w:iCs/>
+        </w:rPr>
+      </w:pPr>
+      <w:r>
+        <w:rPr>
+          <w:i/>
+          <w:iCs/>
+        </w:rPr>
+        <w:t>"What signs indicate stale or unsafe food in a restaurant display case?"</w:t>
+      </w:r>
+    </w:p>
+    <w:p>
+      <w:pPr>
+        <w:pStyle w:val="ListParagraph"/>
+        <w:ind w:left="360"/>
+        <w:rPr>
+          <w:i/>
+          <w:iCs/>
+        </w:rPr>
+      </w:pPr>
+    </w:p>
+    <w:p>
       <w:r>
         <w:rPr>
           <w:b/>
@@ -2354,19 +3423,46 @@
         </w:rPr>
         <w:t>SECTION 2.2 — Chunking Outputs</w:t>
       </w:r>
-    </w:p>
-    <w:p>
-      <w:pPr>
-        <w:rPr>
-          <w:b/>
-          <w:bCs/>
-        </w:rPr>
-      </w:pPr>
-      <w:r>
-        <w:rPr>
-          <w:b/>
-          <w:bCs/>
-        </w:rPr>
+      <w:r>
+        <w:rPr>
+          <w:b/>
+          <w:bCs/>
+        </w:rPr>
+        <w:t xml:space="preserve"> for all 3 techniques</w:t>
+      </w:r>
+      <w:r>
+        <w:rPr>
+          <w:b/>
+          <w:bCs/>
+        </w:rPr>
+        <w:t xml:space="preserve"> (</w:t>
+      </w:r>
+      <w:r>
+        <w:t>reports/hw03/raw/</w:t>
+      </w:r>
+      <w:r>
+        <w:t>)</w:t>
+      </w:r>
+    </w:p>
+    <w:p>
+      <w:pPr>
+        <w:pStyle w:val="ListParagraph"/>
+        <w:numPr>
+          <w:ilvl w:val="0"/>
+          <w:numId w:val="20"/>
+        </w:numPr>
+        <w:spacing w:after="0"/>
+        <w:rPr>
+          <w:b/>
+          <w:bCs/>
+        </w:rPr>
+      </w:pPr>
+      <w:r>
+        <w:rPr>
+          <w:b/>
+          <w:bCs/>
+        </w:rPr>
+        <w:lastRenderedPageBreak/>
         <w:t>Token Chunking</w:t>
       </w:r>
     </w:p>
@@ -2376,6 +3472,7 @@
           <w:ilvl w:val="0"/>
           <w:numId w:val="6"/>
         </w:numPr>
+        <w:spacing w:after="0"/>
       </w:pPr>
       <w:r>
         <w:t>30 chunks</w:t>
@@ -2387,6 +3484,7 @@
           <w:ilvl w:val="0"/>
           <w:numId w:val="6"/>
         </w:numPr>
+        <w:spacing w:after="0"/>
       </w:pPr>
       <w:r>
         <w:t>Overlap = 100 tokens</w:t>
@@ -2398,6 +3496,7 @@
           <w:ilvl w:val="0"/>
           <w:numId w:val="6"/>
         </w:numPr>
+        <w:spacing w:after="0"/>
       </w:pPr>
       <w:r>
         <w:t>Large mixed-topic blocks</w:t>
@@ -2405,6 +3504,12 @@
     </w:p>
     <w:p>
       <w:pPr>
+        <w:pStyle w:val="ListParagraph"/>
+        <w:numPr>
+          <w:ilvl w:val="0"/>
+          <w:numId w:val="20"/>
+        </w:numPr>
+        <w:spacing w:after="0"/>
         <w:rPr>
           <w:b/>
           <w:bCs/>
@@ -2424,6 +3529,7 @@
           <w:ilvl w:val="0"/>
           <w:numId w:val="7"/>
         </w:numPr>
+        <w:spacing w:after="0"/>
       </w:pPr>
       <w:r>
         <w:t>32 chunks</w:t>
@@ -2435,6 +3541,7 @@
           <w:ilvl w:val="0"/>
           <w:numId w:val="7"/>
         </w:numPr>
+        <w:spacing w:after="0"/>
       </w:pPr>
       <w:r>
         <w:t>Very coherent</w:t>
@@ -2446,6 +3553,7 @@
           <w:ilvl w:val="0"/>
           <w:numId w:val="7"/>
         </w:numPr>
+        <w:spacing w:after="0"/>
       </w:pPr>
       <w:r>
         <w:t>Natural boundaries created via embeddings</w:t>
@@ -2453,6 +3561,12 @@
     </w:p>
     <w:p>
       <w:pPr>
+        <w:pStyle w:val="ListParagraph"/>
+        <w:numPr>
+          <w:ilvl w:val="0"/>
+          <w:numId w:val="20"/>
+        </w:numPr>
+        <w:spacing w:after="0"/>
         <w:rPr>
           <w:b/>
           <w:bCs/>
@@ -2472,6 +3586,7 @@
           <w:ilvl w:val="0"/>
           <w:numId w:val="8"/>
         </w:numPr>
+        <w:spacing w:after="0"/>
       </w:pPr>
       <w:r>
         <w:t>415 chunks</w:t>
@@ -2483,6 +3598,7 @@
           <w:ilvl w:val="0"/>
           <w:numId w:val="8"/>
         </w:numPr>
+        <w:spacing w:after="0"/>
       </w:pPr>
       <w:r>
         <w:t>Window size = 2</w:t>
@@ -2494,28 +3610,13 @@
           <w:ilvl w:val="0"/>
           <w:numId w:val="8"/>
         </w:numPr>
+        <w:spacing w:after="0"/>
       </w:pPr>
       <w:r>
         <w:t>Smallest chunks + highest semantic resolution</w:t>
       </w:r>
     </w:p>
-    <w:p>
-      <w:r>
-        <w:t>All chunk JSON files stored at:</w:t>
-      </w:r>
-    </w:p>
-    <w:p>
-      <w:r>
-        <w:t>reports/hw03/raw/</w:t>
-      </w:r>
-    </w:p>
-    <w:p>
-      <w:r>
-        <w:pict w14:anchorId="0EF2491A">
-          <v:rect id="_x0000_i1029" style="width:0;height:1.5pt" o:hralign="center" o:hrstd="t" o:hr="t" fillcolor="#a0a0a0" stroked="f"/>
-        </w:pict>
-      </w:r>
-    </w:p>
+    <w:p/>
     <w:p>
       <w:pPr>
         <w:rPr>
@@ -2532,6 +3633,9 @@
       </w:r>
     </w:p>
     <w:p>
+      <w:pPr>
+        <w:spacing w:after="0"/>
+      </w:pPr>
       <w:r>
         <w:t>All indexes implemented using a stable, version-agnostic approach:</w:t>
       </w:r>
@@ -2542,6 +3646,7 @@
           <w:ilvl w:val="0"/>
           <w:numId w:val="9"/>
         </w:numPr>
+        <w:spacing w:after="0"/>
       </w:pPr>
       <w:proofErr w:type="spellStart"/>
       <w:r>
@@ -2555,6 +3660,7 @@
           <w:ilvl w:val="0"/>
           <w:numId w:val="9"/>
         </w:numPr>
+        <w:spacing w:after="0"/>
       </w:pPr>
       <w:proofErr w:type="spellStart"/>
       <w:r>
@@ -2568,10 +3674,10 @@
           <w:ilvl w:val="0"/>
           <w:numId w:val="9"/>
         </w:numPr>
+        <w:spacing w:after="0"/>
       </w:pPr>
       <w:proofErr w:type="spellStart"/>
       <w:r>
-        <w:lastRenderedPageBreak/>
         <w:t>sentence_embeddings.npy</w:t>
       </w:r>
       <w:proofErr w:type="spellEnd"/>
@@ -2582,12 +3688,16 @@
           <w:ilvl w:val="0"/>
           <w:numId w:val="9"/>
         </w:numPr>
+        <w:spacing w:after="0"/>
       </w:pPr>
       <w:r>
         <w:t>Associated IDs + texts JSON files</w:t>
       </w:r>
     </w:p>
     <w:p>
+      <w:pPr>
+        <w:spacing w:after="0"/>
+      </w:pPr>
       <w:r>
         <w:t xml:space="preserve">Embeddings dimension confirmed to be </w:t>
       </w:r>
@@ -2602,13 +3712,7 @@
         <w:t>.</w:t>
       </w:r>
     </w:p>
-    <w:p>
-      <w:r>
-        <w:pict w14:anchorId="7FEB2376">
-          <v:rect id="_x0000_i1030" style="width:0;height:1.5pt" o:hralign="center" o:hrstd="t" o:hr="t" fillcolor="#a0a0a0" stroked="f"/>
-        </w:pict>
-      </w:r>
-    </w:p>
+    <w:p/>
     <w:p>
       <w:pPr>
         <w:rPr>
@@ -2625,6 +3729,9 @@
       </w:r>
     </w:p>
     <w:p>
+      <w:pPr>
+        <w:spacing w:after="0"/>
+      </w:pPr>
       <w:r>
         <w:t>Retrieval executed using cosine similarity manually:</w:t>
       </w:r>
@@ -2635,6 +3742,7 @@
           <w:ilvl w:val="0"/>
           <w:numId w:val="10"/>
         </w:numPr>
+        <w:spacing w:after="0"/>
       </w:pPr>
       <w:r>
         <w:t>Load embedding matrices</w:t>
@@ -2646,6 +3754,7 @@
           <w:ilvl w:val="0"/>
           <w:numId w:val="10"/>
         </w:numPr>
+        <w:spacing w:after="0"/>
       </w:pPr>
       <w:r>
         <w:t>Embed query</w:t>
@@ -2657,6 +3766,7 @@
           <w:ilvl w:val="0"/>
           <w:numId w:val="10"/>
         </w:numPr>
+        <w:spacing w:after="0"/>
       </w:pPr>
       <w:r>
         <w:t>Compute cosine sim for all chunks</w:t>
@@ -2668,6 +3778,7 @@
           <w:ilvl w:val="0"/>
           <w:numId w:val="10"/>
         </w:numPr>
+        <w:spacing w:after="0"/>
       </w:pPr>
       <w:r>
         <w:t>Sort + top</w:t>
@@ -2683,18 +3794,13 @@
           <w:ilvl w:val="0"/>
           <w:numId w:val="10"/>
         </w:numPr>
+        <w:spacing w:after="0"/>
       </w:pPr>
       <w:r>
         <w:t>Record latency</w:t>
       </w:r>
     </w:p>
     <w:p>
-      <w:pPr>
-        <w:numPr>
-          <w:ilvl w:val="0"/>
-          <w:numId w:val="10"/>
-        </w:numPr>
-      </w:pPr>
       <w:r>
         <w:t xml:space="preserve">Save results </w:t>
       </w:r>
@@ -2777,13 +3883,37 @@
           <w:b/>
           <w:bCs/>
         </w:rPr>
-        <w:t>SECTION 2.5 — Retrieval Metrics (copied from METRICS.md)</w:t>
-      </w:r>
+        <w:t xml:space="preserve">SECTION 2.5 — Retrieval </w:t>
+      </w:r>
+      <w:proofErr w:type="gramStart"/>
+      <w:r>
+        <w:rPr>
+          <w:b/>
+          <w:bCs/>
+        </w:rPr>
+        <w:t xml:space="preserve">Metrics </w:t>
+      </w:r>
+      <w:r>
+        <w:rPr>
+          <w:b/>
+          <w:bCs/>
+        </w:rPr>
+        <w:t xml:space="preserve"> Report</w:t>
+      </w:r>
+      <w:proofErr w:type="gramEnd"/>
     </w:p>
     <w:tbl>
       <w:tblPr>
-        <w:tblW w:w="8329" w:type="dxa"/>
+        <w:tblW w:w="9780" w:type="dxa"/>
         <w:tblCellSpacing w:w="15" w:type="dxa"/>
+        <w:tblBorders>
+          <w:top w:val="single" w:sz="4" w:space="0" w:color="auto"/>
+          <w:left w:val="single" w:sz="4" w:space="0" w:color="auto"/>
+          <w:bottom w:val="single" w:sz="4" w:space="0" w:color="auto"/>
+          <w:right w:val="single" w:sz="4" w:space="0" w:color="auto"/>
+          <w:insideH w:val="single" w:sz="4" w:space="0" w:color="auto"/>
+          <w:insideV w:val="single" w:sz="4" w:space="0" w:color="auto"/>
+        </w:tblBorders>
         <w:tblCellMar>
           <w:top w:w="15" w:type="dxa"/>
           <w:left w:w="15" w:type="dxa"/>
@@ -2793,29 +3923,23 @@
         <w:tblLook w:val="04A0" w:firstRow="1" w:lastRow="0" w:firstColumn="1" w:lastColumn="0" w:noHBand="0" w:noVBand="1"/>
       </w:tblPr>
       <w:tblGrid>
-        <w:gridCol w:w="1573"/>
-        <w:gridCol w:w="1056"/>
-        <w:gridCol w:w="1038"/>
-        <w:gridCol w:w="963"/>
-        <w:gridCol w:w="1258"/>
-        <w:gridCol w:w="993"/>
-        <w:gridCol w:w="1448"/>
+        <w:gridCol w:w="1961"/>
+        <w:gridCol w:w="1050"/>
+        <w:gridCol w:w="1265"/>
+        <w:gridCol w:w="1141"/>
+        <w:gridCol w:w="1506"/>
+        <w:gridCol w:w="988"/>
+        <w:gridCol w:w="1869"/>
       </w:tblGrid>
       <w:tr>
         <w:trPr>
-          <w:trHeight w:val="717"/>
+          <w:trHeight w:val="624"/>
           <w:tblHeader/>
           <w:tblCellSpacing w:w="15" w:type="dxa"/>
         </w:trPr>
         <w:tc>
           <w:tcPr>
             <w:tcW w:w="0" w:type="auto"/>
-            <w:tcBorders>
-              <w:top w:val="single" w:sz="6" w:space="0" w:color="E6E6E6"/>
-              <w:left w:val="single" w:sz="6" w:space="0" w:color="E6E6E6"/>
-              <w:bottom w:val="single" w:sz="6" w:space="0" w:color="E6E6E6"/>
-              <w:right w:val="single" w:sz="6" w:space="0" w:color="E6E6E6"/>
-            </w:tcBorders>
             <w:shd w:val="clear" w:color="auto" w:fill="F5F5F5"/>
             <w:vAlign w:val="center"/>
             <w:hideMark/>
@@ -2825,33 +3949,25 @@
               <w:rPr>
                 <w:b/>
                 <w:bCs/>
+                <w:sz w:val="20"/>
+                <w:szCs w:val="20"/>
               </w:rPr>
             </w:pPr>
             <w:r>
               <w:rPr>
                 <w:b/>
                 <w:bCs/>
+                <w:sz w:val="20"/>
+                <w:szCs w:val="20"/>
               </w:rPr>
-              <w:t>T</w:t>
-            </w:r>
-            <w:r>
-              <w:rPr>
-                <w:b/>
-                <w:bCs/>
-              </w:rPr>
-              <w:t>echnique</w:t>
+              <w:lastRenderedPageBreak/>
+              <w:t>Technique</w:t>
             </w:r>
           </w:p>
         </w:tc>
         <w:tc>
           <w:tcPr>
             <w:tcW w:w="0" w:type="auto"/>
-            <w:tcBorders>
-              <w:top w:val="single" w:sz="6" w:space="0" w:color="E6E6E6"/>
-              <w:left w:val="single" w:sz="6" w:space="0" w:color="E6E6E6"/>
-              <w:bottom w:val="single" w:sz="6" w:space="0" w:color="E6E6E6"/>
-              <w:right w:val="single" w:sz="6" w:space="0" w:color="E6E6E6"/>
-            </w:tcBorders>
             <w:shd w:val="clear" w:color="auto" w:fill="F5F5F5"/>
             <w:vAlign w:val="center"/>
             <w:hideMark/>
@@ -2861,12 +3977,16 @@
               <w:rPr>
                 <w:b/>
                 <w:bCs/>
+                <w:sz w:val="20"/>
+                <w:szCs w:val="20"/>
               </w:rPr>
             </w:pPr>
             <w:r>
               <w:rPr>
                 <w:b/>
                 <w:bCs/>
+                <w:sz w:val="20"/>
+                <w:szCs w:val="20"/>
               </w:rPr>
               <w:t>#Chunks</w:t>
             </w:r>
@@ -2875,12 +3995,6 @@
         <w:tc>
           <w:tcPr>
             <w:tcW w:w="0" w:type="auto"/>
-            <w:tcBorders>
-              <w:top w:val="single" w:sz="6" w:space="0" w:color="E6E6E6"/>
-              <w:left w:val="single" w:sz="6" w:space="0" w:color="E6E6E6"/>
-              <w:bottom w:val="single" w:sz="6" w:space="0" w:color="E6E6E6"/>
-              <w:right w:val="single" w:sz="6" w:space="0" w:color="E6E6E6"/>
-            </w:tcBorders>
             <w:shd w:val="clear" w:color="auto" w:fill="F5F5F5"/>
             <w:vAlign w:val="center"/>
             <w:hideMark/>
@@ -2890,12 +4004,16 @@
               <w:rPr>
                 <w:b/>
                 <w:bCs/>
+                <w:sz w:val="20"/>
+                <w:szCs w:val="20"/>
               </w:rPr>
             </w:pPr>
             <w:r>
               <w:rPr>
                 <w:b/>
                 <w:bCs/>
+                <w:sz w:val="20"/>
+                <w:szCs w:val="20"/>
               </w:rPr>
               <w:t>Avg Length</w:t>
             </w:r>
@@ -2904,12 +4022,6 @@
         <w:tc>
           <w:tcPr>
             <w:tcW w:w="0" w:type="auto"/>
-            <w:tcBorders>
-              <w:top w:val="single" w:sz="6" w:space="0" w:color="E6E6E6"/>
-              <w:left w:val="single" w:sz="6" w:space="0" w:color="E6E6E6"/>
-              <w:bottom w:val="single" w:sz="6" w:space="0" w:color="E6E6E6"/>
-              <w:right w:val="single" w:sz="6" w:space="0" w:color="E6E6E6"/>
-            </w:tcBorders>
             <w:shd w:val="clear" w:color="auto" w:fill="F5F5F5"/>
             <w:vAlign w:val="center"/>
             <w:hideMark/>
@@ -2919,12 +4031,16 @@
               <w:rPr>
                 <w:b/>
                 <w:bCs/>
+                <w:sz w:val="20"/>
+                <w:szCs w:val="20"/>
               </w:rPr>
             </w:pPr>
             <w:r>
               <w:rPr>
                 <w:b/>
                 <w:bCs/>
+                <w:sz w:val="20"/>
+                <w:szCs w:val="20"/>
               </w:rPr>
               <w:t>Top</w:t>
             </w:r>
@@ -2932,6 +4048,8 @@
               <w:rPr>
                 <w:b/>
                 <w:bCs/>
+                <w:sz w:val="20"/>
+                <w:szCs w:val="20"/>
               </w:rPr>
               <w:noBreakHyphen/>
               <w:t>1 Cos</w:t>
@@ -2941,12 +4059,6 @@
         <w:tc>
           <w:tcPr>
             <w:tcW w:w="0" w:type="auto"/>
-            <w:tcBorders>
-              <w:top w:val="single" w:sz="6" w:space="0" w:color="E6E6E6"/>
-              <w:left w:val="single" w:sz="6" w:space="0" w:color="E6E6E6"/>
-              <w:bottom w:val="single" w:sz="6" w:space="0" w:color="E6E6E6"/>
-              <w:right w:val="single" w:sz="6" w:space="0" w:color="E6E6E6"/>
-            </w:tcBorders>
             <w:shd w:val="clear" w:color="auto" w:fill="F5F5F5"/>
             <w:vAlign w:val="center"/>
             <w:hideMark/>
@@ -2956,12 +4068,16 @@
               <w:rPr>
                 <w:b/>
                 <w:bCs/>
+                <w:sz w:val="20"/>
+                <w:szCs w:val="20"/>
               </w:rPr>
             </w:pPr>
             <w:r>
               <w:rPr>
                 <w:b/>
                 <w:bCs/>
+                <w:sz w:val="20"/>
+                <w:szCs w:val="20"/>
               </w:rPr>
               <w:t>Mean@5 Cos</w:t>
             </w:r>
@@ -2970,12 +4086,6 @@
         <w:tc>
           <w:tcPr>
             <w:tcW w:w="0" w:type="auto"/>
-            <w:tcBorders>
-              <w:top w:val="single" w:sz="6" w:space="0" w:color="E6E6E6"/>
-              <w:left w:val="single" w:sz="6" w:space="0" w:color="E6E6E6"/>
-              <w:bottom w:val="single" w:sz="6" w:space="0" w:color="E6E6E6"/>
-              <w:right w:val="single" w:sz="6" w:space="0" w:color="E6E6E6"/>
-            </w:tcBorders>
             <w:shd w:val="clear" w:color="auto" w:fill="F5F5F5"/>
             <w:vAlign w:val="center"/>
             <w:hideMark/>
@@ -2985,12 +4095,16 @@
               <w:rPr>
                 <w:b/>
                 <w:bCs/>
+                <w:sz w:val="20"/>
+                <w:szCs w:val="20"/>
               </w:rPr>
             </w:pPr>
             <w:r>
               <w:rPr>
                 <w:b/>
                 <w:bCs/>
+                <w:sz w:val="20"/>
+                <w:szCs w:val="20"/>
               </w:rPr>
               <w:t>Latency</w:t>
             </w:r>
@@ -2999,12 +4113,6 @@
         <w:tc>
           <w:tcPr>
             <w:tcW w:w="0" w:type="auto"/>
-            <w:tcBorders>
-              <w:top w:val="single" w:sz="6" w:space="0" w:color="E6E6E6"/>
-              <w:left w:val="single" w:sz="6" w:space="0" w:color="E6E6E6"/>
-              <w:bottom w:val="single" w:sz="6" w:space="0" w:color="E6E6E6"/>
-              <w:right w:val="single" w:sz="6" w:space="0" w:color="E6E6E6"/>
-            </w:tcBorders>
             <w:shd w:val="clear" w:color="auto" w:fill="F5F5F5"/>
             <w:vAlign w:val="center"/>
             <w:hideMark/>
@@ -3014,12 +4122,16 @@
               <w:rPr>
                 <w:b/>
                 <w:bCs/>
+                <w:sz w:val="20"/>
+                <w:szCs w:val="20"/>
               </w:rPr>
             </w:pPr>
             <w:r>
               <w:rPr>
                 <w:b/>
                 <w:bCs/>
+                <w:sz w:val="20"/>
+                <w:szCs w:val="20"/>
               </w:rPr>
               <w:t>Notes</w:t>
             </w:r>
@@ -3028,23 +4140,27 @@
       </w:tr>
       <w:tr>
         <w:trPr>
-          <w:trHeight w:val="708"/>
+          <w:trHeight w:val="617"/>
           <w:tblCellSpacing w:w="15" w:type="dxa"/>
         </w:trPr>
         <w:tc>
           <w:tcPr>
             <w:tcW w:w="0" w:type="auto"/>
-            <w:tcBorders>
-              <w:top w:val="single" w:sz="6" w:space="0" w:color="E6E6E6"/>
-              <w:left w:val="single" w:sz="6" w:space="0" w:color="E6E6E6"/>
-              <w:bottom w:val="single" w:sz="6" w:space="0" w:color="E6E6E6"/>
-              <w:right w:val="single" w:sz="6" w:space="0" w:color="E6E6E6"/>
-            </w:tcBorders>
             <w:vAlign w:val="center"/>
             <w:hideMark/>
           </w:tcPr>
           <w:p>
-            <w:r>
+            <w:pPr>
+              <w:rPr>
+                <w:sz w:val="20"/>
+                <w:szCs w:val="20"/>
+              </w:rPr>
+            </w:pPr>
+            <w:r>
+              <w:rPr>
+                <w:sz w:val="20"/>
+                <w:szCs w:val="20"/>
+              </w:rPr>
               <w:t>Token</w:t>
             </w:r>
           </w:p>
@@ -3052,17 +4168,21 @@
         <w:tc>
           <w:tcPr>
             <w:tcW w:w="0" w:type="auto"/>
-            <w:tcBorders>
-              <w:top w:val="single" w:sz="6" w:space="0" w:color="E6E6E6"/>
-              <w:left w:val="single" w:sz="6" w:space="0" w:color="E6E6E6"/>
-              <w:bottom w:val="single" w:sz="6" w:space="0" w:color="E6E6E6"/>
-              <w:right w:val="single" w:sz="6" w:space="0" w:color="E6E6E6"/>
-            </w:tcBorders>
             <w:vAlign w:val="center"/>
             <w:hideMark/>
           </w:tcPr>
           <w:p>
-            <w:r>
+            <w:pPr>
+              <w:rPr>
+                <w:sz w:val="20"/>
+                <w:szCs w:val="20"/>
+              </w:rPr>
+            </w:pPr>
+            <w:r>
+              <w:rPr>
+                <w:sz w:val="20"/>
+                <w:szCs w:val="20"/>
+              </w:rPr>
               <w:t>30</w:t>
             </w:r>
           </w:p>
@@ -3070,35 +4190,43 @@
         <w:tc>
           <w:tcPr>
             <w:tcW w:w="0" w:type="auto"/>
-            <w:tcBorders>
-              <w:top w:val="single" w:sz="6" w:space="0" w:color="E6E6E6"/>
-              <w:left w:val="single" w:sz="6" w:space="0" w:color="E6E6E6"/>
-              <w:bottom w:val="single" w:sz="6" w:space="0" w:color="E6E6E6"/>
-              <w:right w:val="single" w:sz="6" w:space="0" w:color="E6E6E6"/>
-            </w:tcBorders>
             <w:vAlign w:val="center"/>
             <w:hideMark/>
           </w:tcPr>
           <w:p>
-            <w:r>
-              <w:t>~2000</w:t>
+            <w:pPr>
+              <w:rPr>
+                <w:sz w:val="20"/>
+                <w:szCs w:val="20"/>
+              </w:rPr>
+            </w:pPr>
+            <w:r>
+              <w:rPr>
+                <w:sz w:val="20"/>
+                <w:szCs w:val="20"/>
+              </w:rPr>
+              <w:t>2000</w:t>
             </w:r>
           </w:p>
         </w:tc>
         <w:tc>
           <w:tcPr>
             <w:tcW w:w="0" w:type="auto"/>
-            <w:tcBorders>
-              <w:top w:val="single" w:sz="6" w:space="0" w:color="E6E6E6"/>
-              <w:left w:val="single" w:sz="6" w:space="0" w:color="E6E6E6"/>
-              <w:bottom w:val="single" w:sz="6" w:space="0" w:color="E6E6E6"/>
-              <w:right w:val="single" w:sz="6" w:space="0" w:color="E6E6E6"/>
-            </w:tcBorders>
             <w:vAlign w:val="center"/>
             <w:hideMark/>
           </w:tcPr>
           <w:p>
-            <w:r>
+            <w:pPr>
+              <w:rPr>
+                <w:sz w:val="20"/>
+                <w:szCs w:val="20"/>
+              </w:rPr>
+            </w:pPr>
+            <w:r>
+              <w:rPr>
+                <w:sz w:val="20"/>
+                <w:szCs w:val="20"/>
+              </w:rPr>
               <w:t>0.6995</w:t>
             </w:r>
           </w:p>
@@ -3106,17 +4234,21 @@
         <w:tc>
           <w:tcPr>
             <w:tcW w:w="0" w:type="auto"/>
-            <w:tcBorders>
-              <w:top w:val="single" w:sz="6" w:space="0" w:color="E6E6E6"/>
-              <w:left w:val="single" w:sz="6" w:space="0" w:color="E6E6E6"/>
-              <w:bottom w:val="single" w:sz="6" w:space="0" w:color="E6E6E6"/>
-              <w:right w:val="single" w:sz="6" w:space="0" w:color="E6E6E6"/>
-            </w:tcBorders>
             <w:vAlign w:val="center"/>
             <w:hideMark/>
           </w:tcPr>
           <w:p>
-            <w:r>
+            <w:pPr>
+              <w:rPr>
+                <w:sz w:val="20"/>
+                <w:szCs w:val="20"/>
+              </w:rPr>
+            </w:pPr>
+            <w:r>
+              <w:rPr>
+                <w:sz w:val="20"/>
+                <w:szCs w:val="20"/>
+              </w:rPr>
               <w:t>0.6380</w:t>
             </w:r>
           </w:p>
@@ -3124,17 +4256,21 @@
         <w:tc>
           <w:tcPr>
             <w:tcW w:w="0" w:type="auto"/>
-            <w:tcBorders>
-              <w:top w:val="single" w:sz="6" w:space="0" w:color="E6E6E6"/>
-              <w:left w:val="single" w:sz="6" w:space="0" w:color="E6E6E6"/>
-              <w:bottom w:val="single" w:sz="6" w:space="0" w:color="E6E6E6"/>
-              <w:right w:val="single" w:sz="6" w:space="0" w:color="E6E6E6"/>
-            </w:tcBorders>
             <w:vAlign w:val="center"/>
             <w:hideMark/>
           </w:tcPr>
           <w:p>
-            <w:r>
+            <w:pPr>
+              <w:rPr>
+                <w:sz w:val="20"/>
+                <w:szCs w:val="20"/>
+              </w:rPr>
+            </w:pPr>
+            <w:r>
+              <w:rPr>
+                <w:sz w:val="20"/>
+                <w:szCs w:val="20"/>
+              </w:rPr>
               <w:t>0.92ms</w:t>
             </w:r>
           </w:p>
@@ -3142,17 +4278,21 @@
         <w:tc>
           <w:tcPr>
             <w:tcW w:w="0" w:type="auto"/>
-            <w:tcBorders>
-              <w:top w:val="single" w:sz="6" w:space="0" w:color="E6E6E6"/>
-              <w:left w:val="single" w:sz="6" w:space="0" w:color="E6E6E6"/>
-              <w:bottom w:val="single" w:sz="6" w:space="0" w:color="E6E6E6"/>
-              <w:right w:val="single" w:sz="6" w:space="0" w:color="E6E6E6"/>
-            </w:tcBorders>
             <w:vAlign w:val="center"/>
             <w:hideMark/>
           </w:tcPr>
           <w:p>
-            <w:r>
+            <w:pPr>
+              <w:rPr>
+                <w:sz w:val="20"/>
+                <w:szCs w:val="20"/>
+              </w:rPr>
+            </w:pPr>
+            <w:r>
+              <w:rPr>
+                <w:sz w:val="20"/>
+                <w:szCs w:val="20"/>
+              </w:rPr>
               <w:t>Lowest precision</w:t>
             </w:r>
           </w:p>
@@ -3160,23 +4300,27 @@
       </w:tr>
       <w:tr>
         <w:trPr>
-          <w:trHeight w:val="717"/>
+          <w:trHeight w:val="624"/>
           <w:tblCellSpacing w:w="15" w:type="dxa"/>
         </w:trPr>
         <w:tc>
           <w:tcPr>
             <w:tcW w:w="0" w:type="auto"/>
-            <w:tcBorders>
-              <w:top w:val="single" w:sz="6" w:space="0" w:color="E6E6E6"/>
-              <w:left w:val="single" w:sz="6" w:space="0" w:color="E6E6E6"/>
-              <w:bottom w:val="single" w:sz="6" w:space="0" w:color="E6E6E6"/>
-              <w:right w:val="single" w:sz="6" w:space="0" w:color="E6E6E6"/>
-            </w:tcBorders>
             <w:vAlign w:val="center"/>
             <w:hideMark/>
           </w:tcPr>
           <w:p>
-            <w:r>
+            <w:pPr>
+              <w:rPr>
+                <w:sz w:val="20"/>
+                <w:szCs w:val="20"/>
+              </w:rPr>
+            </w:pPr>
+            <w:r>
+              <w:rPr>
+                <w:sz w:val="20"/>
+                <w:szCs w:val="20"/>
+              </w:rPr>
               <w:t>Semantic</w:t>
             </w:r>
           </w:p>
@@ -3184,17 +4328,21 @@
         <w:tc>
           <w:tcPr>
             <w:tcW w:w="0" w:type="auto"/>
-            <w:tcBorders>
-              <w:top w:val="single" w:sz="6" w:space="0" w:color="E6E6E6"/>
-              <w:left w:val="single" w:sz="6" w:space="0" w:color="E6E6E6"/>
-              <w:bottom w:val="single" w:sz="6" w:space="0" w:color="E6E6E6"/>
-              <w:right w:val="single" w:sz="6" w:space="0" w:color="E6E6E6"/>
-            </w:tcBorders>
             <w:vAlign w:val="center"/>
             <w:hideMark/>
           </w:tcPr>
           <w:p>
-            <w:r>
+            <w:pPr>
+              <w:rPr>
+                <w:sz w:val="20"/>
+                <w:szCs w:val="20"/>
+              </w:rPr>
+            </w:pPr>
+            <w:r>
+              <w:rPr>
+                <w:sz w:val="20"/>
+                <w:szCs w:val="20"/>
+              </w:rPr>
               <w:t>32</w:t>
             </w:r>
           </w:p>
@@ -3202,35 +4350,43 @@
         <w:tc>
           <w:tcPr>
             <w:tcW w:w="0" w:type="auto"/>
-            <w:tcBorders>
-              <w:top w:val="single" w:sz="6" w:space="0" w:color="E6E6E6"/>
-              <w:left w:val="single" w:sz="6" w:space="0" w:color="E6E6E6"/>
-              <w:bottom w:val="single" w:sz="6" w:space="0" w:color="E6E6E6"/>
-              <w:right w:val="single" w:sz="6" w:space="0" w:color="E6E6E6"/>
-            </w:tcBorders>
             <w:vAlign w:val="center"/>
             <w:hideMark/>
           </w:tcPr>
           <w:p>
-            <w:r>
-              <w:t>~1600</w:t>
+            <w:pPr>
+              <w:rPr>
+                <w:sz w:val="20"/>
+                <w:szCs w:val="20"/>
+              </w:rPr>
+            </w:pPr>
+            <w:r>
+              <w:rPr>
+                <w:sz w:val="20"/>
+                <w:szCs w:val="20"/>
+              </w:rPr>
+              <w:t>1600</w:t>
             </w:r>
           </w:p>
         </w:tc>
         <w:tc>
           <w:tcPr>
             <w:tcW w:w="0" w:type="auto"/>
-            <w:tcBorders>
-              <w:top w:val="single" w:sz="6" w:space="0" w:color="E6E6E6"/>
-              <w:left w:val="single" w:sz="6" w:space="0" w:color="E6E6E6"/>
-              <w:bottom w:val="single" w:sz="6" w:space="0" w:color="E6E6E6"/>
-              <w:right w:val="single" w:sz="6" w:space="0" w:color="E6E6E6"/>
-            </w:tcBorders>
             <w:vAlign w:val="center"/>
             <w:hideMark/>
           </w:tcPr>
           <w:p>
-            <w:r>
+            <w:pPr>
+              <w:rPr>
+                <w:sz w:val="20"/>
+                <w:szCs w:val="20"/>
+              </w:rPr>
+            </w:pPr>
+            <w:r>
+              <w:rPr>
+                <w:sz w:val="20"/>
+                <w:szCs w:val="20"/>
+              </w:rPr>
               <w:t>0.6995</w:t>
             </w:r>
           </w:p>
@@ -3238,17 +4394,21 @@
         <w:tc>
           <w:tcPr>
             <w:tcW w:w="0" w:type="auto"/>
-            <w:tcBorders>
-              <w:top w:val="single" w:sz="6" w:space="0" w:color="E6E6E6"/>
-              <w:left w:val="single" w:sz="6" w:space="0" w:color="E6E6E6"/>
-              <w:bottom w:val="single" w:sz="6" w:space="0" w:color="E6E6E6"/>
-              <w:right w:val="single" w:sz="6" w:space="0" w:color="E6E6E6"/>
-            </w:tcBorders>
             <w:vAlign w:val="center"/>
             <w:hideMark/>
           </w:tcPr>
           <w:p>
-            <w:r>
+            <w:pPr>
+              <w:rPr>
+                <w:sz w:val="20"/>
+                <w:szCs w:val="20"/>
+              </w:rPr>
+            </w:pPr>
+            <w:r>
+              <w:rPr>
+                <w:sz w:val="20"/>
+                <w:szCs w:val="20"/>
+              </w:rPr>
               <w:t>0.6551</w:t>
             </w:r>
           </w:p>
@@ -3256,17 +4416,21 @@
         <w:tc>
           <w:tcPr>
             <w:tcW w:w="0" w:type="auto"/>
-            <w:tcBorders>
-              <w:top w:val="single" w:sz="6" w:space="0" w:color="E6E6E6"/>
-              <w:left w:val="single" w:sz="6" w:space="0" w:color="E6E6E6"/>
-              <w:bottom w:val="single" w:sz="6" w:space="0" w:color="E6E6E6"/>
-              <w:right w:val="single" w:sz="6" w:space="0" w:color="E6E6E6"/>
-            </w:tcBorders>
             <w:vAlign w:val="center"/>
             <w:hideMark/>
           </w:tcPr>
           <w:p>
-            <w:r>
+            <w:pPr>
+              <w:rPr>
+                <w:sz w:val="20"/>
+                <w:szCs w:val="20"/>
+              </w:rPr>
+            </w:pPr>
+            <w:r>
+              <w:rPr>
+                <w:sz w:val="20"/>
+                <w:szCs w:val="20"/>
+              </w:rPr>
               <w:t>0.98ms</w:t>
             </w:r>
           </w:p>
@@ -3274,17 +4438,21 @@
         <w:tc>
           <w:tcPr>
             <w:tcW w:w="0" w:type="auto"/>
-            <w:tcBorders>
-              <w:top w:val="single" w:sz="6" w:space="0" w:color="E6E6E6"/>
-              <w:left w:val="single" w:sz="6" w:space="0" w:color="E6E6E6"/>
-              <w:bottom w:val="single" w:sz="6" w:space="0" w:color="E6E6E6"/>
-              <w:right w:val="single" w:sz="6" w:space="0" w:color="E6E6E6"/>
-            </w:tcBorders>
             <w:vAlign w:val="center"/>
             <w:hideMark/>
           </w:tcPr>
           <w:p>
-            <w:r>
+            <w:pPr>
+              <w:rPr>
+                <w:sz w:val="20"/>
+                <w:szCs w:val="20"/>
+              </w:rPr>
+            </w:pPr>
+            <w:r>
+              <w:rPr>
+                <w:sz w:val="20"/>
+                <w:szCs w:val="20"/>
+              </w:rPr>
               <w:t>Coherent chunks</w:t>
             </w:r>
           </w:p>
@@ -3292,23 +4460,27 @@
       </w:tr>
       <w:tr>
         <w:trPr>
-          <w:trHeight w:val="22"/>
+          <w:trHeight w:val="19"/>
           <w:tblCellSpacing w:w="15" w:type="dxa"/>
         </w:trPr>
         <w:tc>
           <w:tcPr>
             <w:tcW w:w="0" w:type="auto"/>
-            <w:tcBorders>
-              <w:top w:val="single" w:sz="6" w:space="0" w:color="E6E6E6"/>
-              <w:left w:val="single" w:sz="6" w:space="0" w:color="E6E6E6"/>
-              <w:bottom w:val="single" w:sz="6" w:space="0" w:color="E6E6E6"/>
-              <w:right w:val="single" w:sz="6" w:space="0" w:color="E6E6E6"/>
-            </w:tcBorders>
             <w:vAlign w:val="center"/>
             <w:hideMark/>
           </w:tcPr>
           <w:p>
-            <w:r>
+            <w:pPr>
+              <w:rPr>
+                <w:sz w:val="20"/>
+                <w:szCs w:val="20"/>
+              </w:rPr>
+            </w:pPr>
+            <w:r>
+              <w:rPr>
+                <w:sz w:val="20"/>
+                <w:szCs w:val="20"/>
+              </w:rPr>
               <w:t>Sentence-window</w:t>
             </w:r>
           </w:p>
@@ -3316,17 +4488,21 @@
         <w:tc>
           <w:tcPr>
             <w:tcW w:w="0" w:type="auto"/>
-            <w:tcBorders>
-              <w:top w:val="single" w:sz="6" w:space="0" w:color="E6E6E6"/>
-              <w:left w:val="single" w:sz="6" w:space="0" w:color="E6E6E6"/>
-              <w:bottom w:val="single" w:sz="6" w:space="0" w:color="E6E6E6"/>
-              <w:right w:val="single" w:sz="6" w:space="0" w:color="E6E6E6"/>
-            </w:tcBorders>
             <w:vAlign w:val="center"/>
             <w:hideMark/>
           </w:tcPr>
           <w:p>
-            <w:r>
+            <w:pPr>
+              <w:rPr>
+                <w:sz w:val="20"/>
+                <w:szCs w:val="20"/>
+              </w:rPr>
+            </w:pPr>
+            <w:r>
+              <w:rPr>
+                <w:sz w:val="20"/>
+                <w:szCs w:val="20"/>
+              </w:rPr>
               <w:t>415</w:t>
             </w:r>
           </w:p>
@@ -3334,38 +4510,44 @@
         <w:tc>
           <w:tcPr>
             <w:tcW w:w="0" w:type="auto"/>
-            <w:tcBorders>
-              <w:top w:val="single" w:sz="6" w:space="0" w:color="E6E6E6"/>
-              <w:left w:val="single" w:sz="6" w:space="0" w:color="E6E6E6"/>
-              <w:bottom w:val="single" w:sz="6" w:space="0" w:color="E6E6E6"/>
-              <w:right w:val="single" w:sz="6" w:space="0" w:color="E6E6E6"/>
-            </w:tcBorders>
             <w:vAlign w:val="center"/>
             <w:hideMark/>
           </w:tcPr>
           <w:p>
-            <w:r>
-              <w:t>~200</w:t>
+            <w:pPr>
+              <w:rPr>
+                <w:sz w:val="20"/>
+                <w:szCs w:val="20"/>
+              </w:rPr>
+            </w:pPr>
+            <w:r>
+              <w:rPr>
+                <w:sz w:val="20"/>
+                <w:szCs w:val="20"/>
+              </w:rPr>
+              <w:t>200</w:t>
             </w:r>
           </w:p>
         </w:tc>
         <w:tc>
           <w:tcPr>
             <w:tcW w:w="0" w:type="auto"/>
-            <w:tcBorders>
-              <w:top w:val="single" w:sz="6" w:space="0" w:color="E6E6E6"/>
-              <w:left w:val="single" w:sz="6" w:space="0" w:color="E6E6E6"/>
-              <w:bottom w:val="single" w:sz="6" w:space="0" w:color="E6E6E6"/>
-              <w:right w:val="single" w:sz="6" w:space="0" w:color="E6E6E6"/>
-            </w:tcBorders>
             <w:vAlign w:val="center"/>
             <w:hideMark/>
           </w:tcPr>
           <w:p>
+            <w:pPr>
+              <w:rPr>
+                <w:sz w:val="20"/>
+                <w:szCs w:val="20"/>
+              </w:rPr>
+            </w:pPr>
             <w:r>
               <w:rPr>
                 <w:b/>
                 <w:bCs/>
+                <w:sz w:val="20"/>
+                <w:szCs w:val="20"/>
               </w:rPr>
               <w:t>0.7179</w:t>
             </w:r>
@@ -3374,20 +4556,22 @@
         <w:tc>
           <w:tcPr>
             <w:tcW w:w="0" w:type="auto"/>
-            <w:tcBorders>
-              <w:top w:val="single" w:sz="6" w:space="0" w:color="E6E6E6"/>
-              <w:left w:val="single" w:sz="6" w:space="0" w:color="E6E6E6"/>
-              <w:bottom w:val="single" w:sz="6" w:space="0" w:color="E6E6E6"/>
-              <w:right w:val="single" w:sz="6" w:space="0" w:color="E6E6E6"/>
-            </w:tcBorders>
             <w:vAlign w:val="center"/>
             <w:hideMark/>
           </w:tcPr>
           <w:p>
+            <w:pPr>
+              <w:rPr>
+                <w:sz w:val="20"/>
+                <w:szCs w:val="20"/>
+              </w:rPr>
+            </w:pPr>
             <w:r>
               <w:rPr>
                 <w:b/>
                 <w:bCs/>
+                <w:sz w:val="20"/>
+                <w:szCs w:val="20"/>
               </w:rPr>
               <w:t>0.6762</w:t>
             </w:r>
@@ -3396,17 +4580,21 @@
         <w:tc>
           <w:tcPr>
             <w:tcW w:w="0" w:type="auto"/>
-            <w:tcBorders>
-              <w:top w:val="single" w:sz="6" w:space="0" w:color="E6E6E6"/>
-              <w:left w:val="single" w:sz="6" w:space="0" w:color="E6E6E6"/>
-              <w:bottom w:val="single" w:sz="6" w:space="0" w:color="E6E6E6"/>
-              <w:right w:val="single" w:sz="6" w:space="0" w:color="E6E6E6"/>
-            </w:tcBorders>
             <w:vAlign w:val="center"/>
             <w:hideMark/>
           </w:tcPr>
           <w:p>
-            <w:r>
+            <w:pPr>
+              <w:rPr>
+                <w:sz w:val="20"/>
+                <w:szCs w:val="20"/>
+              </w:rPr>
+            </w:pPr>
+            <w:r>
+              <w:rPr>
+                <w:sz w:val="20"/>
+                <w:szCs w:val="20"/>
+              </w:rPr>
               <w:t>10.83ms</w:t>
             </w:r>
           </w:p>
@@ -3414,17 +4602,21 @@
         <w:tc>
           <w:tcPr>
             <w:tcW w:w="0" w:type="auto"/>
-            <w:tcBorders>
-              <w:top w:val="single" w:sz="6" w:space="0" w:color="E6E6E6"/>
-              <w:left w:val="single" w:sz="6" w:space="0" w:color="E6E6E6"/>
-              <w:bottom w:val="single" w:sz="6" w:space="0" w:color="E6E6E6"/>
-              <w:right w:val="single" w:sz="6" w:space="0" w:color="E6E6E6"/>
-            </w:tcBorders>
             <w:vAlign w:val="center"/>
             <w:hideMark/>
           </w:tcPr>
           <w:p>
-            <w:r>
+            <w:pPr>
+              <w:rPr>
+                <w:sz w:val="20"/>
+                <w:szCs w:val="20"/>
+              </w:rPr>
+            </w:pPr>
+            <w:r>
+              <w:rPr>
+                <w:sz w:val="20"/>
+                <w:szCs w:val="20"/>
+              </w:rPr>
               <w:t>Best results</w:t>
             </w:r>
           </w:p>
@@ -3444,12 +4636,14 @@
           <w:b/>
           <w:bCs/>
         </w:rPr>
-        <w:t>SECTION 2.6 — Error Case (Required by HW3)</w:t>
-      </w:r>
-    </w:p>
-    <w:p>
-      <w:r>
-        <w:lastRenderedPageBreak/>
+        <w:t xml:space="preserve">SECTION 2.6 — Error Case </w:t>
+      </w:r>
+    </w:p>
+    <w:p>
+      <w:pPr>
+        <w:spacing w:after="0"/>
+      </w:pPr>
+      <w:r>
         <w:t xml:space="preserve">A sentence-window chunk scored </w:t>
       </w:r>
       <w:r>
@@ -3464,16 +4658,25 @@
       </w:r>
     </w:p>
     <w:p>
+      <w:pPr>
+        <w:spacing w:after="0"/>
+      </w:pPr>
       <w:r>
         <w:t>SECTION 3 — FOOD PREPARATION AREA</w:t>
       </w:r>
     </w:p>
     <w:p>
+      <w:pPr>
+        <w:spacing w:after="0"/>
+      </w:pPr>
       <w:r>
         <w:t>The primary kitchen was significantly cleaner than previous visits...</w:t>
       </w:r>
     </w:p>
     <w:p>
+      <w:pPr>
+        <w:spacing w:after="0"/>
+      </w:pPr>
       <w:r>
         <w:t>The embedding matched keywords “cleaning” + “preparation”, causing false positive similarity.</w:t>
       </w:r>
@@ -3506,6 +4709,7 @@
           <w:ilvl w:val="0"/>
           <w:numId w:val="12"/>
         </w:numPr>
+        <w:spacing w:after="0"/>
       </w:pPr>
       <w:r>
         <w:t>Sentence-window chunking is best because it produces small, focused chunks with context.</w:t>
@@ -3517,6 +4721,7 @@
           <w:ilvl w:val="0"/>
           <w:numId w:val="12"/>
         </w:numPr>
+        <w:spacing w:after="0"/>
       </w:pPr>
       <w:r>
         <w:t>Semantic chunking is second-best due to coherent boundaries.</w:t>
@@ -3528,6 +4733,7 @@
           <w:ilvl w:val="0"/>
           <w:numId w:val="12"/>
         </w:numPr>
+        <w:spacing w:after="0"/>
       </w:pPr>
       <w:proofErr w:type="gramStart"/>
       <w:r>
@@ -3544,6 +4750,7 @@
           <w:ilvl w:val="0"/>
           <w:numId w:val="12"/>
         </w:numPr>
+        <w:spacing w:after="0"/>
       </w:pPr>
       <w:r>
         <w:t>Latency is highest for sentence-window because there are 415 chunks.</w:t>
@@ -3572,6 +4779,9 @@
       </w:r>
     </w:p>
     <w:p>
+      <w:pPr>
+        <w:spacing w:after="0"/>
+      </w:pPr>
       <w:r>
         <w:t xml:space="preserve">For this restaurant domain corpus, </w:t>
       </w:r>
@@ -3592,6 +4802,7 @@
           <w:ilvl w:val="0"/>
           <w:numId w:val="13"/>
         </w:numPr>
+        <w:spacing w:after="0"/>
       </w:pPr>
       <w:r>
         <w:t>Highest Top</w:t>
@@ -3607,6 +4818,7 @@
           <w:ilvl w:val="0"/>
           <w:numId w:val="13"/>
         </w:numPr>
+        <w:spacing w:after="0"/>
       </w:pPr>
       <w:r>
         <w:t>Highest mean@5</w:t>
@@ -3618,6 +4830,7 @@
           <w:ilvl w:val="0"/>
           <w:numId w:val="13"/>
         </w:numPr>
+        <w:spacing w:after="0"/>
       </w:pPr>
       <w:r>
         <w:t>Most precise retrieval</w:t>
@@ -3629,6 +4842,7 @@
           <w:ilvl w:val="0"/>
           <w:numId w:val="13"/>
         </w:numPr>
+        <w:spacing w:after="0"/>
       </w:pPr>
       <w:r>
         <w:t>Preserves context without dilution</w:t>
@@ -3640,6 +4854,7 @@
           <w:ilvl w:val="0"/>
           <w:numId w:val="13"/>
         </w:numPr>
+        <w:spacing w:after="0"/>
       </w:pPr>
       <w:r>
         <w:t>Aligns well with regulatory text structure</w:t>
@@ -3679,19 +4894,27 @@
           <w:b/>
           <w:bCs/>
         </w:rPr>
+        <w:lastRenderedPageBreak/>
         <w:t>AI Assistance Used</w:t>
       </w:r>
       <w:r>
         <w:br/>
-        <w:t xml:space="preserve">I used an AI assistant to help generate corpus files, </w:t>
-      </w:r>
-      <w:proofErr w:type="spellStart"/>
-      <w:r>
-        <w:t>chunker</w:t>
-      </w:r>
-      <w:proofErr w:type="spellEnd"/>
-      <w:r>
-        <w:t xml:space="preserve"> implementation, index building code, retrieval pipeline, and metrics summary.</w:t>
+        <w:t>I used an AI assistant to help generate corpus files,</w:t>
+      </w:r>
+      <w:r>
+        <w:t xml:space="preserve"> getting questions,</w:t>
+      </w:r>
+      <w:r>
+        <w:t xml:space="preserve"> guiding me to understand </w:t>
+      </w:r>
+      <w:r>
+        <w:t xml:space="preserve">technology and terms, </w:t>
+      </w:r>
+      <w:r>
+        <w:t xml:space="preserve">and </w:t>
+      </w:r>
+      <w:r>
+        <w:t xml:space="preserve">documenting </w:t>
       </w:r>
     </w:p>
     <w:p>
@@ -3718,11 +4941,7 @@
       </w:r>
       <w:proofErr w:type="spellEnd"/>
       <w:r>
-        <w:t xml:space="preserve"> vector-store APIs </w:t>
-      </w:r>
-      <w:r>
-        <w:lastRenderedPageBreak/>
-        <w:t>(</w:t>
+        <w:t xml:space="preserve"> vector-store APIs (</w:t>
       </w:r>
       <w:proofErr w:type="spellStart"/>
       <w:r>
@@ -3833,82 +5052,19 @@
       </w:r>
     </w:p>
     <w:p>
-      <w:r>
-        <w:t>Stored at:</w:t>
-      </w:r>
-    </w:p>
-    <w:p>
+      <w:proofErr w:type="gramStart"/>
+      <w:r>
+        <w:t xml:space="preserve">Stored </w:t>
+      </w:r>
+      <w:r>
+        <w:t xml:space="preserve"> </w:t>
+      </w:r>
       <w:r>
         <w:t>reports/hw03/RUN_LOG.txt</w:t>
       </w:r>
-    </w:p>
-    <w:p>
-      <w:r>
-        <w:t>Contains timestamps and execution logs for:</w:t>
-      </w:r>
-    </w:p>
-    <w:p>
-      <w:pPr>
-        <w:numPr>
-          <w:ilvl w:val="0"/>
-          <w:numId w:val="15"/>
-        </w:numPr>
-      </w:pPr>
-      <w:proofErr w:type="spellStart"/>
-      <w:r>
-        <w:t>chunkers</w:t>
-      </w:r>
-      <w:proofErr w:type="spellEnd"/>
-    </w:p>
-    <w:p>
-      <w:pPr>
-        <w:numPr>
-          <w:ilvl w:val="0"/>
-          <w:numId w:val="15"/>
-        </w:numPr>
-      </w:pPr>
-      <w:r>
-        <w:t>indexing</w:t>
-      </w:r>
-    </w:p>
-    <w:p>
-      <w:pPr>
-        <w:numPr>
-          <w:ilvl w:val="0"/>
-          <w:numId w:val="15"/>
-        </w:numPr>
-      </w:pPr>
-      <w:r>
-        <w:t>retrieval</w:t>
-      </w:r>
-    </w:p>
-    <w:p>
-      <w:pPr>
-        <w:numPr>
-          <w:ilvl w:val="0"/>
-          <w:numId w:val="15"/>
-        </w:numPr>
-      </w:pPr>
-      <w:r>
-        <w:t>middleware</w:t>
-      </w:r>
-    </w:p>
-    <w:p>
-      <w:pPr>
-        <w:numPr>
-          <w:ilvl w:val="0"/>
-          <w:numId w:val="15"/>
-        </w:numPr>
-      </w:pPr>
-      <w:proofErr w:type="spellStart"/>
-      <w:r>
-        <w:t>FastAPI</w:t>
-      </w:r>
-      <w:proofErr w:type="spellEnd"/>
-    </w:p>
-    <w:p>
-      <w:r>
-        <w:t>This satisfies HW3's reproducibility requirement.</w:t>
+      <w:proofErr w:type="gramEnd"/>
+      <w:r>
+        <w:t xml:space="preserve"> shows details from command prompt</w:t>
       </w:r>
     </w:p>
     <w:p>
@@ -3946,10 +5102,14 @@
     </w:p>
     <w:p>
       <w:r>
-        <w:t>Stored at:</w:t>
-      </w:r>
-    </w:p>
-    <w:p>
+        <w:t>saved</w:t>
+      </w:r>
+      <w:r>
+        <w:t xml:space="preserve"> at</w:t>
+      </w:r>
+      <w:r>
+        <w:t xml:space="preserve"> </w:t>
+      </w:r>
       <w:r>
         <w:t>reports/hw03/</w:t>
       </w:r>
@@ -3960,6 +5120,9 @@
       <w:proofErr w:type="spellEnd"/>
     </w:p>
     <w:p>
+      <w:pPr>
+        <w:spacing w:after="0"/>
+      </w:pPr>
       <w:r>
         <w:t>Confirms PASS status for:</w:t>
       </w:r>
@@ -3970,6 +5133,7 @@
           <w:ilvl w:val="0"/>
           <w:numId w:val="16"/>
         </w:numPr>
+        <w:spacing w:after="0"/>
       </w:pPr>
       <w:r>
         <w:t>Chunking</w:t>
@@ -3981,6 +5145,7 @@
           <w:ilvl w:val="0"/>
           <w:numId w:val="16"/>
         </w:numPr>
+        <w:spacing w:after="0"/>
       </w:pPr>
       <w:r>
         <w:t>Index creation</w:t>
@@ -3992,9 +5157,9 @@
           <w:ilvl w:val="0"/>
           <w:numId w:val="16"/>
         </w:numPr>
-      </w:pPr>
-      <w:r>
-        <w:lastRenderedPageBreak/>
+        <w:spacing w:after="0"/>
+      </w:pPr>
+      <w:r>
         <w:t>Retrieval</w:t>
       </w:r>
     </w:p>
@@ -4004,6 +5169,7 @@
           <w:ilvl w:val="0"/>
           <w:numId w:val="16"/>
         </w:numPr>
+        <w:spacing w:after="0"/>
       </w:pPr>
       <w:r>
         <w:t>Auth app</w:t>
@@ -4015,6 +5181,7 @@
           <w:ilvl w:val="0"/>
           <w:numId w:val="16"/>
         </w:numPr>
+        <w:spacing w:after="0"/>
       </w:pPr>
       <w:proofErr w:type="spellStart"/>
       <w:r>
@@ -4028,6 +5195,7 @@
           <w:ilvl w:val="0"/>
           <w:numId w:val="16"/>
         </w:numPr>
+        <w:spacing w:after="0"/>
       </w:pPr>
       <w:r>
         <w:t>SOURCES.md</w:t>
@@ -4057,271 +5225,155 @@
     </w:p>
     <w:p>
       <w:r>
-        <w:t>Final directory structure (required):</w:t>
-      </w:r>
-    </w:p>
-    <w:p>
-      <w:r>
-        <w:t>Data260-2837/</w:t>
-      </w:r>
-    </w:p>
-    <w:p>
-      <w:r>
-        <w:t xml:space="preserve">  code/</w:t>
-      </w:r>
-    </w:p>
-    <w:p>
-      <w:r>
-        <w:t xml:space="preserve">    </w:t>
-      </w:r>
-      <w:proofErr w:type="spellStart"/>
-      <w:r>
-        <w:t>web_application</w:t>
-      </w:r>
-      <w:proofErr w:type="spellEnd"/>
-      <w:r>
-        <w:t>/</w:t>
-      </w:r>
-    </w:p>
-    <w:p>
-      <w:r>
-        <w:t xml:space="preserve">      auth.py</w:t>
-      </w:r>
-    </w:p>
-    <w:p>
-      <w:r>
-        <w:t xml:space="preserve">      hw3_main.py</w:t>
-      </w:r>
-    </w:p>
-    <w:p>
-      <w:r>
-        <w:t xml:space="preserve">      templates/</w:t>
-      </w:r>
-    </w:p>
-    <w:p>
-      <w:r>
-        <w:t xml:space="preserve">        index.html</w:t>
-      </w:r>
-    </w:p>
-    <w:p>
-      <w:r>
-        <w:t xml:space="preserve">        login.html</w:t>
-      </w:r>
-    </w:p>
-    <w:p>
-      <w:r>
-        <w:t xml:space="preserve">        dashboard.html</w:t>
-      </w:r>
-    </w:p>
+        <w:t xml:space="preserve">Final directory structure </w:t>
+      </w:r>
+      <w:r>
+        <w:t>(it may have some files or folder that I used to archive some old homework files and how to run and execute):</w:t>
+      </w:r>
+    </w:p>
+    <w:p>
+      <w:r>
+        <w:lastRenderedPageBreak/>
+        <w:drawing>
+          <wp:inline distT="0" distB="0" distL="0" distR="0" wp14:anchorId="7D97A9B2" wp14:editId="3E56062E">
+            <wp:extent cx="2629035" cy="5048509"/>
+            <wp:effectExtent l="0" t="0" r="0" b="0"/>
+            <wp:docPr id="2035210044" name="Picture 1"/>
+            <wp:cNvGraphicFramePr>
+              <a:graphicFrameLocks xmlns:a="http://schemas.openxmlformats.org/drawingml/2006/main" noChangeAspect="1"/>
+            </wp:cNvGraphicFramePr>
+            <a:graphic xmlns:a="http://schemas.openxmlformats.org/drawingml/2006/main">
+              <a:graphicData uri="http://schemas.openxmlformats.org/drawingml/2006/picture">
+                <pic:pic xmlns:pic="http://schemas.openxmlformats.org/drawingml/2006/picture">
+                  <pic:nvPicPr>
+                    <pic:cNvPr id="2035210044" name=""/>
+                    <pic:cNvPicPr/>
+                  </pic:nvPicPr>
+                  <pic:blipFill>
+                    <a:blip r:embed="rId14"/>
+                    <a:stretch>
+                      <a:fillRect/>
+                    </a:stretch>
+                  </pic:blipFill>
+                  <pic:spPr>
+                    <a:xfrm>
+                      <a:off x="0" y="0"/>
+                      <a:ext cx="2629035" cy="5048509"/>
+                    </a:xfrm>
+                    <a:prstGeom prst="rect">
+                      <a:avLst/>
+                    </a:prstGeom>
+                  </pic:spPr>
+                </pic:pic>
+              </a:graphicData>
+            </a:graphic>
+          </wp:inline>
+        </w:drawing>
+      </w:r>
+    </w:p>
+    <w:tbl>
+      <w:tblPr>
+        <w:tblStyle w:val="TableGrid"/>
+        <w:tblW w:w="0" w:type="auto"/>
+        <w:tblLook w:val="04A0" w:firstRow="1" w:lastRow="0" w:firstColumn="1" w:lastColumn="0" w:noHBand="0" w:noVBand="1"/>
+      </w:tblPr>
+      <w:tblGrid>
+        <w:gridCol w:w="4444"/>
+        <w:gridCol w:w="4906"/>
+      </w:tblGrid>
+      <w:tr>
+        <w:tc>
+          <w:tcPr>
+            <w:tcW w:w="4675" w:type="dxa"/>
+          </w:tcPr>
+          <w:p>
+            <w:r>
+              <w:lastRenderedPageBreak/>
+              <w:drawing>
+                <wp:inline distT="0" distB="0" distL="0" distR="0" wp14:anchorId="1645CD43" wp14:editId="0EE05205">
+                  <wp:extent cx="2616334" cy="5969307"/>
+                  <wp:effectExtent l="0" t="0" r="0" b="0"/>
+                  <wp:docPr id="608766355" name="Picture 1"/>
+                  <wp:cNvGraphicFramePr>
+                    <a:graphicFrameLocks xmlns:a="http://schemas.openxmlformats.org/drawingml/2006/main" noChangeAspect="1"/>
+                  </wp:cNvGraphicFramePr>
+                  <a:graphic xmlns:a="http://schemas.openxmlformats.org/drawingml/2006/main">
+                    <a:graphicData uri="http://schemas.openxmlformats.org/drawingml/2006/picture">
+                      <pic:pic xmlns:pic="http://schemas.openxmlformats.org/drawingml/2006/picture">
+                        <pic:nvPicPr>
+                          <pic:cNvPr id="608766355" name=""/>
+                          <pic:cNvPicPr/>
+                        </pic:nvPicPr>
+                        <pic:blipFill>
+                          <a:blip r:embed="rId15"/>
+                          <a:stretch>
+                            <a:fillRect/>
+                          </a:stretch>
+                        </pic:blipFill>
+                        <pic:spPr>
+                          <a:xfrm>
+                            <a:off x="0" y="0"/>
+                            <a:ext cx="2616334" cy="5969307"/>
+                          </a:xfrm>
+                          <a:prstGeom prst="rect">
+                            <a:avLst/>
+                          </a:prstGeom>
+                        </pic:spPr>
+                      </pic:pic>
+                    </a:graphicData>
+                  </a:graphic>
+                </wp:inline>
+              </w:drawing>
+            </w:r>
+          </w:p>
+        </w:tc>
+        <w:tc>
+          <w:tcPr>
+            <w:tcW w:w="4675" w:type="dxa"/>
+          </w:tcPr>
+          <w:p>
+            <w:r>
+              <w:drawing>
+                <wp:inline distT="0" distB="0" distL="0" distR="0" wp14:anchorId="7DA17F1C" wp14:editId="3796403F">
+                  <wp:extent cx="2978303" cy="5473981"/>
+                  <wp:effectExtent l="0" t="0" r="0" b="0"/>
+                  <wp:docPr id="492827385" name="Picture 1"/>
+                  <wp:cNvGraphicFramePr>
+                    <a:graphicFrameLocks xmlns:a="http://schemas.openxmlformats.org/drawingml/2006/main" noChangeAspect="1"/>
+                  </wp:cNvGraphicFramePr>
+                  <a:graphic xmlns:a="http://schemas.openxmlformats.org/drawingml/2006/main">
+                    <a:graphicData uri="http://schemas.openxmlformats.org/drawingml/2006/picture">
+                      <pic:pic xmlns:pic="http://schemas.openxmlformats.org/drawingml/2006/picture">
+                        <pic:nvPicPr>
+                          <pic:cNvPr id="492827385" name=""/>
+                          <pic:cNvPicPr/>
+                        </pic:nvPicPr>
+                        <pic:blipFill>
+                          <a:blip r:embed="rId16"/>
+                          <a:stretch>
+                            <a:fillRect/>
+                          </a:stretch>
+                        </pic:blipFill>
+                        <pic:spPr>
+                          <a:xfrm>
+                            <a:off x="0" y="0"/>
+                            <a:ext cx="2978303" cy="5473981"/>
+                          </a:xfrm>
+                          <a:prstGeom prst="rect">
+                            <a:avLst/>
+                          </a:prstGeom>
+                        </pic:spPr>
+                      </pic:pic>
+                    </a:graphicData>
+                  </a:graphic>
+                </wp:inline>
+              </w:drawing>
+            </w:r>
+          </w:p>
+        </w:tc>
+      </w:tr>
+    </w:tbl>
     <w:p/>
-    <w:p>
-      <w:r>
-        <w:t xml:space="preserve">  reports/</w:t>
-      </w:r>
-    </w:p>
-    <w:p>
-      <w:r>
-        <w:t xml:space="preserve">    hw03/</w:t>
-      </w:r>
-    </w:p>
-    <w:p>
-      <w:r>
-        <w:t xml:space="preserve">      corpus/</w:t>
-      </w:r>
-    </w:p>
-    <w:p>
-      <w:r>
-        <w:t xml:space="preserve">      raw/</w:t>
-      </w:r>
-    </w:p>
-    <w:p>
-      <w:r>
-        <w:t xml:space="preserve">      token_chunker.py</w:t>
-      </w:r>
-    </w:p>
-    <w:p>
-      <w:r>
-        <w:t xml:space="preserve">      semantic_chunker.py</w:t>
-      </w:r>
-    </w:p>
-    <w:p>
-      <w:r>
-        <w:t xml:space="preserve">      sentence_window_chunker.py</w:t>
-      </w:r>
-    </w:p>
-    <w:p>
-      <w:r>
-        <w:t xml:space="preserve">      token_index.py</w:t>
-      </w:r>
-    </w:p>
-    <w:p>
-      <w:r>
-        <w:t xml:space="preserve">      semantic_index.py</w:t>
-      </w:r>
-    </w:p>
-    <w:p>
-      <w:r>
-        <w:lastRenderedPageBreak/>
-        <w:t xml:space="preserve">      sentence_window_index.py</w:t>
-      </w:r>
-    </w:p>
-    <w:p>
-      <w:r>
-        <w:t xml:space="preserve">      retrieval.py</w:t>
-      </w:r>
-    </w:p>
-    <w:p>
-      <w:r>
-        <w:t xml:space="preserve">      METRICS.md</w:t>
-      </w:r>
-    </w:p>
-    <w:p>
-      <w:r>
-        <w:t xml:space="preserve">      RUN_LOG.txt</w:t>
-      </w:r>
-    </w:p>
-    <w:p>
-      <w:r>
-        <w:t xml:space="preserve">      </w:t>
-      </w:r>
-      <w:proofErr w:type="spellStart"/>
-      <w:proofErr w:type="gramStart"/>
-      <w:r>
-        <w:t>verification.json</w:t>
-      </w:r>
-      <w:proofErr w:type="spellEnd"/>
-      <w:proofErr w:type="gramEnd"/>
-    </w:p>
-    <w:p>
-      <w:r>
-        <w:t xml:space="preserve">      SOURCES.md</w:t>
-      </w:r>
-    </w:p>
-    <w:p>
-      <w:r>
-        <w:t xml:space="preserve">      </w:t>
-      </w:r>
-      <w:proofErr w:type="spellStart"/>
-      <w:r>
-        <w:t>CORPUS_MANIFEST.json</w:t>
-      </w:r>
-      <w:proofErr w:type="spellEnd"/>
-    </w:p>
-    <w:p>
-      <w:r>
-        <w:t xml:space="preserve">      </w:t>
-      </w:r>
-      <w:proofErr w:type="spellStart"/>
-      <w:proofErr w:type="gramStart"/>
-      <w:r>
-        <w:t>questions.yaml</w:t>
-      </w:r>
-      <w:proofErr w:type="spellEnd"/>
-      <w:proofErr w:type="gramEnd"/>
-    </w:p>
-    <w:p>
-      <w:r>
-        <w:t>Everything required by HW3 is now present.</w:t>
-      </w:r>
-    </w:p>
-    <w:p>
-      <w:r>
-        <w:pict w14:anchorId="3593797B">
-          <v:rect id="_x0000_i1038" style="width:0;height:1.5pt" o:hralign="center" o:hrstd="t" o:hr="t" fillcolor="#a0a0a0" stroked="f"/>
-        </w:pict>
-      </w:r>
-    </w:p>
-    <w:p>
-      <w:pPr>
-        <w:rPr>
-          <w:b/>
-          <w:bCs/>
-        </w:rPr>
-      </w:pPr>
-      <w:r>
-        <w:rPr>
-          <w:b/>
-          <w:bCs/>
-        </w:rPr>
-        <w:t>SECTION 7 — Final Notes for TA</w:t>
-      </w:r>
-    </w:p>
-    <w:p>
-      <w:r>
-        <w:t>This submission contains:</w:t>
-      </w:r>
-    </w:p>
-    <w:p>
-      <w:pPr>
-        <w:numPr>
-          <w:ilvl w:val="0"/>
-          <w:numId w:val="17"/>
-        </w:numPr>
-      </w:pPr>
-      <w:r>
-        <w:t>Full authentication application</w:t>
-      </w:r>
-    </w:p>
-    <w:p>
-      <w:pPr>
-        <w:numPr>
-          <w:ilvl w:val="0"/>
-          <w:numId w:val="17"/>
-        </w:numPr>
-      </w:pPr>
-      <w:r>
-        <w:t>Full chunking + indexing + retrieval pipeline</w:t>
-      </w:r>
-    </w:p>
-    <w:p>
-      <w:pPr>
-        <w:numPr>
-          <w:ilvl w:val="0"/>
-          <w:numId w:val="17"/>
-        </w:numPr>
-      </w:pPr>
-      <w:r>
-        <w:t>Complete restaurant domain corpus</w:t>
-      </w:r>
-    </w:p>
-    <w:p>
-      <w:pPr>
-        <w:numPr>
-          <w:ilvl w:val="0"/>
-          <w:numId w:val="17"/>
-        </w:numPr>
-      </w:pPr>
-      <w:r>
-        <w:t>All required HW3 artifacts</w:t>
-      </w:r>
-    </w:p>
-    <w:p>
-      <w:pPr>
-        <w:numPr>
-          <w:ilvl w:val="0"/>
-          <w:numId w:val="17"/>
-        </w:numPr>
-      </w:pPr>
-      <w:r>
-        <w:t>Full PDF report content</w:t>
-      </w:r>
-    </w:p>
-    <w:p>
-      <w:pPr>
-        <w:numPr>
-          <w:ilvl w:val="0"/>
-          <w:numId w:val="17"/>
-        </w:numPr>
-      </w:pPr>
-      <w:r>
-        <w:t>A fully operational hw3_main.py server</w:t>
-      </w:r>
-    </w:p>
-    <w:p>
-      <w:r>
-        <w:t>Repository Tag: hw3</w:t>
-      </w:r>
-    </w:p>
     <w:p/>
     <w:sectPr>
       <w:pgSz w:w="12240" w:h="15840"/>
@@ -4485,6 +5537,92 @@
     </w:lvl>
   </w:abstractNum>
   <w:abstractNum w:abstractNumId="1" w15:restartNumberingAfterBreak="0">
+    <w:nsid w:val="048A4896"/>
+    <w:multiLevelType w:val="hybridMultilevel"/>
+    <w:tmpl w:val="D458F41E"/>
+    <w:lvl w:ilvl="0" w:tplc="0409000F">
+      <w:start w:val="1"/>
+      <w:numFmt w:val="decimal"/>
+      <w:lvlText w:val="%1."/>
+      <w:lvlJc w:val="left"/>
+      <w:pPr>
+        <w:ind w:left="360" w:hanging="360"/>
+      </w:pPr>
+    </w:lvl>
+    <w:lvl w:ilvl="1" w:tplc="04090019" w:tentative="1">
+      <w:start w:val="1"/>
+      <w:numFmt w:val="lowerLetter"/>
+      <w:lvlText w:val="%2."/>
+      <w:lvlJc w:val="left"/>
+      <w:pPr>
+        <w:ind w:left="1080" w:hanging="360"/>
+      </w:pPr>
+    </w:lvl>
+    <w:lvl w:ilvl="2" w:tplc="0409001B" w:tentative="1">
+      <w:start w:val="1"/>
+      <w:numFmt w:val="lowerRoman"/>
+      <w:lvlText w:val="%3."/>
+      <w:lvlJc w:val="right"/>
+      <w:pPr>
+        <w:ind w:left="1800" w:hanging="180"/>
+      </w:pPr>
+    </w:lvl>
+    <w:lvl w:ilvl="3" w:tplc="0409000F" w:tentative="1">
+      <w:start w:val="1"/>
+      <w:numFmt w:val="decimal"/>
+      <w:lvlText w:val="%4."/>
+      <w:lvlJc w:val="left"/>
+      <w:pPr>
+        <w:ind w:left="2520" w:hanging="360"/>
+      </w:pPr>
+    </w:lvl>
+    <w:lvl w:ilvl="4" w:tplc="04090019" w:tentative="1">
+      <w:start w:val="1"/>
+      <w:numFmt w:val="lowerLetter"/>
+      <w:lvlText w:val="%5."/>
+      <w:lvlJc w:val="left"/>
+      <w:pPr>
+        <w:ind w:left="3240" w:hanging="360"/>
+      </w:pPr>
+    </w:lvl>
+    <w:lvl w:ilvl="5" w:tplc="0409001B" w:tentative="1">
+      <w:start w:val="1"/>
+      <w:numFmt w:val="lowerRoman"/>
+      <w:lvlText w:val="%6."/>
+      <w:lvlJc w:val="right"/>
+      <w:pPr>
+        <w:ind w:left="3960" w:hanging="180"/>
+      </w:pPr>
+    </w:lvl>
+    <w:lvl w:ilvl="6" w:tplc="0409000F" w:tentative="1">
+      <w:start w:val="1"/>
+      <w:numFmt w:val="decimal"/>
+      <w:lvlText w:val="%7."/>
+      <w:lvlJc w:val="left"/>
+      <w:pPr>
+        <w:ind w:left="4680" w:hanging="360"/>
+      </w:pPr>
+    </w:lvl>
+    <w:lvl w:ilvl="7" w:tplc="04090019" w:tentative="1">
+      <w:start w:val="1"/>
+      <w:numFmt w:val="lowerLetter"/>
+      <w:lvlText w:val="%8."/>
+      <w:lvlJc w:val="left"/>
+      <w:pPr>
+        <w:ind w:left="5400" w:hanging="360"/>
+      </w:pPr>
+    </w:lvl>
+    <w:lvl w:ilvl="8" w:tplc="0409001B" w:tentative="1">
+      <w:start w:val="1"/>
+      <w:numFmt w:val="lowerRoman"/>
+      <w:lvlText w:val="%9."/>
+      <w:lvlJc w:val="right"/>
+      <w:pPr>
+        <w:ind w:left="6120" w:hanging="180"/>
+      </w:pPr>
+    </w:lvl>
+  </w:abstractNum>
+  <w:abstractNum w:abstractNumId="2" w15:restartNumberingAfterBreak="0">
     <w:nsid w:val="073D67D6"/>
     <w:multiLevelType w:val="multilevel"/>
     <w:tmpl w:val="B62C69A6"/>
@@ -4633,7 +5771,120 @@
       </w:rPr>
     </w:lvl>
   </w:abstractNum>
-  <w:abstractNum w:abstractNumId="2" w15:restartNumberingAfterBreak="0">
+  <w:abstractNum w:abstractNumId="3" w15:restartNumberingAfterBreak="0">
+    <w:nsid w:val="08817A80"/>
+    <w:multiLevelType w:val="hybridMultilevel"/>
+    <w:tmpl w:val="8CEA77AC"/>
+    <w:lvl w:ilvl="0" w:tplc="04090001">
+      <w:start w:val="1"/>
+      <w:numFmt w:val="bullet"/>
+      <w:lvlText w:val=""/>
+      <w:lvlJc w:val="left"/>
+      <w:pPr>
+        <w:ind w:left="720" w:hanging="360"/>
+      </w:pPr>
+      <w:rPr>
+        <w:rFonts w:ascii="Symbol" w:hAnsi="Symbol" w:hint="default"/>
+      </w:rPr>
+    </w:lvl>
+    <w:lvl w:ilvl="1" w:tplc="04090003" w:tentative="1">
+      <w:start w:val="1"/>
+      <w:numFmt w:val="bullet"/>
+      <w:lvlText w:val="o"/>
+      <w:lvlJc w:val="left"/>
+      <w:pPr>
+        <w:ind w:left="1440" w:hanging="360"/>
+      </w:pPr>
+      <w:rPr>
+        <w:rFonts w:ascii="Courier New" w:hAnsi="Courier New" w:cs="Courier New" w:hint="default"/>
+      </w:rPr>
+    </w:lvl>
+    <w:lvl w:ilvl="2" w:tplc="04090005" w:tentative="1">
+      <w:start w:val="1"/>
+      <w:numFmt w:val="bullet"/>
+      <w:lvlText w:val=""/>
+      <w:lvlJc w:val="left"/>
+      <w:pPr>
+        <w:ind w:left="2160" w:hanging="360"/>
+      </w:pPr>
+      <w:rPr>
+        <w:rFonts w:ascii="Wingdings" w:hAnsi="Wingdings" w:hint="default"/>
+      </w:rPr>
+    </w:lvl>
+    <w:lvl w:ilvl="3" w:tplc="04090001" w:tentative="1">
+      <w:start w:val="1"/>
+      <w:numFmt w:val="bullet"/>
+      <w:lvlText w:val=""/>
+      <w:lvlJc w:val="left"/>
+      <w:pPr>
+        <w:ind w:left="2880" w:hanging="360"/>
+      </w:pPr>
+      <w:rPr>
+        <w:rFonts w:ascii="Symbol" w:hAnsi="Symbol" w:hint="default"/>
+      </w:rPr>
+    </w:lvl>
+    <w:lvl w:ilvl="4" w:tplc="04090003" w:tentative="1">
+      <w:start w:val="1"/>
+      <w:numFmt w:val="bullet"/>
+      <w:lvlText w:val="o"/>
+      <w:lvlJc w:val="left"/>
+      <w:pPr>
+        <w:ind w:left="3600" w:hanging="360"/>
+      </w:pPr>
+      <w:rPr>
+        <w:rFonts w:ascii="Courier New" w:hAnsi="Courier New" w:cs="Courier New" w:hint="default"/>
+      </w:rPr>
+    </w:lvl>
+    <w:lvl w:ilvl="5" w:tplc="04090005" w:tentative="1">
+      <w:start w:val="1"/>
+      <w:numFmt w:val="bullet"/>
+      <w:lvlText w:val=""/>
+      <w:lvlJc w:val="left"/>
+      <w:pPr>
+        <w:ind w:left="4320" w:hanging="360"/>
+      </w:pPr>
+      <w:rPr>
+        <w:rFonts w:ascii="Wingdings" w:hAnsi="Wingdings" w:hint="default"/>
+      </w:rPr>
+    </w:lvl>
+    <w:lvl w:ilvl="6" w:tplc="04090001" w:tentative="1">
+      <w:start w:val="1"/>
+      <w:numFmt w:val="bullet"/>
+      <w:lvlText w:val=""/>
+      <w:lvlJc w:val="left"/>
+      <w:pPr>
+        <w:ind w:left="5040" w:hanging="360"/>
+      </w:pPr>
+      <w:rPr>
+        <w:rFonts w:ascii="Symbol" w:hAnsi="Symbol" w:hint="default"/>
+      </w:rPr>
+    </w:lvl>
+    <w:lvl w:ilvl="7" w:tplc="04090003" w:tentative="1">
+      <w:start w:val="1"/>
+      <w:numFmt w:val="bullet"/>
+      <w:lvlText w:val="o"/>
+      <w:lvlJc w:val="left"/>
+      <w:pPr>
+        <w:ind w:left="5760" w:hanging="360"/>
+      </w:pPr>
+      <w:rPr>
+        <w:rFonts w:ascii="Courier New" w:hAnsi="Courier New" w:cs="Courier New" w:hint="default"/>
+      </w:rPr>
+    </w:lvl>
+    <w:lvl w:ilvl="8" w:tplc="04090005" w:tentative="1">
+      <w:start w:val="1"/>
+      <w:numFmt w:val="bullet"/>
+      <w:lvlText w:val=""/>
+      <w:lvlJc w:val="left"/>
+      <w:pPr>
+        <w:ind w:left="6480" w:hanging="360"/>
+      </w:pPr>
+      <w:rPr>
+        <w:rFonts w:ascii="Wingdings" w:hAnsi="Wingdings" w:hint="default"/>
+      </w:rPr>
+    </w:lvl>
+  </w:abstractNum>
+  <w:abstractNum w:abstractNumId="4" w15:restartNumberingAfterBreak="0">
     <w:nsid w:val="0EFA391B"/>
     <w:multiLevelType w:val="hybridMultilevel"/>
     <w:tmpl w:val="119CE07C"/>
@@ -4719,7 +5970,7 @@
       </w:pPr>
     </w:lvl>
   </w:abstractNum>
-  <w:abstractNum w:abstractNumId="3" w15:restartNumberingAfterBreak="0">
+  <w:abstractNum w:abstractNumId="5" w15:restartNumberingAfterBreak="0">
     <w:nsid w:val="11E47D7E"/>
     <w:multiLevelType w:val="multilevel"/>
     <w:tmpl w:val="3EEC78FE"/>
@@ -4868,7 +6119,7 @@
       </w:rPr>
     </w:lvl>
   </w:abstractNum>
-  <w:abstractNum w:abstractNumId="4" w15:restartNumberingAfterBreak="0">
+  <w:abstractNum w:abstractNumId="6" w15:restartNumberingAfterBreak="0">
     <w:nsid w:val="13B82FC5"/>
     <w:multiLevelType w:val="multilevel"/>
     <w:tmpl w:val="C5420CE2"/>
@@ -5017,7 +6268,7 @@
       </w:rPr>
     </w:lvl>
   </w:abstractNum>
-  <w:abstractNum w:abstractNumId="5" w15:restartNumberingAfterBreak="0">
+  <w:abstractNum w:abstractNumId="7" w15:restartNumberingAfterBreak="0">
     <w:nsid w:val="185246C4"/>
     <w:multiLevelType w:val="multilevel"/>
     <w:tmpl w:val="00E2176A"/>
@@ -5037,7 +6288,7 @@
         <w:sz w:val="20"/>
       </w:rPr>
     </w:lvl>
-    <w:lvl w:ilvl="1" w:tentative="1">
+    <w:lvl w:ilvl="1">
       <w:start w:val="1"/>
       <w:numFmt w:val="bullet"/>
       <w:lvlText w:val="o"/>
@@ -5166,7 +6417,7 @@
       </w:rPr>
     </w:lvl>
   </w:abstractNum>
-  <w:abstractNum w:abstractNumId="6" w15:restartNumberingAfterBreak="0">
+  <w:abstractNum w:abstractNumId="8" w15:restartNumberingAfterBreak="0">
     <w:nsid w:val="21643689"/>
     <w:multiLevelType w:val="multilevel"/>
     <w:tmpl w:val="C6D43240"/>
@@ -5177,9 +6428,9 @@
       <w:lvlJc w:val="left"/>
       <w:pPr>
         <w:tabs>
-          <w:tab w:val="num" w:pos="720"/>
-        </w:tabs>
-        <w:ind w:left="720" w:hanging="360"/>
+          <w:tab w:val="num" w:pos="1080"/>
+        </w:tabs>
+        <w:ind w:left="1080" w:hanging="360"/>
       </w:pPr>
       <w:rPr>
         <w:rFonts w:ascii="Symbol" w:hAnsi="Symbol" w:hint="default"/>
@@ -5193,9 +6444,9 @@
       <w:lvlJc w:val="left"/>
       <w:pPr>
         <w:tabs>
-          <w:tab w:val="num" w:pos="1440"/>
-        </w:tabs>
-        <w:ind w:left="1440" w:hanging="360"/>
+          <w:tab w:val="num" w:pos="1800"/>
+        </w:tabs>
+        <w:ind w:left="1800" w:hanging="360"/>
       </w:pPr>
       <w:rPr>
         <w:rFonts w:ascii="Courier New" w:hAnsi="Courier New" w:hint="default"/>
@@ -5209,9 +6460,9 @@
       <w:lvlJc w:val="left"/>
       <w:pPr>
         <w:tabs>
-          <w:tab w:val="num" w:pos="2160"/>
-        </w:tabs>
-        <w:ind w:left="2160" w:hanging="360"/>
+          <w:tab w:val="num" w:pos="2520"/>
+        </w:tabs>
+        <w:ind w:left="2520" w:hanging="360"/>
       </w:pPr>
       <w:rPr>
         <w:rFonts w:ascii="Wingdings" w:hAnsi="Wingdings" w:hint="default"/>
@@ -5225,9 +6476,9 @@
       <w:lvlJc w:val="left"/>
       <w:pPr>
         <w:tabs>
-          <w:tab w:val="num" w:pos="2880"/>
-        </w:tabs>
-        <w:ind w:left="2880" w:hanging="360"/>
+          <w:tab w:val="num" w:pos="3240"/>
+        </w:tabs>
+        <w:ind w:left="3240" w:hanging="360"/>
       </w:pPr>
       <w:rPr>
         <w:rFonts w:ascii="Wingdings" w:hAnsi="Wingdings" w:hint="default"/>
@@ -5241,9 +6492,9 @@
       <w:lvlJc w:val="left"/>
       <w:pPr>
         <w:tabs>
-          <w:tab w:val="num" w:pos="3600"/>
-        </w:tabs>
-        <w:ind w:left="3600" w:hanging="360"/>
+          <w:tab w:val="num" w:pos="3960"/>
+        </w:tabs>
+        <w:ind w:left="3960" w:hanging="360"/>
       </w:pPr>
       <w:rPr>
         <w:rFonts w:ascii="Wingdings" w:hAnsi="Wingdings" w:hint="default"/>
@@ -5257,9 +6508,9 @@
       <w:lvlJc w:val="left"/>
       <w:pPr>
         <w:tabs>
-          <w:tab w:val="num" w:pos="4320"/>
-        </w:tabs>
-        <w:ind w:left="4320" w:hanging="360"/>
+          <w:tab w:val="num" w:pos="4680"/>
+        </w:tabs>
+        <w:ind w:left="4680" w:hanging="360"/>
       </w:pPr>
       <w:rPr>
         <w:rFonts w:ascii="Wingdings" w:hAnsi="Wingdings" w:hint="default"/>
@@ -5273,9 +6524,9 @@
       <w:lvlJc w:val="left"/>
       <w:pPr>
         <w:tabs>
-          <w:tab w:val="num" w:pos="5040"/>
-        </w:tabs>
-        <w:ind w:left="5040" w:hanging="360"/>
+          <w:tab w:val="num" w:pos="5400"/>
+        </w:tabs>
+        <w:ind w:left="5400" w:hanging="360"/>
       </w:pPr>
       <w:rPr>
         <w:rFonts w:ascii="Wingdings" w:hAnsi="Wingdings" w:hint="default"/>
@@ -5289,9 +6540,9 @@
       <w:lvlJc w:val="left"/>
       <w:pPr>
         <w:tabs>
-          <w:tab w:val="num" w:pos="5760"/>
-        </w:tabs>
-        <w:ind w:left="5760" w:hanging="360"/>
+          <w:tab w:val="num" w:pos="6120"/>
+        </w:tabs>
+        <w:ind w:left="6120" w:hanging="360"/>
       </w:pPr>
       <w:rPr>
         <w:rFonts w:ascii="Wingdings" w:hAnsi="Wingdings" w:hint="default"/>
@@ -5305,9 +6556,9 @@
       <w:lvlJc w:val="left"/>
       <w:pPr>
         <w:tabs>
-          <w:tab w:val="num" w:pos="6480"/>
-        </w:tabs>
-        <w:ind w:left="6480" w:hanging="360"/>
+          <w:tab w:val="num" w:pos="6840"/>
+        </w:tabs>
+        <w:ind w:left="6840" w:hanging="360"/>
       </w:pPr>
       <w:rPr>
         <w:rFonts w:ascii="Wingdings" w:hAnsi="Wingdings" w:hint="default"/>
@@ -5315,7 +6566,7 @@
       </w:rPr>
     </w:lvl>
   </w:abstractNum>
-  <w:abstractNum w:abstractNumId="7" w15:restartNumberingAfterBreak="0">
+  <w:abstractNum w:abstractNumId="9" w15:restartNumberingAfterBreak="0">
     <w:nsid w:val="2E791F58"/>
     <w:multiLevelType w:val="multilevel"/>
     <w:tmpl w:val="3620BAE4"/>
@@ -5464,7 +6715,7 @@
       </w:rPr>
     </w:lvl>
   </w:abstractNum>
-  <w:abstractNum w:abstractNumId="8" w15:restartNumberingAfterBreak="0">
+  <w:abstractNum w:abstractNumId="10" w15:restartNumberingAfterBreak="0">
     <w:nsid w:val="30457F1C"/>
     <w:multiLevelType w:val="multilevel"/>
     <w:tmpl w:val="596A9C44"/>
@@ -5577,7 +6828,7 @@
       </w:pPr>
     </w:lvl>
   </w:abstractNum>
-  <w:abstractNum w:abstractNumId="9" w15:restartNumberingAfterBreak="0">
+  <w:abstractNum w:abstractNumId="11" w15:restartNumberingAfterBreak="0">
     <w:nsid w:val="3DF47A3C"/>
     <w:multiLevelType w:val="multilevel"/>
     <w:tmpl w:val="3612AF34"/>
@@ -5726,7 +6977,7 @@
       </w:rPr>
     </w:lvl>
   </w:abstractNum>
-  <w:abstractNum w:abstractNumId="10" w15:restartNumberingAfterBreak="0">
+  <w:abstractNum w:abstractNumId="12" w15:restartNumberingAfterBreak="0">
     <w:nsid w:val="4150536E"/>
     <w:multiLevelType w:val="multilevel"/>
     <w:tmpl w:val="ECDEA034"/>
@@ -5839,7 +7090,7 @@
       </w:pPr>
     </w:lvl>
   </w:abstractNum>
-  <w:abstractNum w:abstractNumId="11" w15:restartNumberingAfterBreak="0">
+  <w:abstractNum w:abstractNumId="13" w15:restartNumberingAfterBreak="0">
     <w:nsid w:val="468F0EEB"/>
     <w:multiLevelType w:val="multilevel"/>
     <w:tmpl w:val="03C4D842"/>
@@ -5988,7 +7239,7 @@
       </w:rPr>
     </w:lvl>
   </w:abstractNum>
-  <w:abstractNum w:abstractNumId="12" w15:restartNumberingAfterBreak="0">
+  <w:abstractNum w:abstractNumId="14" w15:restartNumberingAfterBreak="0">
     <w:nsid w:val="551D0E58"/>
     <w:multiLevelType w:val="multilevel"/>
     <w:tmpl w:val="0A5E17FC"/>
@@ -6101,7 +7352,7 @@
       </w:pPr>
     </w:lvl>
   </w:abstractNum>
-  <w:abstractNum w:abstractNumId="13" w15:restartNumberingAfterBreak="0">
+  <w:abstractNum w:abstractNumId="15" w15:restartNumberingAfterBreak="0">
     <w:nsid w:val="5ADD0E8A"/>
     <w:multiLevelType w:val="multilevel"/>
     <w:tmpl w:val="F4EA423C"/>
@@ -6112,145 +7363,231 @@
       <w:lvlJc w:val="left"/>
       <w:pPr>
         <w:tabs>
-          <w:tab w:val="num" w:pos="720"/>
-        </w:tabs>
+          <w:tab w:val="num" w:pos="1080"/>
+        </w:tabs>
+        <w:ind w:left="1080" w:hanging="360"/>
+      </w:pPr>
+      <w:rPr>
+        <w:rFonts w:ascii="Symbol" w:hAnsi="Symbol" w:hint="default"/>
+        <w:sz w:val="20"/>
+      </w:rPr>
+    </w:lvl>
+    <w:lvl w:ilvl="1" w:tentative="1">
+      <w:start w:val="1"/>
+      <w:numFmt w:val="bullet"/>
+      <w:lvlText w:val="o"/>
+      <w:lvlJc w:val="left"/>
+      <w:pPr>
+        <w:tabs>
+          <w:tab w:val="num" w:pos="1800"/>
+        </w:tabs>
+        <w:ind w:left="1800" w:hanging="360"/>
+      </w:pPr>
+      <w:rPr>
+        <w:rFonts w:ascii="Courier New" w:hAnsi="Courier New" w:hint="default"/>
+        <w:sz w:val="20"/>
+      </w:rPr>
+    </w:lvl>
+    <w:lvl w:ilvl="2" w:tentative="1">
+      <w:start w:val="1"/>
+      <w:numFmt w:val="bullet"/>
+      <w:lvlText w:val=""/>
+      <w:lvlJc w:val="left"/>
+      <w:pPr>
+        <w:tabs>
+          <w:tab w:val="num" w:pos="2520"/>
+        </w:tabs>
+        <w:ind w:left="2520" w:hanging="360"/>
+      </w:pPr>
+      <w:rPr>
+        <w:rFonts w:ascii="Wingdings" w:hAnsi="Wingdings" w:hint="default"/>
+        <w:sz w:val="20"/>
+      </w:rPr>
+    </w:lvl>
+    <w:lvl w:ilvl="3" w:tentative="1">
+      <w:start w:val="1"/>
+      <w:numFmt w:val="bullet"/>
+      <w:lvlText w:val=""/>
+      <w:lvlJc w:val="left"/>
+      <w:pPr>
+        <w:tabs>
+          <w:tab w:val="num" w:pos="3240"/>
+        </w:tabs>
+        <w:ind w:left="3240" w:hanging="360"/>
+      </w:pPr>
+      <w:rPr>
+        <w:rFonts w:ascii="Wingdings" w:hAnsi="Wingdings" w:hint="default"/>
+        <w:sz w:val="20"/>
+      </w:rPr>
+    </w:lvl>
+    <w:lvl w:ilvl="4" w:tentative="1">
+      <w:start w:val="1"/>
+      <w:numFmt w:val="bullet"/>
+      <w:lvlText w:val=""/>
+      <w:lvlJc w:val="left"/>
+      <w:pPr>
+        <w:tabs>
+          <w:tab w:val="num" w:pos="3960"/>
+        </w:tabs>
+        <w:ind w:left="3960" w:hanging="360"/>
+      </w:pPr>
+      <w:rPr>
+        <w:rFonts w:ascii="Wingdings" w:hAnsi="Wingdings" w:hint="default"/>
+        <w:sz w:val="20"/>
+      </w:rPr>
+    </w:lvl>
+    <w:lvl w:ilvl="5" w:tentative="1">
+      <w:start w:val="1"/>
+      <w:numFmt w:val="bullet"/>
+      <w:lvlText w:val=""/>
+      <w:lvlJc w:val="left"/>
+      <w:pPr>
+        <w:tabs>
+          <w:tab w:val="num" w:pos="4680"/>
+        </w:tabs>
+        <w:ind w:left="4680" w:hanging="360"/>
+      </w:pPr>
+      <w:rPr>
+        <w:rFonts w:ascii="Wingdings" w:hAnsi="Wingdings" w:hint="default"/>
+        <w:sz w:val="20"/>
+      </w:rPr>
+    </w:lvl>
+    <w:lvl w:ilvl="6" w:tentative="1">
+      <w:start w:val="1"/>
+      <w:numFmt w:val="bullet"/>
+      <w:lvlText w:val=""/>
+      <w:lvlJc w:val="left"/>
+      <w:pPr>
+        <w:tabs>
+          <w:tab w:val="num" w:pos="5400"/>
+        </w:tabs>
+        <w:ind w:left="5400" w:hanging="360"/>
+      </w:pPr>
+      <w:rPr>
+        <w:rFonts w:ascii="Wingdings" w:hAnsi="Wingdings" w:hint="default"/>
+        <w:sz w:val="20"/>
+      </w:rPr>
+    </w:lvl>
+    <w:lvl w:ilvl="7" w:tentative="1">
+      <w:start w:val="1"/>
+      <w:numFmt w:val="bullet"/>
+      <w:lvlText w:val=""/>
+      <w:lvlJc w:val="left"/>
+      <w:pPr>
+        <w:tabs>
+          <w:tab w:val="num" w:pos="6120"/>
+        </w:tabs>
+        <w:ind w:left="6120" w:hanging="360"/>
+      </w:pPr>
+      <w:rPr>
+        <w:rFonts w:ascii="Wingdings" w:hAnsi="Wingdings" w:hint="default"/>
+        <w:sz w:val="20"/>
+      </w:rPr>
+    </w:lvl>
+    <w:lvl w:ilvl="8" w:tentative="1">
+      <w:start w:val="1"/>
+      <w:numFmt w:val="bullet"/>
+      <w:lvlText w:val=""/>
+      <w:lvlJc w:val="left"/>
+      <w:pPr>
+        <w:tabs>
+          <w:tab w:val="num" w:pos="6840"/>
+        </w:tabs>
+        <w:ind w:left="6840" w:hanging="360"/>
+      </w:pPr>
+      <w:rPr>
+        <w:rFonts w:ascii="Wingdings" w:hAnsi="Wingdings" w:hint="default"/>
+        <w:sz w:val="20"/>
+      </w:rPr>
+    </w:lvl>
+  </w:abstractNum>
+  <w:abstractNum w:abstractNumId="16" w15:restartNumberingAfterBreak="0">
+    <w:nsid w:val="5C810E89"/>
+    <w:multiLevelType w:val="hybridMultilevel"/>
+    <w:tmpl w:val="15CEDCBA"/>
+    <w:lvl w:ilvl="0" w:tplc="0409000F">
+      <w:start w:val="1"/>
+      <w:numFmt w:val="decimal"/>
+      <w:lvlText w:val="%1."/>
+      <w:lvlJc w:val="left"/>
+      <w:pPr>
         <w:ind w:left="720" w:hanging="360"/>
       </w:pPr>
-      <w:rPr>
-        <w:rFonts w:ascii="Symbol" w:hAnsi="Symbol" w:hint="default"/>
-        <w:sz w:val="20"/>
-      </w:rPr>
-    </w:lvl>
-    <w:lvl w:ilvl="1" w:tentative="1">
-      <w:start w:val="1"/>
-      <w:numFmt w:val="bullet"/>
-      <w:lvlText w:val="o"/>
-      <w:lvlJc w:val="left"/>
-      <w:pPr>
-        <w:tabs>
-          <w:tab w:val="num" w:pos="1440"/>
-        </w:tabs>
+    </w:lvl>
+    <w:lvl w:ilvl="1" w:tplc="04090019" w:tentative="1">
+      <w:start w:val="1"/>
+      <w:numFmt w:val="lowerLetter"/>
+      <w:lvlText w:val="%2."/>
+      <w:lvlJc w:val="left"/>
+      <w:pPr>
         <w:ind w:left="1440" w:hanging="360"/>
       </w:pPr>
-      <w:rPr>
-        <w:rFonts w:ascii="Courier New" w:hAnsi="Courier New" w:hint="default"/>
-        <w:sz w:val="20"/>
-      </w:rPr>
-    </w:lvl>
-    <w:lvl w:ilvl="2" w:tentative="1">
-      <w:start w:val="1"/>
-      <w:numFmt w:val="bullet"/>
-      <w:lvlText w:val=""/>
-      <w:lvlJc w:val="left"/>
-      <w:pPr>
-        <w:tabs>
-          <w:tab w:val="num" w:pos="2160"/>
-        </w:tabs>
-        <w:ind w:left="2160" w:hanging="360"/>
-      </w:pPr>
-      <w:rPr>
-        <w:rFonts w:ascii="Wingdings" w:hAnsi="Wingdings" w:hint="default"/>
-        <w:sz w:val="20"/>
-      </w:rPr>
-    </w:lvl>
-    <w:lvl w:ilvl="3" w:tentative="1">
-      <w:start w:val="1"/>
-      <w:numFmt w:val="bullet"/>
-      <w:lvlText w:val=""/>
-      <w:lvlJc w:val="left"/>
-      <w:pPr>
-        <w:tabs>
-          <w:tab w:val="num" w:pos="2880"/>
-        </w:tabs>
+    </w:lvl>
+    <w:lvl w:ilvl="2" w:tplc="0409001B" w:tentative="1">
+      <w:start w:val="1"/>
+      <w:numFmt w:val="lowerRoman"/>
+      <w:lvlText w:val="%3."/>
+      <w:lvlJc w:val="right"/>
+      <w:pPr>
+        <w:ind w:left="2160" w:hanging="180"/>
+      </w:pPr>
+    </w:lvl>
+    <w:lvl w:ilvl="3" w:tplc="0409000F" w:tentative="1">
+      <w:start w:val="1"/>
+      <w:numFmt w:val="decimal"/>
+      <w:lvlText w:val="%4."/>
+      <w:lvlJc w:val="left"/>
+      <w:pPr>
         <w:ind w:left="2880" w:hanging="360"/>
       </w:pPr>
-      <w:rPr>
-        <w:rFonts w:ascii="Wingdings" w:hAnsi="Wingdings" w:hint="default"/>
-        <w:sz w:val="20"/>
-      </w:rPr>
-    </w:lvl>
-    <w:lvl w:ilvl="4" w:tentative="1">
-      <w:start w:val="1"/>
-      <w:numFmt w:val="bullet"/>
-      <w:lvlText w:val=""/>
-      <w:lvlJc w:val="left"/>
-      <w:pPr>
-        <w:tabs>
-          <w:tab w:val="num" w:pos="3600"/>
-        </w:tabs>
+    </w:lvl>
+    <w:lvl w:ilvl="4" w:tplc="04090019" w:tentative="1">
+      <w:start w:val="1"/>
+      <w:numFmt w:val="lowerLetter"/>
+      <w:lvlText w:val="%5."/>
+      <w:lvlJc w:val="left"/>
+      <w:pPr>
         <w:ind w:left="3600" w:hanging="360"/>
       </w:pPr>
-      <w:rPr>
-        <w:rFonts w:ascii="Wingdings" w:hAnsi="Wingdings" w:hint="default"/>
-        <w:sz w:val="20"/>
-      </w:rPr>
-    </w:lvl>
-    <w:lvl w:ilvl="5" w:tentative="1">
-      <w:start w:val="1"/>
-      <w:numFmt w:val="bullet"/>
-      <w:lvlText w:val=""/>
-      <w:lvlJc w:val="left"/>
-      <w:pPr>
-        <w:tabs>
-          <w:tab w:val="num" w:pos="4320"/>
-        </w:tabs>
-        <w:ind w:left="4320" w:hanging="360"/>
-      </w:pPr>
-      <w:rPr>
-        <w:rFonts w:ascii="Wingdings" w:hAnsi="Wingdings" w:hint="default"/>
-        <w:sz w:val="20"/>
-      </w:rPr>
-    </w:lvl>
-    <w:lvl w:ilvl="6" w:tentative="1">
-      <w:start w:val="1"/>
-      <w:numFmt w:val="bullet"/>
-      <w:lvlText w:val=""/>
-      <w:lvlJc w:val="left"/>
-      <w:pPr>
-        <w:tabs>
-          <w:tab w:val="num" w:pos="5040"/>
-        </w:tabs>
+    </w:lvl>
+    <w:lvl w:ilvl="5" w:tplc="0409001B" w:tentative="1">
+      <w:start w:val="1"/>
+      <w:numFmt w:val="lowerRoman"/>
+      <w:lvlText w:val="%6."/>
+      <w:lvlJc w:val="right"/>
+      <w:pPr>
+        <w:ind w:left="4320" w:hanging="180"/>
+      </w:pPr>
+    </w:lvl>
+    <w:lvl w:ilvl="6" w:tplc="0409000F" w:tentative="1">
+      <w:start w:val="1"/>
+      <w:numFmt w:val="decimal"/>
+      <w:lvlText w:val="%7."/>
+      <w:lvlJc w:val="left"/>
+      <w:pPr>
         <w:ind w:left="5040" w:hanging="360"/>
       </w:pPr>
-      <w:rPr>
-        <w:rFonts w:ascii="Wingdings" w:hAnsi="Wingdings" w:hint="default"/>
-        <w:sz w:val="20"/>
-      </w:rPr>
-    </w:lvl>
-    <w:lvl w:ilvl="7" w:tentative="1">
-      <w:start w:val="1"/>
-      <w:numFmt w:val="bullet"/>
-      <w:lvlText w:val=""/>
-      <w:lvlJc w:val="left"/>
-      <w:pPr>
-        <w:tabs>
-          <w:tab w:val="num" w:pos="5760"/>
-        </w:tabs>
+    </w:lvl>
+    <w:lvl w:ilvl="7" w:tplc="04090019" w:tentative="1">
+      <w:start w:val="1"/>
+      <w:numFmt w:val="lowerLetter"/>
+      <w:lvlText w:val="%8."/>
+      <w:lvlJc w:val="left"/>
+      <w:pPr>
         <w:ind w:left="5760" w:hanging="360"/>
       </w:pPr>
-      <w:rPr>
-        <w:rFonts w:ascii="Wingdings" w:hAnsi="Wingdings" w:hint="default"/>
-        <w:sz w:val="20"/>
-      </w:rPr>
-    </w:lvl>
-    <w:lvl w:ilvl="8" w:tentative="1">
-      <w:start w:val="1"/>
-      <w:numFmt w:val="bullet"/>
-      <w:lvlText w:val=""/>
-      <w:lvlJc w:val="left"/>
-      <w:pPr>
-        <w:tabs>
-          <w:tab w:val="num" w:pos="6480"/>
-        </w:tabs>
-        <w:ind w:left="6480" w:hanging="360"/>
-      </w:pPr>
-      <w:rPr>
-        <w:rFonts w:ascii="Wingdings" w:hAnsi="Wingdings" w:hint="default"/>
-        <w:sz w:val="20"/>
-      </w:rPr>
+    </w:lvl>
+    <w:lvl w:ilvl="8" w:tplc="0409001B" w:tentative="1">
+      <w:start w:val="1"/>
+      <w:numFmt w:val="lowerRoman"/>
+      <w:lvlText w:val="%9."/>
+      <w:lvlJc w:val="right"/>
+      <w:pPr>
+        <w:ind w:left="6480" w:hanging="180"/>
+      </w:pPr>
     </w:lvl>
   </w:abstractNum>
-  <w:abstractNum w:abstractNumId="14" w15:restartNumberingAfterBreak="0">
+  <w:abstractNum w:abstractNumId="17" w15:restartNumberingAfterBreak="0">
     <w:nsid w:val="61FC3B1C"/>
     <w:multiLevelType w:val="multilevel"/>
     <w:tmpl w:val="DC623BFC"/>
@@ -6399,7 +7736,7 @@
       </w:rPr>
     </w:lvl>
   </w:abstractNum>
-  <w:abstractNum w:abstractNumId="15" w15:restartNumberingAfterBreak="0">
+  <w:abstractNum w:abstractNumId="18" w15:restartNumberingAfterBreak="0">
     <w:nsid w:val="6E6B5185"/>
     <w:multiLevelType w:val="multilevel"/>
     <w:tmpl w:val="448E7856"/>
@@ -6548,7 +7885,7 @@
       </w:rPr>
     </w:lvl>
   </w:abstractNum>
-  <w:abstractNum w:abstractNumId="16" w15:restartNumberingAfterBreak="0">
+  <w:abstractNum w:abstractNumId="19" w15:restartNumberingAfterBreak="0">
     <w:nsid w:val="75F34D3A"/>
     <w:multiLevelType w:val="multilevel"/>
     <w:tmpl w:val="D98420E8"/>
@@ -6559,194 +7896,319 @@
       <w:lvlJc w:val="left"/>
       <w:pPr>
         <w:tabs>
-          <w:tab w:val="num" w:pos="720"/>
-        </w:tabs>
+          <w:tab w:val="num" w:pos="1080"/>
+        </w:tabs>
+        <w:ind w:left="1080" w:hanging="360"/>
+      </w:pPr>
+      <w:rPr>
+        <w:rFonts w:ascii="Symbol" w:hAnsi="Symbol" w:hint="default"/>
+        <w:sz w:val="20"/>
+      </w:rPr>
+    </w:lvl>
+    <w:lvl w:ilvl="1" w:tentative="1">
+      <w:start w:val="1"/>
+      <w:numFmt w:val="bullet"/>
+      <w:lvlText w:val="o"/>
+      <w:lvlJc w:val="left"/>
+      <w:pPr>
+        <w:tabs>
+          <w:tab w:val="num" w:pos="1800"/>
+        </w:tabs>
+        <w:ind w:left="1800" w:hanging="360"/>
+      </w:pPr>
+      <w:rPr>
+        <w:rFonts w:ascii="Courier New" w:hAnsi="Courier New" w:hint="default"/>
+        <w:sz w:val="20"/>
+      </w:rPr>
+    </w:lvl>
+    <w:lvl w:ilvl="2" w:tentative="1">
+      <w:start w:val="1"/>
+      <w:numFmt w:val="bullet"/>
+      <w:lvlText w:val=""/>
+      <w:lvlJc w:val="left"/>
+      <w:pPr>
+        <w:tabs>
+          <w:tab w:val="num" w:pos="2520"/>
+        </w:tabs>
+        <w:ind w:left="2520" w:hanging="360"/>
+      </w:pPr>
+      <w:rPr>
+        <w:rFonts w:ascii="Wingdings" w:hAnsi="Wingdings" w:hint="default"/>
+        <w:sz w:val="20"/>
+      </w:rPr>
+    </w:lvl>
+    <w:lvl w:ilvl="3" w:tentative="1">
+      <w:start w:val="1"/>
+      <w:numFmt w:val="bullet"/>
+      <w:lvlText w:val=""/>
+      <w:lvlJc w:val="left"/>
+      <w:pPr>
+        <w:tabs>
+          <w:tab w:val="num" w:pos="3240"/>
+        </w:tabs>
+        <w:ind w:left="3240" w:hanging="360"/>
+      </w:pPr>
+      <w:rPr>
+        <w:rFonts w:ascii="Wingdings" w:hAnsi="Wingdings" w:hint="default"/>
+        <w:sz w:val="20"/>
+      </w:rPr>
+    </w:lvl>
+    <w:lvl w:ilvl="4" w:tentative="1">
+      <w:start w:val="1"/>
+      <w:numFmt w:val="bullet"/>
+      <w:lvlText w:val=""/>
+      <w:lvlJc w:val="left"/>
+      <w:pPr>
+        <w:tabs>
+          <w:tab w:val="num" w:pos="3960"/>
+        </w:tabs>
+        <w:ind w:left="3960" w:hanging="360"/>
+      </w:pPr>
+      <w:rPr>
+        <w:rFonts w:ascii="Wingdings" w:hAnsi="Wingdings" w:hint="default"/>
+        <w:sz w:val="20"/>
+      </w:rPr>
+    </w:lvl>
+    <w:lvl w:ilvl="5" w:tentative="1">
+      <w:start w:val="1"/>
+      <w:numFmt w:val="bullet"/>
+      <w:lvlText w:val=""/>
+      <w:lvlJc w:val="left"/>
+      <w:pPr>
+        <w:tabs>
+          <w:tab w:val="num" w:pos="4680"/>
+        </w:tabs>
+        <w:ind w:left="4680" w:hanging="360"/>
+      </w:pPr>
+      <w:rPr>
+        <w:rFonts w:ascii="Wingdings" w:hAnsi="Wingdings" w:hint="default"/>
+        <w:sz w:val="20"/>
+      </w:rPr>
+    </w:lvl>
+    <w:lvl w:ilvl="6" w:tentative="1">
+      <w:start w:val="1"/>
+      <w:numFmt w:val="bullet"/>
+      <w:lvlText w:val=""/>
+      <w:lvlJc w:val="left"/>
+      <w:pPr>
+        <w:tabs>
+          <w:tab w:val="num" w:pos="5400"/>
+        </w:tabs>
+        <w:ind w:left="5400" w:hanging="360"/>
+      </w:pPr>
+      <w:rPr>
+        <w:rFonts w:ascii="Wingdings" w:hAnsi="Wingdings" w:hint="default"/>
+        <w:sz w:val="20"/>
+      </w:rPr>
+    </w:lvl>
+    <w:lvl w:ilvl="7" w:tentative="1">
+      <w:start w:val="1"/>
+      <w:numFmt w:val="bullet"/>
+      <w:lvlText w:val=""/>
+      <w:lvlJc w:val="left"/>
+      <w:pPr>
+        <w:tabs>
+          <w:tab w:val="num" w:pos="6120"/>
+        </w:tabs>
+        <w:ind w:left="6120" w:hanging="360"/>
+      </w:pPr>
+      <w:rPr>
+        <w:rFonts w:ascii="Wingdings" w:hAnsi="Wingdings" w:hint="default"/>
+        <w:sz w:val="20"/>
+      </w:rPr>
+    </w:lvl>
+    <w:lvl w:ilvl="8" w:tentative="1">
+      <w:start w:val="1"/>
+      <w:numFmt w:val="bullet"/>
+      <w:lvlText w:val=""/>
+      <w:lvlJc w:val="left"/>
+      <w:pPr>
+        <w:tabs>
+          <w:tab w:val="num" w:pos="6840"/>
+        </w:tabs>
+        <w:ind w:left="6840" w:hanging="360"/>
+      </w:pPr>
+      <w:rPr>
+        <w:rFonts w:ascii="Wingdings" w:hAnsi="Wingdings" w:hint="default"/>
+        <w:sz w:val="20"/>
+      </w:rPr>
+    </w:lvl>
+  </w:abstractNum>
+  <w:abstractNum w:abstractNumId="20" w15:restartNumberingAfterBreak="0">
+    <w:nsid w:val="7896711B"/>
+    <w:multiLevelType w:val="hybridMultilevel"/>
+    <w:tmpl w:val="EAA2F05E"/>
+    <w:lvl w:ilvl="0" w:tplc="04090001">
+      <w:start w:val="1"/>
+      <w:numFmt w:val="bullet"/>
+      <w:lvlText w:val=""/>
+      <w:lvlJc w:val="left"/>
+      <w:pPr>
         <w:ind w:left="720" w:hanging="360"/>
       </w:pPr>
       <w:rPr>
         <w:rFonts w:ascii="Symbol" w:hAnsi="Symbol" w:hint="default"/>
-        <w:sz w:val="20"/>
-      </w:rPr>
-    </w:lvl>
-    <w:lvl w:ilvl="1" w:tentative="1">
+      </w:rPr>
+    </w:lvl>
+    <w:lvl w:ilvl="1" w:tplc="04090003" w:tentative="1">
       <w:start w:val="1"/>
       <w:numFmt w:val="bullet"/>
       <w:lvlText w:val="o"/>
       <w:lvlJc w:val="left"/>
       <w:pPr>
-        <w:tabs>
-          <w:tab w:val="num" w:pos="1440"/>
-        </w:tabs>
         <w:ind w:left="1440" w:hanging="360"/>
       </w:pPr>
       <w:rPr>
-        <w:rFonts w:ascii="Courier New" w:hAnsi="Courier New" w:hint="default"/>
-        <w:sz w:val="20"/>
-      </w:rPr>
-    </w:lvl>
-    <w:lvl w:ilvl="2" w:tentative="1">
-      <w:start w:val="1"/>
-      <w:numFmt w:val="bullet"/>
-      <w:lvlText w:val=""/>
-      <w:lvlJc w:val="left"/>
-      <w:pPr>
-        <w:tabs>
-          <w:tab w:val="num" w:pos="2160"/>
-        </w:tabs>
+        <w:rFonts w:ascii="Courier New" w:hAnsi="Courier New" w:cs="Courier New" w:hint="default"/>
+      </w:rPr>
+    </w:lvl>
+    <w:lvl w:ilvl="2" w:tplc="04090005" w:tentative="1">
+      <w:start w:val="1"/>
+      <w:numFmt w:val="bullet"/>
+      <w:lvlText w:val=""/>
+      <w:lvlJc w:val="left"/>
+      <w:pPr>
         <w:ind w:left="2160" w:hanging="360"/>
       </w:pPr>
       <w:rPr>
         <w:rFonts w:ascii="Wingdings" w:hAnsi="Wingdings" w:hint="default"/>
-        <w:sz w:val="20"/>
-      </w:rPr>
-    </w:lvl>
-    <w:lvl w:ilvl="3" w:tentative="1">
-      <w:start w:val="1"/>
-      <w:numFmt w:val="bullet"/>
-      <w:lvlText w:val=""/>
-      <w:lvlJc w:val="left"/>
-      <w:pPr>
-        <w:tabs>
-          <w:tab w:val="num" w:pos="2880"/>
-        </w:tabs>
+      </w:rPr>
+    </w:lvl>
+    <w:lvl w:ilvl="3" w:tplc="04090001" w:tentative="1">
+      <w:start w:val="1"/>
+      <w:numFmt w:val="bullet"/>
+      <w:lvlText w:val=""/>
+      <w:lvlJc w:val="left"/>
+      <w:pPr>
         <w:ind w:left="2880" w:hanging="360"/>
       </w:pPr>
       <w:rPr>
-        <w:rFonts w:ascii="Wingdings" w:hAnsi="Wingdings" w:hint="default"/>
-        <w:sz w:val="20"/>
-      </w:rPr>
-    </w:lvl>
-    <w:lvl w:ilvl="4" w:tentative="1">
-      <w:start w:val="1"/>
-      <w:numFmt w:val="bullet"/>
-      <w:lvlText w:val=""/>
-      <w:lvlJc w:val="left"/>
-      <w:pPr>
-        <w:tabs>
-          <w:tab w:val="num" w:pos="3600"/>
-        </w:tabs>
+        <w:rFonts w:ascii="Symbol" w:hAnsi="Symbol" w:hint="default"/>
+      </w:rPr>
+    </w:lvl>
+    <w:lvl w:ilvl="4" w:tplc="04090003" w:tentative="1">
+      <w:start w:val="1"/>
+      <w:numFmt w:val="bullet"/>
+      <w:lvlText w:val="o"/>
+      <w:lvlJc w:val="left"/>
+      <w:pPr>
         <w:ind w:left="3600" w:hanging="360"/>
       </w:pPr>
       <w:rPr>
-        <w:rFonts w:ascii="Wingdings" w:hAnsi="Wingdings" w:hint="default"/>
-        <w:sz w:val="20"/>
-      </w:rPr>
-    </w:lvl>
-    <w:lvl w:ilvl="5" w:tentative="1">
-      <w:start w:val="1"/>
-      <w:numFmt w:val="bullet"/>
-      <w:lvlText w:val=""/>
-      <w:lvlJc w:val="left"/>
-      <w:pPr>
-        <w:tabs>
-          <w:tab w:val="num" w:pos="4320"/>
-        </w:tabs>
+        <w:rFonts w:ascii="Courier New" w:hAnsi="Courier New" w:cs="Courier New" w:hint="default"/>
+      </w:rPr>
+    </w:lvl>
+    <w:lvl w:ilvl="5" w:tplc="04090005" w:tentative="1">
+      <w:start w:val="1"/>
+      <w:numFmt w:val="bullet"/>
+      <w:lvlText w:val=""/>
+      <w:lvlJc w:val="left"/>
+      <w:pPr>
         <w:ind w:left="4320" w:hanging="360"/>
       </w:pPr>
       <w:rPr>
         <w:rFonts w:ascii="Wingdings" w:hAnsi="Wingdings" w:hint="default"/>
-        <w:sz w:val="20"/>
-      </w:rPr>
-    </w:lvl>
-    <w:lvl w:ilvl="6" w:tentative="1">
-      <w:start w:val="1"/>
-      <w:numFmt w:val="bullet"/>
-      <w:lvlText w:val=""/>
-      <w:lvlJc w:val="left"/>
-      <w:pPr>
-        <w:tabs>
-          <w:tab w:val="num" w:pos="5040"/>
-        </w:tabs>
+      </w:rPr>
+    </w:lvl>
+    <w:lvl w:ilvl="6" w:tplc="04090001" w:tentative="1">
+      <w:start w:val="1"/>
+      <w:numFmt w:val="bullet"/>
+      <w:lvlText w:val=""/>
+      <w:lvlJc w:val="left"/>
+      <w:pPr>
         <w:ind w:left="5040" w:hanging="360"/>
       </w:pPr>
       <w:rPr>
-        <w:rFonts w:ascii="Wingdings" w:hAnsi="Wingdings" w:hint="default"/>
-        <w:sz w:val="20"/>
-      </w:rPr>
-    </w:lvl>
-    <w:lvl w:ilvl="7" w:tentative="1">
-      <w:start w:val="1"/>
-      <w:numFmt w:val="bullet"/>
-      <w:lvlText w:val=""/>
-      <w:lvlJc w:val="left"/>
-      <w:pPr>
-        <w:tabs>
-          <w:tab w:val="num" w:pos="5760"/>
-        </w:tabs>
+        <w:rFonts w:ascii="Symbol" w:hAnsi="Symbol" w:hint="default"/>
+      </w:rPr>
+    </w:lvl>
+    <w:lvl w:ilvl="7" w:tplc="04090003" w:tentative="1">
+      <w:start w:val="1"/>
+      <w:numFmt w:val="bullet"/>
+      <w:lvlText w:val="o"/>
+      <w:lvlJc w:val="left"/>
+      <w:pPr>
         <w:ind w:left="5760" w:hanging="360"/>
       </w:pPr>
       <w:rPr>
-        <w:rFonts w:ascii="Wingdings" w:hAnsi="Wingdings" w:hint="default"/>
-        <w:sz w:val="20"/>
-      </w:rPr>
-    </w:lvl>
-    <w:lvl w:ilvl="8" w:tentative="1">
-      <w:start w:val="1"/>
-      <w:numFmt w:val="bullet"/>
-      <w:lvlText w:val=""/>
-      <w:lvlJc w:val="left"/>
-      <w:pPr>
-        <w:tabs>
-          <w:tab w:val="num" w:pos="6480"/>
-        </w:tabs>
+        <w:rFonts w:ascii="Courier New" w:hAnsi="Courier New" w:cs="Courier New" w:hint="default"/>
+      </w:rPr>
+    </w:lvl>
+    <w:lvl w:ilvl="8" w:tplc="04090005" w:tentative="1">
+      <w:start w:val="1"/>
+      <w:numFmt w:val="bullet"/>
+      <w:lvlText w:val=""/>
+      <w:lvlJc w:val="left"/>
+      <w:pPr>
         <w:ind w:left="6480" w:hanging="360"/>
       </w:pPr>
       <w:rPr>
         <w:rFonts w:ascii="Wingdings" w:hAnsi="Wingdings" w:hint="default"/>
-        <w:sz w:val="20"/>
       </w:rPr>
     </w:lvl>
   </w:abstractNum>
   <w:num w:numId="1" w16cid:durableId="943612636">
-    <w:abstractNumId w:val="1"/>
+    <w:abstractNumId w:val="2"/>
   </w:num>
   <w:num w:numId="2" w16cid:durableId="105856443">
+    <w:abstractNumId w:val="11"/>
+  </w:num>
+  <w:num w:numId="3" w16cid:durableId="1134371489">
+    <w:abstractNumId w:val="14"/>
+  </w:num>
+  <w:num w:numId="4" w16cid:durableId="793449169">
     <w:abstractNumId w:val="9"/>
   </w:num>
-  <w:num w:numId="3" w16cid:durableId="1134371489">
-    <w:abstractNumId w:val="12"/>
-  </w:num>
-  <w:num w:numId="4" w16cid:durableId="793449169">
+  <w:num w:numId="5" w16cid:durableId="1566718496">
     <w:abstractNumId w:val="7"/>
   </w:num>
-  <w:num w:numId="5" w16cid:durableId="1566718496">
-    <w:abstractNumId w:val="5"/>
-  </w:num>
   <w:num w:numId="6" w16cid:durableId="685601465">
-    <w:abstractNumId w:val="6"/>
+    <w:abstractNumId w:val="8"/>
   </w:num>
   <w:num w:numId="7" w16cid:durableId="1737163077">
-    <w:abstractNumId w:val="16"/>
+    <w:abstractNumId w:val="19"/>
   </w:num>
   <w:num w:numId="8" w16cid:durableId="1111317098">
-    <w:abstractNumId w:val="13"/>
+    <w:abstractNumId w:val="15"/>
   </w:num>
   <w:num w:numId="9" w16cid:durableId="1880317400">
-    <w:abstractNumId w:val="15"/>
+    <w:abstractNumId w:val="18"/>
   </w:num>
   <w:num w:numId="10" w16cid:durableId="1547058061">
-    <w:abstractNumId w:val="14"/>
+    <w:abstractNumId w:val="17"/>
   </w:num>
   <w:num w:numId="11" w16cid:durableId="1361197923">
-    <w:abstractNumId w:val="2"/>
+    <w:abstractNumId w:val="4"/>
   </w:num>
   <w:num w:numId="12" w16cid:durableId="722368449">
-    <w:abstractNumId w:val="8"/>
+    <w:abstractNumId w:val="10"/>
   </w:num>
   <w:num w:numId="13" w16cid:durableId="1391807674">
     <w:abstractNumId w:val="0"/>
   </w:num>
   <w:num w:numId="14" w16cid:durableId="1138574044">
-    <w:abstractNumId w:val="10"/>
+    <w:abstractNumId w:val="12"/>
   </w:num>
   <w:num w:numId="15" w16cid:durableId="1924605884">
-    <w:abstractNumId w:val="11"/>
+    <w:abstractNumId w:val="13"/>
   </w:num>
   <w:num w:numId="16" w16cid:durableId="1461874495">
-    <w:abstractNumId w:val="4"/>
+    <w:abstractNumId w:val="6"/>
   </w:num>
   <w:num w:numId="17" w16cid:durableId="224024022">
+    <w:abstractNumId w:val="5"/>
+  </w:num>
+  <w:num w:numId="18" w16cid:durableId="2126267612">
+    <w:abstractNumId w:val="20"/>
+  </w:num>
+  <w:num w:numId="19" w16cid:durableId="436213984">
     <w:abstractNumId w:val="3"/>
+  </w:num>
+  <w:num w:numId="20" w16cid:durableId="1757628305">
+    <w:abstractNumId w:val="16"/>
+  </w:num>
+  <w:num w:numId="21" w16cid:durableId="243077664">
+    <w:abstractNumId w:val="1"/>
   </w:num>
 </w:numbering>
 </file>

--- a/reports/hw03/Ranjan_HW3_PDF.docx
+++ b/reports/hw03/Ranjan_HW3_PDF.docx
@@ -1333,6 +1333,9 @@
         <w:br/>
       </w:r>
       <w:r>
+        <w:rPr>
+          <w:noProof/>
+        </w:rPr>
         <w:drawing>
           <wp:inline distT="0" distB="0" distL="0" distR="0" wp14:anchorId="571411C0" wp14:editId="5D031B0C">
             <wp:extent cx="5943600" cy="2779395"/>
@@ -1435,6 +1438,7 @@
         <w:rPr>
           <w:i/>
           <w:iCs/>
+          <w:noProof/>
         </w:rPr>
         <w:drawing>
           <wp:inline distT="0" distB="0" distL="0" distR="0" wp14:anchorId="42872616" wp14:editId="3E0BE423">
@@ -1550,6 +1554,9 @@
     </w:p>
     <w:p>
       <w:r>
+        <w:rPr>
+          <w:noProof/>
+        </w:rPr>
         <w:lastRenderedPageBreak/>
         <w:drawing>
           <wp:inline distT="0" distB="0" distL="0" distR="0" wp14:anchorId="53830AF1" wp14:editId="15EC3CB6">
@@ -1636,6 +1643,9 @@
         <w:br/>
       </w:r>
       <w:r>
+        <w:rPr>
+          <w:noProof/>
+        </w:rPr>
         <w:drawing>
           <wp:inline distT="0" distB="0" distL="0" distR="0" wp14:anchorId="74684926" wp14:editId="31158F72">
             <wp:extent cx="5943600" cy="2653030"/>
@@ -1722,6 +1732,9 @@
         <w:br/>
       </w:r>
       <w:r>
+        <w:rPr>
+          <w:noProof/>
+        </w:rPr>
         <w:drawing>
           <wp:inline distT="0" distB="0" distL="0" distR="0" wp14:anchorId="00A24327" wp14:editId="6384AA3A">
             <wp:extent cx="5943600" cy="2597785"/>
@@ -1808,6 +1821,9 @@
         <w:br/>
       </w:r>
       <w:r>
+        <w:rPr>
+          <w:noProof/>
+        </w:rPr>
         <w:drawing>
           <wp:inline distT="0" distB="0" distL="0" distR="0" wp14:anchorId="59452840" wp14:editId="713A8096">
             <wp:extent cx="2895749" cy="5550185"/>
@@ -2083,6 +2099,9 @@
     <w:p/>
     <w:p>
       <w:r>
+        <w:rPr>
+          <w:noProof/>
+        </w:rPr>
         <w:drawing>
           <wp:inline distT="0" distB="0" distL="0" distR="0" wp14:anchorId="7BD16659" wp14:editId="64032FB7">
             <wp:extent cx="5943600" cy="1517015"/>
@@ -2420,6 +2439,9 @@
     </w:p>
     <w:p>
       <w:r>
+        <w:rPr>
+          <w:noProof/>
+        </w:rPr>
         <w:drawing>
           <wp:inline distT="0" distB="0" distL="0" distR="0" wp14:anchorId="75B6B81D" wp14:editId="5907B9F1">
             <wp:extent cx="5943600" cy="797560"/>
@@ -2493,6 +2515,9 @@
     <w:p/>
     <w:p>
       <w:r>
+        <w:rPr>
+          <w:noProof/>
+        </w:rPr>
         <w:lastRenderedPageBreak/>
         <w:drawing>
           <wp:inline distT="0" distB="0" distL="0" distR="0" wp14:anchorId="3BFF5B05" wp14:editId="20E4ABE8">
@@ -3204,21 +3229,7 @@
                 <w:sz w:val="18"/>
                 <w:szCs w:val="18"/>
               </w:rPr>
-              <w:t xml:space="preserve"> with five realistic domain questions (relevant to</w:t>
-            </w:r>
-            <w:r>
-              <w:rPr>
-                <w:sz w:val="18"/>
-                <w:szCs w:val="18"/>
-              </w:rPr>
-              <w:t xml:space="preserve"> </w:t>
-            </w:r>
-            <w:r>
-              <w:rPr>
-                <w:sz w:val="18"/>
-                <w:szCs w:val="18"/>
-              </w:rPr>
-              <w:t xml:space="preserve">your DOMAIN_ID). For each question, record an expected answer and expected </w:t>
+              <w:t xml:space="preserve"> with five realistic domain questions (relevant to your DOMAIN_ID). For each question, record an expected answer and expected </w:t>
             </w:r>
             <w:proofErr w:type="spellStart"/>
             <w:r>
@@ -3270,21 +3281,7 @@
                 <w:sz w:val="18"/>
                 <w:szCs w:val="18"/>
               </w:rPr>
-              <w:t xml:space="preserve"> before adding the retrieval results so the expected</w:t>
-            </w:r>
-            <w:r>
-              <w:rPr>
-                <w:sz w:val="18"/>
-                <w:szCs w:val="18"/>
-              </w:rPr>
-              <w:t xml:space="preserve"> </w:t>
-            </w:r>
-            <w:r>
-              <w:rPr>
-                <w:sz w:val="18"/>
-                <w:szCs w:val="18"/>
-              </w:rPr>
-              <w:t>answers are not rewritten after seeing the output.</w:t>
+              <w:t xml:space="preserve"> before adding the retrieval results so the expected answers are not rewritten after seeing the output.</w:t>
             </w:r>
           </w:p>
         </w:tc>
@@ -3308,14 +3305,36 @@
         <w:rPr>
           <w:i/>
           <w:iCs/>
+          <w:highlight w:val="yellow"/>
         </w:rPr>
       </w:pPr>
       <w:r>
         <w:rPr>
           <w:i/>
           <w:iCs/>
+          <w:highlight w:val="yellow"/>
         </w:rPr>
         <w:t>“What are the required daily cleaning tasks for restaurant food preparation areas?”</w:t>
+      </w:r>
+    </w:p>
+    <w:p>
+      <w:pPr>
+        <w:pStyle w:val="ListParagraph"/>
+        <w:numPr>
+          <w:ilvl w:val="1"/>
+          <w:numId w:val="21"/>
+        </w:numPr>
+        <w:rPr>
+          <w:i/>
+          <w:iCs/>
+        </w:rPr>
+      </w:pPr>
+      <w:r>
+        <w:rPr>
+          <w:i/>
+          <w:iCs/>
+        </w:rPr>
+        <w:t>Shared query across all techniques</w:t>
       </w:r>
     </w:p>
     <w:p>
@@ -3421,6 +3440,7 @@
           <w:b/>
           <w:bCs/>
         </w:rPr>
+        <w:lastRenderedPageBreak/>
         <w:t>SECTION 2.2 — Chunking Outputs</w:t>
       </w:r>
       <w:r>
@@ -3462,7 +3482,6 @@
           <w:b/>
           <w:bCs/>
         </w:rPr>
-        <w:lastRenderedPageBreak/>
         <w:t>Token Chunking</w:t>
       </w:r>
     </w:p>
@@ -3867,7 +3886,7 @@
     <w:p>
       <w:r>
         <w:pict w14:anchorId="7ABC6ED5">
-          <v:rect id="_x0000_i1031" style="width:0;height:1.5pt" o:hralign="center" o:hrstd="t" o:hr="t" fillcolor="#a0a0a0" stroked="f"/>
+          <v:rect id="_x0000_i1027" style="width:0;height:1.5pt" o:hralign="center" o:hrstd="t" o:hr="t" fillcolor="#a0a0a0" stroked="f"/>
         </w:pict>
       </w:r>
     </w:p>
@@ -3883,6 +3902,7 @@
           <w:b/>
           <w:bCs/>
         </w:rPr>
+        <w:lastRenderedPageBreak/>
         <w:t xml:space="preserve">SECTION 2.5 — Retrieval </w:t>
       </w:r>
       <w:proofErr w:type="gramStart"/>
@@ -3960,7 +3980,6 @@
                 <w:sz w:val="20"/>
                 <w:szCs w:val="20"/>
               </w:rPr>
-              <w:lastRenderedPageBreak/>
               <w:t>Technique</w:t>
             </w:r>
           </w:p>
@@ -4684,7 +4703,7 @@
     <w:p>
       <w:r>
         <w:pict w14:anchorId="4ABC2891">
-          <v:rect id="_x0000_i1032" style="width:0;height:1.5pt" o:hralign="center" o:hrstd="t" o:hr="t" fillcolor="#a0a0a0" stroked="f"/>
+          <v:rect id="_x0000_i1028" style="width:0;height:1.5pt" o:hralign="center" o:hrstd="t" o:hr="t" fillcolor="#a0a0a0" stroked="f"/>
         </w:pict>
       </w:r>
     </w:p>
@@ -4759,7 +4778,7 @@
     <w:p>
       <w:r>
         <w:pict w14:anchorId="2F6D244F">
-          <v:rect id="_x0000_i1033" style="width:0;height:1.5pt" o:hralign="center" o:hrstd="t" o:hr="t" fillcolor="#a0a0a0" stroked="f"/>
+          <v:rect id="_x0000_i1029" style="width:0;height:1.5pt" o:hralign="center" o:hrstd="t" o:hr="t" fillcolor="#a0a0a0" stroked="f"/>
         </w:pict>
       </w:r>
     </w:p>
@@ -4863,7 +4882,7 @@
     <w:p>
       <w:r>
         <w:pict w14:anchorId="0916B82E">
-          <v:rect id="_x0000_i1034" style="width:0;height:1.5pt" o:hralign="center" o:hrstd="t" o:hr="t" fillcolor="#a0a0a0" stroked="f"/>
+          <v:rect id="_x0000_i1030" style="width:0;height:1.5pt" o:hralign="center" o:hrstd="t" o:hr="t" fillcolor="#a0a0a0" stroked="f"/>
         </w:pict>
       </w:r>
     </w:p>
@@ -5032,7 +5051,7 @@
     <w:p>
       <w:r>
         <w:pict w14:anchorId="47A46925">
-          <v:rect id="_x0000_i1035" style="width:0;height:1.5pt" o:hralign="center" o:hrstd="t" o:hr="t" fillcolor="#a0a0a0" stroked="f"/>
+          <v:rect id="_x0000_i1031" style="width:0;height:1.5pt" o:hralign="center" o:hrstd="t" o:hr="t" fillcolor="#a0a0a0" stroked="f"/>
         </w:pict>
       </w:r>
     </w:p>
@@ -5070,7 +5089,7 @@
     <w:p>
       <w:r>
         <w:pict w14:anchorId="09627F45">
-          <v:rect id="_x0000_i1036" style="width:0;height:1.5pt" o:hralign="center" o:hrstd="t" o:hr="t" fillcolor="#a0a0a0" stroked="f"/>
+          <v:rect id="_x0000_i1032" style="width:0;height:1.5pt" o:hralign="center" o:hrstd="t" o:hr="t" fillcolor="#a0a0a0" stroked="f"/>
         </w:pict>
       </w:r>
     </w:p>
@@ -5204,7 +5223,7 @@
     <w:p>
       <w:r>
         <w:pict w14:anchorId="22B930D7">
-          <v:rect id="_x0000_i1037" style="width:0;height:1.5pt" o:hralign="center" o:hrstd="t" o:hr="t" fillcolor="#a0a0a0" stroked="f"/>
+          <v:rect id="_x0000_i1033" style="width:0;height:1.5pt" o:hralign="center" o:hrstd="t" o:hr="t" fillcolor="#a0a0a0" stroked="f"/>
         </w:pict>
       </w:r>
     </w:p>
@@ -5233,6 +5252,9 @@
     </w:p>
     <w:p>
       <w:r>
+        <w:rPr>
+          <w:noProof/>
+        </w:rPr>
         <w:lastRenderedPageBreak/>
         <w:drawing>
           <wp:inline distT="0" distB="0" distL="0" distR="0" wp14:anchorId="7D97A9B2" wp14:editId="3E56062E">
@@ -5288,6 +5310,9 @@
           </w:tcPr>
           <w:p>
             <w:r>
+              <w:rPr>
+                <w:noProof/>
+              </w:rPr>
               <w:lastRenderedPageBreak/>
               <w:drawing>
                 <wp:inline distT="0" distB="0" distL="0" distR="0" wp14:anchorId="1645CD43" wp14:editId="0EE05205">
@@ -5333,6 +5358,9 @@
           </w:tcPr>
           <w:p>
             <w:r>
+              <w:rPr>
+                <w:noProof/>
+              </w:rPr>
               <w:drawing>
                 <wp:inline distT="0" distB="0" distL="0" distR="0" wp14:anchorId="7DA17F1C" wp14:editId="3796403F">
                   <wp:extent cx="2978303" cy="5473981"/>
@@ -5549,7 +5577,7 @@
         <w:ind w:left="360" w:hanging="360"/>
       </w:pPr>
     </w:lvl>
-    <w:lvl w:ilvl="1" w:tplc="04090019" w:tentative="1">
+    <w:lvl w:ilvl="1" w:tplc="04090019">
       <w:start w:val="1"/>
       <w:numFmt w:val="lowerLetter"/>
       <w:lvlText w:val="%2."/>
@@ -8816,6 +8844,7 @@
   <w:style w:type="character" w:default="1" w:styleId="DefaultParagraphFont">
     <w:name w:val="Default Paragraph Font"/>
     <w:uiPriority w:val="1"/>
+    <w:semiHidden/>
     <w:unhideWhenUsed/>
   </w:style>
   <w:style w:type="table" w:default="1" w:styleId="TableNormal">
